--- a/hw1.docx
+++ b/hw1.docx
@@ -77,7 +77,6 @@
     <w:p>
       <w:pPr>
         <w:rPr>
-          <w:rFonts w:hint="cs"/>
           <w:u w:val="single"/>
           <w:rtl/>
         </w:rPr>
@@ -414,6 +413,9 @@
             <m:t>=</m:t>
           </m:r>
           <m:r>
+            <m:rPr>
+              <m:sty m:val="p"/>
+            </m:rPr>
             <w:rPr>
               <w:rFonts w:ascii="Cambria Math" w:hAnsi="Cambria Math"/>
               <w:sz w:val="20"/>
@@ -544,6 +546,9 @@
             <m:t>=</m:t>
           </m:r>
           <m:r>
+            <m:rPr>
+              <m:sty m:val="p"/>
+            </m:rPr>
             <w:rPr>
               <w:rFonts w:ascii="Cambria Math" w:eastAsiaTheme="minorEastAsia" w:hAnsi="Cambria Math"/>
               <w:sz w:val="20"/>
@@ -570,20 +575,12 @@
               <w:sz w:val="20"/>
               <w:szCs w:val="20"/>
             </w:rPr>
-            <m:t>2.3</m:t>
+            <m:t>2.35</m:t>
           </m:r>
           <m:r>
             <m:rPr>
-              <m:sty m:val="bi"/>
+              <m:sty m:val="p"/>
             </m:rPr>
-            <w:rPr>
-              <w:rFonts w:ascii="Cambria Math" w:hAnsi="Cambria Math"/>
-              <w:sz w:val="20"/>
-              <w:szCs w:val="20"/>
-            </w:rPr>
-            <m:t>5</m:t>
-          </m:r>
-          <m:r>
             <w:rPr>
               <w:sz w:val="20"/>
               <w:szCs w:val="20"/>
@@ -838,6 +835,9 @@
             <m:t>=</m:t>
           </m:r>
           <m:r>
+            <m:rPr>
+              <m:sty m:val="p"/>
+            </m:rPr>
             <w:rPr>
               <w:rFonts w:ascii="Cambria Math" w:hAnsi="Cambria Math"/>
               <w:sz w:val="18"/>
@@ -1032,6 +1032,9 @@
             <m:t>=</m:t>
           </m:r>
           <m:r>
+            <m:rPr>
+              <m:sty m:val="p"/>
+            </m:rPr>
             <w:rPr>
               <w:rFonts w:ascii="Cambria Math" w:eastAsiaTheme="minorEastAsia" w:hAnsi="Cambria Math"/>
               <w:sz w:val="18"/>
@@ -1058,26 +1061,23 @@
               <w:sz w:val="18"/>
               <w:szCs w:val="18"/>
             </w:rPr>
-            <m:t>1.69</m:t>
+            <m:t>1.691</m:t>
           </m:r>
           <m:r>
             <m:rPr>
-              <m:sty m:val="bi"/>
+              <m:sty m:val="p"/>
             </m:rPr>
             <w:rPr>
-              <w:rFonts w:ascii="Cambria Math" w:hAnsi="Cambria Math"/>
-              <w:sz w:val="18"/>
-              <w:szCs w:val="18"/>
-            </w:rPr>
-            <m:t>1</m:t>
-          </m:r>
-          <m:r>
-            <w:rPr>
               <w:rtl/>
             </w:rPr>
             <w:br/>
           </m:r>
-          <m:r>
+        </m:oMath>
+        <m:oMath>
+          <m:r>
+            <m:rPr>
+              <m:sty m:val="p"/>
+            </m:rPr>
             <w:rPr>
               <w:rtl/>
             </w:rPr>
@@ -1408,6 +1408,9 @@
             <m:t>=</m:t>
           </m:r>
           <m:r>
+            <m:rPr>
+              <m:sty m:val="p"/>
+            </m:rPr>
             <w:rPr>
               <w:rFonts w:ascii="Cambria Math" w:hAnsi="Cambria Math"/>
               <w:sz w:val="20"/>
@@ -1602,6 +1605,9 @@
             <m:t>=</m:t>
           </m:r>
           <m:r>
+            <m:rPr>
+              <m:sty m:val="p"/>
+            </m:rPr>
             <w:rPr>
               <w:rFonts w:ascii="Cambria Math" w:hAnsi="Cambria Math"/>
               <w:sz w:val="20"/>
@@ -1668,15 +1674,7 @@
             <w:sz w:val="16"/>
             <w:szCs w:val="16"/>
           </w:rPr>
-          <m:t>x=instruction co</m:t>
-        </m:r>
-        <m:r>
-          <w:rPr>
-            <w:rFonts w:ascii="Cambria Math" w:eastAsiaTheme="minorEastAsia" w:hAnsi="Cambria Math"/>
-            <w:sz w:val="16"/>
-            <w:szCs w:val="16"/>
-          </w:rPr>
-          <m:t>unt*cycle time</m:t>
+          <m:t>x=instruction count*cycle time</m:t>
         </m:r>
       </m:oMath>
       <w:r>
@@ -1938,27 +1936,7 @@
           <w:u w:val="single"/>
           <w:rtl/>
         </w:rPr>
-        <w:t xml:space="preserve">שאלה </w:t>
-      </w:r>
-      <w:r>
-        <w:rPr>
-          <w:rFonts w:hint="cs"/>
-          <w:b/>
-          <w:bCs/>
-          <w:u w:val="single"/>
-          <w:rtl/>
-        </w:rPr>
-        <w:t>2</w:t>
-      </w:r>
-      <w:r>
-        <w:rPr>
-          <w:rFonts w:hint="cs"/>
-          <w:b/>
-          <w:bCs/>
-          <w:u w:val="single"/>
-          <w:rtl/>
-        </w:rPr>
-        <w:t>:</w:t>
+        <w:t>שאלה 2:</w:t>
       </w:r>
     </w:p>
     <w:p>
@@ -2084,6 +2062,12 @@
           <w:rtl/>
         </w:rPr>
         <w:t>.</w:t>
+      </w:r>
+      <w:r>
+        <w:rPr>
+          <w:rtl/>
+        </w:rPr>
+        <w:br/>
       </w:r>
     </w:p>
     <w:p>

--- a/hw1.docx
+++ b/hw1.docx
@@ -158,17 +158,8 @@
           <w:rFonts w:hint="cs"/>
           <w:rtl/>
         </w:rPr>
-        <w:t xml:space="preserve">אילן </w:t>
-      </w:r>
-      <w:proofErr w:type="spellStart"/>
-      <w:r>
-        <w:rPr>
-          <w:rFonts w:hint="cs"/>
-          <w:rtl/>
-        </w:rPr>
-        <w:t>בלווקה</w:t>
-      </w:r>
-      <w:proofErr w:type="spellEnd"/>
+        <w:t>אילן בלווקה</w:t>
+      </w:r>
     </w:p>
     <w:p>
       <w:pPr>
@@ -616,35 +607,6 @@
         </w:rPr>
         <w:t xml:space="preserve"> </w:t>
       </w:r>
-      <w:proofErr w:type="spellStart"/>
-      <w:r>
-        <w:rPr>
-          <w:rFonts w:hint="cs"/>
-          <w:rtl/>
-        </w:rPr>
-        <w:t>ישאר</w:t>
-      </w:r>
-      <w:proofErr w:type="spellEnd"/>
-      <w:r>
-        <w:rPr>
-          <w:rFonts w:hint="cs"/>
-          <w:rtl/>
-        </w:rPr>
-        <w:t xml:space="preserve"> זהה </w:t>
-      </w:r>
-      <w:r>
-        <w:rPr>
-          <w:rtl/>
-        </w:rPr>
-        <w:t>–</w:t>
-      </w:r>
-      <w:r>
-        <w:rPr>
-          <w:rFonts w:hint="cs"/>
-          <w:rtl/>
-        </w:rPr>
-        <w:t xml:space="preserve"> הקטנה של זמן מחזור השעון, בתנאי שזה השינוי </w:t>
-      </w:r>
       <w:r>
         <w:rPr>
           <w:rFonts w:hint="cs"/>
@@ -652,6 +614,35 @@
           <w:bCs/>
           <w:rtl/>
         </w:rPr>
+        <w:t>ישאר זהה</w:t>
+      </w:r>
+      <w:r>
+        <w:rPr>
+          <w:rFonts w:hint="cs"/>
+          <w:rtl/>
+        </w:rPr>
+        <w:t xml:space="preserve"> </w:t>
+      </w:r>
+      <w:r>
+        <w:rPr>
+          <w:rtl/>
+        </w:rPr>
+        <w:t>–</w:t>
+      </w:r>
+      <w:r>
+        <w:rPr>
+          <w:rFonts w:hint="cs"/>
+          <w:rtl/>
+        </w:rPr>
+        <w:t xml:space="preserve"> הקטנה של זמן מחזור השעון, בתנאי שזה השינוי </w:t>
+      </w:r>
+      <w:r>
+        <w:rPr>
+          <w:rFonts w:hint="cs"/>
+          <w:b/>
+          <w:bCs/>
+          <w:rtl/>
+        </w:rPr>
         <w:t>היחידי</w:t>
       </w:r>
       <w:r>
@@ -675,6 +666,27 @@
         </w:rPr>
         <w:t xml:space="preserve"> והמעבד עדייו עומד באילוצי זמנים וכל פקודה מספיקה לסיים את השלב שבו היא נמצאת בזמן קטן פי 2 ממקודם)</w:t>
       </w:r>
+      <w:r>
+        <w:rPr>
+          <w:rtl/>
+        </w:rPr>
+        <w:br/>
+      </w:r>
+      <w:r>
+        <w:rPr>
+          <w:rFonts w:hint="cs"/>
+          <w:rtl/>
+        </w:rPr>
+        <w:t xml:space="preserve">כלומר: </w:t>
+      </w:r>
+      <m:oMath>
+        <m:r>
+          <w:rPr>
+            <w:rFonts w:ascii="Cambria Math" w:hAnsi="Cambria Math"/>
+          </w:rPr>
+          <m:t>CPI=2.35</m:t>
+        </m:r>
+      </m:oMath>
       <w:r>
         <w:rPr>
           <w:rtl/>
@@ -1952,55 +1964,126 @@
           <w:rFonts w:hint="cs"/>
           <w:rtl/>
         </w:rPr>
-        <w:t xml:space="preserve">הבעיה תקרה כאשר נרצה להריץ פקודת </w:t>
-      </w:r>
-      <w:r>
-        <w:t>R-type</w:t>
-      </w:r>
-      <w:r>
-        <w:rPr>
-          <w:rFonts w:hint="cs"/>
-          <w:rtl/>
-        </w:rPr>
-        <w:t xml:space="preserve"> או </w:t>
-      </w:r>
-      <w:r>
-        <w:t>I-type</w:t>
-      </w:r>
-      <w:r>
-        <w:rPr>
-          <w:rFonts w:hint="cs"/>
-          <w:rtl/>
-        </w:rPr>
-        <w:t xml:space="preserve"> כמו למשל </w:t>
-      </w:r>
-      <w:proofErr w:type="spellStart"/>
-      <w:r>
-        <w:t>addi,sub,mu</w:t>
-      </w:r>
-      <w:r>
-        <w:t>l</w:t>
-      </w:r>
-      <w:r>
-        <w:t>,xor</w:t>
-      </w:r>
-      <w:proofErr w:type="spellEnd"/>
-      <w:r>
-        <w:rPr>
-          <w:rFonts w:hint="cs"/>
-          <w:rtl/>
-        </w:rPr>
-        <w:t xml:space="preserve"> שכותבת את התוצאה שלה לתוך אוגר (נסמן כ"פקודה (1)"), ו3 שורות אחריה נכתוב פקודת </w:t>
-      </w:r>
-      <w:r>
-        <w:t>R-type</w:t>
-      </w:r>
-      <w:r>
-        <w:rPr>
-          <w:rFonts w:hint="cs"/>
-          <w:rtl/>
-        </w:rPr>
-        <w:t xml:space="preserve"> נוספת שמקבלת אוגר כפרמטר וצריכה לבצע עליו פעולה, למשל חיבור, כפל, וכו' (נסמן כ"פקודה (2)"). </w:t>
+        <w:t xml:space="preserve">הבעיה תקרה כאשר נרצה להריץ </w:t>
+      </w:r>
+      <w:r>
+        <w:rPr>
+          <w:rFonts w:hint="cs"/>
+          <w:rtl/>
+        </w:rPr>
+        <w:t xml:space="preserve">איזושהי </w:t>
+      </w:r>
+      <w:r>
+        <w:rPr>
+          <w:rFonts w:hint="cs"/>
+          <w:rtl/>
+        </w:rPr>
+        <w:t>פקוד</w:t>
+      </w:r>
+      <w:r>
+        <w:rPr>
+          <w:rFonts w:hint="cs"/>
+          <w:rtl/>
+        </w:rPr>
+        <w:t>ה</w:t>
+      </w:r>
+      <w:r>
+        <w:rPr>
+          <w:rFonts w:hint="cs"/>
+          <w:rtl/>
+        </w:rPr>
+        <w:t xml:space="preserve"> </w:t>
+      </w:r>
+      <w:r>
+        <w:rPr>
+          <w:rFonts w:hint="cs"/>
+          <w:b/>
+          <w:bCs/>
+          <w:rtl/>
+        </w:rPr>
+        <w:t>שכותבת את התוצאה שלה לתוך אוגר</w:t>
+      </w:r>
+      <w:r>
+        <w:rPr>
+          <w:rFonts w:hint="cs"/>
+          <w:rtl/>
+        </w:rPr>
+        <w:t xml:space="preserve"> (</w:t>
+      </w:r>
+      <w:r>
+        <w:rPr>
+          <w:rFonts w:hint="cs"/>
+          <w:rtl/>
+        </w:rPr>
+        <w:t xml:space="preserve">תנאי הכרחי, אבל לא כל פקודה של </w:t>
+      </w:r>
+      <w:r>
+        <w:t>I/R-type</w:t>
+      </w:r>
+      <w:r>
+        <w:rPr>
+          <w:rFonts w:hint="cs"/>
+          <w:rtl/>
+        </w:rPr>
+        <w:t xml:space="preserve"> </w:t>
+      </w:r>
+      <w:r>
+        <w:rPr>
+          <w:rFonts w:hint="cs"/>
+          <w:rtl/>
+        </w:rPr>
+        <w:t>מקיימת אותו) (</w:t>
+      </w:r>
+      <w:r>
+        <w:rPr>
+          <w:rFonts w:hint="cs"/>
+          <w:rtl/>
+        </w:rPr>
+        <w:t xml:space="preserve">נסמן כ"פקודה 1"), ו3 </w:t>
+      </w:r>
+      <w:r>
+        <w:rPr>
+          <w:rFonts w:hint="cs"/>
+          <w:rtl/>
+        </w:rPr>
+        <w:t>פקודות</w:t>
+      </w:r>
+      <w:r>
+        <w:rPr>
+          <w:rFonts w:hint="cs"/>
+          <w:rtl/>
+        </w:rPr>
+        <w:t xml:space="preserve"> אחריה נכתוב פקודת </w:t>
+      </w:r>
+      <w:r>
+        <w:t>R</w:t>
+      </w:r>
+      <w:r>
+        <w:t>/I</w:t>
+      </w:r>
+      <w:r>
+        <w:t>-type</w:t>
+      </w:r>
+      <w:r>
+        <w:rPr>
+          <w:rFonts w:hint="cs"/>
+          <w:rtl/>
+        </w:rPr>
+        <w:t xml:space="preserve"> נוספת </w:t>
+      </w:r>
+      <w:r>
+        <w:rPr>
+          <w:rFonts w:hint="cs"/>
+          <w:rtl/>
+        </w:rPr>
+        <w:t>שמבצעת קריאה מאוגר ומשתמשת בערכו בחישוב שלה</w:t>
+      </w:r>
+      <w:r>
+        <w:rPr>
+          <w:rFonts w:hint="cs"/>
+          <w:rtl/>
+        </w:rPr>
+        <w:t xml:space="preserve">, למשל חיבור, כפל, וכו' (נסמן כ"פקודה 2"). </w:t>
       </w:r>
       <w:r>
         <w:rPr>
@@ -2033,7 +2116,49 @@
           <w:rFonts w:hint="cs"/>
           <w:rtl/>
         </w:rPr>
-        <w:t xml:space="preserve"> ולכן באותו מחזור השעון המעבד יצטרך לכתוב בחזרה את הערך שחושב בפקודה (1) לאוגר וגם לקרוא מאוגר בשביל פקודה (2), מה שלפי נתוני </w:t>
+        <w:t xml:space="preserve"> ולכן באותו מחזור השעון המעבד יצטרך לכתוב בחזרה את הערך שחושב בפקודה (1) ל</w:t>
+      </w:r>
+      <w:r>
+        <w:rPr>
+          <w:rFonts w:hint="cs"/>
+          <w:rtl/>
+        </w:rPr>
+        <w:t>קובץ הרגיסטרים</w:t>
+      </w:r>
+      <w:r>
+        <w:rPr>
+          <w:rFonts w:hint="cs"/>
+          <w:rtl/>
+        </w:rPr>
+        <w:t xml:space="preserve"> וגם לקרוא מ</w:t>
+      </w:r>
+      <w:r>
+        <w:rPr>
+          <w:rFonts w:hint="cs"/>
+          <w:rtl/>
+        </w:rPr>
+        <w:t>קובץ הרגיסטרים</w:t>
+      </w:r>
+      <w:r>
+        <w:rPr>
+          <w:rFonts w:hint="cs"/>
+          <w:rtl/>
+        </w:rPr>
+        <w:t xml:space="preserve"> בשב</w:t>
+      </w:r>
+      <w:r>
+        <w:rPr>
+          <w:rFonts w:hint="cs"/>
+          <w:rtl/>
+        </w:rPr>
+        <w:t>י</w:t>
+      </w:r>
+      <w:r>
+        <w:rPr>
+          <w:rFonts w:hint="cs"/>
+          <w:rtl/>
+        </w:rPr>
+        <w:t xml:space="preserve">ל פקודה (2), מה שלפי נתוני </w:t>
       </w:r>
       <w:r>
         <w:rPr>
@@ -2061,7 +2186,359 @@
           <w:rFonts w:hint="cs"/>
           <w:rtl/>
         </w:rPr>
+        <w:t xml:space="preserve"> ונקבל </w:t>
+      </w:r>
+      <w:r>
+        <w:t xml:space="preserve">structural </w:t>
+      </w:r>
+      <w:r>
+        <w:t>hazard</w:t>
+      </w:r>
+      <w:r>
+        <w:rPr>
+          <w:rFonts w:hint="cs"/>
+          <w:rtl/>
+        </w:rPr>
         <w:t>.</w:t>
+      </w:r>
+      <w:r>
+        <w:rPr>
+          <w:rtl/>
+        </w:rPr>
+        <w:br/>
+      </w:r>
+    </w:p>
+    <w:p>
+      <w:pPr>
+        <w:pStyle w:val="a9"/>
+        <w:numPr>
+          <w:ilvl w:val="0"/>
+          <w:numId w:val="2"/>
+        </w:numPr>
+      </w:pPr>
+      <w:r>
+        <w:rPr>
+          <w:rFonts w:hint="cs"/>
+          <w:rtl/>
+        </w:rPr>
+        <w:t xml:space="preserve">בדומה למקרה שנלמד בתרגול על </w:t>
+      </w:r>
+      <w:r>
+        <w:t>Load Use Hazzard</w:t>
+      </w:r>
+      <w:r>
+        <w:rPr>
+          <w:rFonts w:hint="cs"/>
+          <w:rtl/>
+        </w:rPr>
+        <w:t>, ה</w:t>
+      </w:r>
+      <w:r>
+        <w:t>HDU</w:t>
+      </w:r>
+      <w:r>
+        <w:rPr>
+          <w:rFonts w:hint="cs"/>
+          <w:rtl/>
+        </w:rPr>
+        <w:t xml:space="preserve"> שלנו יגיב בצורה דומה: </w:t>
+      </w:r>
+      <w:r>
+        <w:rPr>
+          <w:rtl/>
+        </w:rPr>
+        <w:t>כאשר</w:t>
+      </w:r>
+      <w:r>
+        <w:rPr>
+          <w:rFonts w:hint="cs"/>
+          <w:rtl/>
+        </w:rPr>
+        <w:t xml:space="preserve"> ה</w:t>
+      </w:r>
+      <w:r>
+        <w:t>HDU</w:t>
+      </w:r>
+      <w:r>
+        <w:rPr>
+          <w:rFonts w:hint="cs"/>
+          <w:rtl/>
+        </w:rPr>
+        <w:t xml:space="preserve"> מזהה מצב שבו</w:t>
+      </w:r>
+      <w:r>
+        <w:rPr>
+          <w:rtl/>
+        </w:rPr>
+        <w:t xml:space="preserve"> פקודה אחת נמצאת בשלב</w:t>
+      </w:r>
+      <w:r>
+        <w:t xml:space="preserve"> WB </w:t>
+      </w:r>
+      <w:r>
+        <w:rPr>
+          <w:rtl/>
+        </w:rPr>
+        <w:t>ומבצעת כתיבה לקובץ הרגיסטרים</w:t>
+      </w:r>
+      <w:r>
+        <w:rPr>
+          <w:rFonts w:hint="cs"/>
+          <w:rtl/>
+        </w:rPr>
+        <w:t xml:space="preserve"> (פקודה 1)</w:t>
+      </w:r>
+      <w:r>
+        <w:rPr>
+          <w:rtl/>
+        </w:rPr>
+        <w:t>, ובאותו מחזור פקודה אחרת נמצאת בשלב</w:t>
+      </w:r>
+      <w:r>
+        <w:t xml:space="preserve"> ID </w:t>
+      </w:r>
+      <w:r>
+        <w:rPr>
+          <w:rtl/>
+        </w:rPr>
+        <w:t>ומבקשת לקרוא ממנו</w:t>
+      </w:r>
+      <w:r>
+        <w:rPr>
+          <w:rFonts w:hint="cs"/>
+          <w:rtl/>
+        </w:rPr>
+        <w:t xml:space="preserve"> </w:t>
+      </w:r>
+      <w:r>
+        <w:rPr>
+          <w:rFonts w:hint="cs"/>
+          <w:rtl/>
+        </w:rPr>
+        <w:t>(פקודה 2)</w:t>
+      </w:r>
+      <w:r>
+        <w:t>.</w:t>
+      </w:r>
+      <w:r>
+        <w:rPr>
+          <w:rtl/>
+        </w:rPr>
+        <w:t xml:space="preserve"> </w:t>
+      </w:r>
+      <w:r>
+        <w:rPr>
+          <w:rFonts w:hint="cs"/>
+          <w:rtl/>
+        </w:rPr>
+        <w:t>במצב כזה</w:t>
+      </w:r>
+      <w:r>
+        <w:rPr>
+          <w:rFonts w:hint="cs"/>
+          <w:rtl/>
+        </w:rPr>
+        <w:t xml:space="preserve"> נטפל בבעיה כך:</w:t>
+      </w:r>
+      <w:r>
+        <w:rPr>
+          <w:rFonts w:hint="cs"/>
+          <w:rtl/>
+        </w:rPr>
+        <w:t xml:space="preserve"> </w:t>
+      </w:r>
+      <w:r>
+        <w:rPr>
+          <w:rtl/>
+        </w:rPr>
+        <w:br/>
+      </w:r>
+      <w:r>
+        <w:rPr>
+          <w:rFonts w:hint="cs"/>
+          <w:rtl/>
+        </w:rPr>
+        <w:t xml:space="preserve">נעשה </w:t>
+      </w:r>
+      <w:r>
+        <w:t>assert gate</w:t>
+      </w:r>
+      <w:r>
+        <w:rPr>
+          <w:rFonts w:hint="cs"/>
+          <w:rtl/>
+        </w:rPr>
+        <w:t xml:space="preserve"> על </w:t>
+      </w:r>
+      <w:r>
+        <w:t>PC</w:t>
+      </w:r>
+      <w:r>
+        <w:rPr>
+          <w:rFonts w:hint="cs"/>
+          <w:rtl/>
+        </w:rPr>
+        <w:t xml:space="preserve"> ועל </w:t>
+      </w:r>
+      <w:r>
+        <w:t>IF/ID</w:t>
+      </w:r>
+      <w:r>
+        <w:rPr>
+          <w:rFonts w:hint="cs"/>
+          <w:rtl/>
+        </w:rPr>
+        <w:t xml:space="preserve"> (נקפיא אותם), </w:t>
+      </w:r>
+      <w:r>
+        <w:rPr>
+          <w:rtl/>
+        </w:rPr>
+        <w:br/>
+      </w:r>
+      <w:r>
+        <w:rPr>
+          <w:rFonts w:cs="Arial" w:hint="cs"/>
+          <w:rtl/>
+        </w:rPr>
+        <w:t>נ</w:t>
+      </w:r>
+      <w:r>
+        <w:rPr>
+          <w:rFonts w:cs="Arial"/>
+          <w:rtl/>
+        </w:rPr>
+        <w:t>שלח 0 לשער ה־</w:t>
+      </w:r>
+      <w:r>
+        <w:t>AND</w:t>
+      </w:r>
+      <w:r>
+        <w:rPr>
+          <w:rFonts w:cs="Arial"/>
+          <w:rtl/>
+        </w:rPr>
+        <w:t xml:space="preserve"> של יחידת הבקרה כך שהאותות הנכנסים ל־</w:t>
+      </w:r>
+      <w:r>
+        <w:t>ID/EX</w:t>
+      </w:r>
+      <w:r>
+        <w:rPr>
+          <w:rFonts w:cs="Arial"/>
+          <w:rtl/>
+        </w:rPr>
+        <w:t xml:space="preserve"> יהיו אפס, ובכך נזריק </w:t>
+      </w:r>
+      <w:r>
+        <w:t>NOP</w:t>
+      </w:r>
+      <w:r>
+        <w:rPr>
+          <w:rFonts w:cs="Arial" w:hint="cs"/>
+          <w:rtl/>
+        </w:rPr>
+        <w:t xml:space="preserve"> </w:t>
+      </w:r>
+      <w:r>
+        <w:rPr>
+          <w:rFonts w:hint="cs"/>
+          <w:rtl/>
+        </w:rPr>
+        <w:t xml:space="preserve">בין </w:t>
+      </w:r>
+      <w:r>
+        <w:rPr>
+          <w:rFonts w:hint="cs"/>
+          <w:rtl/>
+        </w:rPr>
+        <w:t>פקודה (2) לפקודה שקדמה לה</w:t>
+      </w:r>
+      <w:r>
+        <w:rPr>
+          <w:rFonts w:hint="cs"/>
+          <w:rtl/>
+        </w:rPr>
+        <w:t>.</w:t>
+      </w:r>
+      <w:r>
+        <w:rPr>
+          <w:rtl/>
+        </w:rPr>
+        <w:br/>
+      </w:r>
+      <w:r>
+        <w:rPr>
+          <w:rFonts w:hint="cs"/>
+          <w:rtl/>
+        </w:rPr>
+        <w:t xml:space="preserve">במהלך מחזור השעון הנוכחי ניתן עדיפות לביצוע </w:t>
+      </w:r>
+      <w:r>
+        <w:t>WB</w:t>
+      </w:r>
+      <w:r>
+        <w:rPr>
+          <w:rFonts w:hint="cs"/>
+          <w:rtl/>
+        </w:rPr>
+        <w:t xml:space="preserve"> של פקודה (1), נבצע כתיבה אל הרגיסטר שפקודה (1) כותבת אליו.</w:t>
+      </w:r>
+      <w:r>
+        <w:rPr>
+          <w:rtl/>
+        </w:rPr>
+        <w:br/>
+      </w:r>
+      <w:r>
+        <w:rPr>
+          <w:rFonts w:hint="cs"/>
+          <w:rtl/>
+        </w:rPr>
+        <w:t>רק במחזור השעון הבא פקודה (2) תקרא את ערכי האוגרים שלה מקובץ האוגרים ובאמת תבצע את שלב ה</w:t>
+      </w:r>
+      <w:r>
+        <w:t>ID</w:t>
+      </w:r>
+      <w:r>
+        <w:rPr>
+          <w:rFonts w:hint="cs"/>
+          <w:rtl/>
+        </w:rPr>
+        <w:t>.</w:t>
+      </w:r>
+      <w:r>
+        <w:rPr>
+          <w:rtl/>
+        </w:rPr>
+        <w:br/>
+      </w:r>
+      <w:r>
+        <w:rPr>
+          <w:rFonts w:hint="cs"/>
+          <w:rtl/>
+        </w:rPr>
+        <w:t>לבסוף נקבל ששתי הפקודות יתבצעו ללא בעיות ובסדר הנכון, אך נבזבז מחזור שעון אחד בין שתי הפקודות שבוא תצא פקודה ריקה</w:t>
+      </w:r>
+      <w:r>
+        <w:t>/</w:t>
+      </w:r>
+      <w:r>
+        <w:rPr>
+          <w:rFonts w:hint="cs"/>
+          <w:rtl/>
+        </w:rPr>
+        <w:t>בועה (</w:t>
+      </w:r>
+      <w:r>
+        <w:t>NOP</w:t>
+      </w:r>
+      <w:r>
+        <w:rPr>
+          <w:rFonts w:hint="cs"/>
+          <w:rtl/>
+        </w:rPr>
+        <w:t>).</w:t>
       </w:r>
       <w:r>
         <w:rPr>
@@ -2893,7 +3370,6 @@
   <w:style w:type="character" w:default="1" w:styleId="a0">
     <w:name w:val="Default Paragraph Font"/>
     <w:uiPriority w:val="1"/>
-    <w:semiHidden/>
     <w:unhideWhenUsed/>
   </w:style>
   <w:style w:type="table" w:default="1" w:styleId="a1">

--- a/hw1.docx
+++ b/hw1.docx
@@ -158,8 +158,17 @@
           <w:rFonts w:hint="cs"/>
           <w:rtl/>
         </w:rPr>
-        <w:t>אילן בלווקה</w:t>
-      </w:r>
+        <w:t xml:space="preserve">אילן </w:t>
+      </w:r>
+      <w:proofErr w:type="spellStart"/>
+      <w:r>
+        <w:rPr>
+          <w:rFonts w:hint="cs"/>
+          <w:rtl/>
+        </w:rPr>
+        <w:t>בלווקה</w:t>
+      </w:r>
+      <w:proofErr w:type="spellEnd"/>
     </w:p>
     <w:p>
       <w:pPr>
@@ -607,6 +616,7 @@
         </w:rPr>
         <w:t xml:space="preserve"> </w:t>
       </w:r>
+      <w:proofErr w:type="spellStart"/>
       <w:r>
         <w:rPr>
           <w:rFonts w:hint="cs"/>
@@ -614,7 +624,17 @@
           <w:bCs/>
           <w:rtl/>
         </w:rPr>
-        <w:t>ישאר זהה</w:t>
+        <w:t>ישאר</w:t>
+      </w:r>
+      <w:proofErr w:type="spellEnd"/>
+      <w:r>
+        <w:rPr>
+          <w:rFonts w:hint="cs"/>
+          <w:b/>
+          <w:bCs/>
+          <w:rtl/>
+        </w:rPr>
+        <w:t xml:space="preserve"> זהה</w:t>
       </w:r>
       <w:r>
         <w:rPr>
@@ -2308,14 +2328,7 @@
           <w:rFonts w:hint="cs"/>
           <w:rtl/>
         </w:rPr>
-        <w:t xml:space="preserve"> </w:t>
-      </w:r>
-      <w:r>
-        <w:rPr>
-          <w:rFonts w:hint="cs"/>
-          <w:rtl/>
-        </w:rPr>
-        <w:t>(פקודה 2)</w:t>
+        <w:t xml:space="preserve"> (פקודה 2)</w:t>
       </w:r>
       <w:r>
         <w:t>.</w:t>
@@ -2560,7 +2573,4218 @@
           <w:rFonts w:hint="cs"/>
           <w:rtl/>
         </w:rPr>
+        <w:t>כדי להוציא את ה</w:t>
+      </w:r>
+      <w:r>
+        <w:t>CPI</w:t>
+      </w:r>
+      <w:r>
+        <w:rPr>
+          <w:rFonts w:hint="cs"/>
+          <w:rtl/>
+        </w:rPr>
+        <w:t xml:space="preserve"> המקסימלי מהמעבד הנתון, אנחנו נרצה לגרום לכך שיהיה בתוכנית שלנו כמה שיותר </w:t>
+      </w:r>
+      <w:r>
+        <w:t>structural hazard</w:t>
+      </w:r>
+      <w:r>
+        <w:rPr>
+          <w:rFonts w:hint="cs"/>
+          <w:rtl/>
+        </w:rPr>
+        <w:t>.</w:t>
+      </w:r>
+      <w:r>
+        <w:rPr>
+          <w:rFonts w:hint="cs"/>
+          <w:rtl/>
+        </w:rPr>
         <w:t xml:space="preserve"> </w:t>
+      </w:r>
+      <w:r>
+        <w:rPr>
+          <w:rFonts w:hint="cs"/>
+          <w:rtl/>
+        </w:rPr>
+        <w:t xml:space="preserve">ניצור אותם </w:t>
+      </w:r>
+      <w:r>
+        <w:rPr>
+          <w:rFonts w:hint="cs"/>
+          <w:rtl/>
+        </w:rPr>
+        <w:t>על ידי העמסה של פקודות שגם כותבות וגם קוראות מרגיסטרים כדי לאלץ את ה</w:t>
+      </w:r>
+      <w:r>
+        <w:t>HDU</w:t>
+      </w:r>
+      <w:r>
+        <w:rPr>
+          <w:rFonts w:hint="cs"/>
+          <w:rtl/>
+        </w:rPr>
+        <w:t xml:space="preserve"> להכניס כמה שיותר בועות בשביל להוסיף יותר </w:t>
+      </w:r>
+      <w:r>
+        <w:rPr>
+          <w:rFonts w:hint="cs"/>
+          <w:rtl/>
+        </w:rPr>
+        <w:t>מחזורים</w:t>
+      </w:r>
+      <w:r>
+        <w:rPr>
+          <w:rFonts w:hint="cs"/>
+          <w:rtl/>
+        </w:rPr>
+        <w:t xml:space="preserve"> לביצוע התוכנית הכולל.</w:t>
+      </w:r>
+      <w:r>
+        <w:rPr>
+          <w:rtl/>
+        </w:rPr>
+        <w:br/>
+      </w:r>
+      <w:r>
+        <w:rPr>
+          <w:rFonts w:hint="cs"/>
+          <w:rtl/>
+        </w:rPr>
+        <w:t>נחש</w:t>
+      </w:r>
+      <w:r>
+        <w:rPr>
+          <w:rFonts w:hint="cs"/>
+          <w:rtl/>
+        </w:rPr>
+        <w:t>ו</w:t>
+      </w:r>
+      <w:r>
+        <w:rPr>
+          <w:rFonts w:hint="cs"/>
+          <w:rtl/>
+        </w:rPr>
+        <w:t xml:space="preserve">ב מה קורה עבור תוכנית שמורכבת רק מפקודות </w:t>
+      </w:r>
+      <w:r>
+        <w:t>add</w:t>
+      </w:r>
+      <w:r>
+        <w:rPr>
+          <w:rFonts w:hint="cs"/>
+          <w:rtl/>
+        </w:rPr>
+        <w:t xml:space="preserve"> בלתי תלויות (כדי למנוע </w:t>
+      </w:r>
+      <w:r>
+        <w:t>data hazard</w:t>
+      </w:r>
+      <w:r>
+        <w:rPr>
+          <w:rFonts w:hint="cs"/>
+          <w:rtl/>
+        </w:rPr>
+        <w:t>)</w:t>
+      </w:r>
+      <w:r>
+        <w:rPr>
+          <w:rtl/>
+        </w:rPr>
+        <w:br/>
+      </w:r>
+      <w:r>
+        <w:rPr>
+          <w:rFonts w:hint="cs"/>
+          <w:rtl/>
+        </w:rPr>
+        <w:t>לדוגמה:</w:t>
+      </w:r>
+    </w:p>
+    <w:p>
+      <w:pPr>
+        <w:pStyle w:val="a9"/>
+        <w:bidi w:val="0"/>
+      </w:pPr>
+      <w:r>
+        <w:t>add $t0, $s0, $s1</w:t>
+      </w:r>
+    </w:p>
+    <w:p>
+      <w:pPr>
+        <w:pStyle w:val="a9"/>
+        <w:bidi w:val="0"/>
+      </w:pPr>
+      <w:r>
+        <w:t>add $t1, $s2, $s3</w:t>
+      </w:r>
+    </w:p>
+    <w:p>
+      <w:pPr>
+        <w:pStyle w:val="a9"/>
+        <w:bidi w:val="0"/>
+      </w:pPr>
+      <w:r>
+        <w:t>add $t2, $s4, $s5</w:t>
+      </w:r>
+    </w:p>
+    <w:p>
+      <w:pPr>
+        <w:pStyle w:val="a9"/>
+        <w:bidi w:val="0"/>
+      </w:pPr>
+      <w:r>
+        <w:lastRenderedPageBreak/>
+        <w:t>add $t3, $s6, $s7</w:t>
+      </w:r>
+    </w:p>
+    <w:p>
+      <w:pPr>
+        <w:pStyle w:val="a9"/>
+        <w:bidi w:val="0"/>
+      </w:pPr>
+      <w:r>
+        <w:t>add $t4, $a0, $a1</w:t>
+      </w:r>
+    </w:p>
+    <w:p>
+      <w:pPr>
+        <w:pStyle w:val="a9"/>
+        <w:bidi w:val="0"/>
+        <w:rPr>
+          <w:rtl/>
+        </w:rPr>
+      </w:pPr>
+      <w:r>
+        <w:rPr>
+          <w:rFonts w:cs="Arial"/>
+          <w:rtl/>
+        </w:rPr>
+        <w:t>...</w:t>
+      </w:r>
+    </w:p>
+    <w:p>
+      <w:pPr>
+        <w:pStyle w:val="a9"/>
+        <w:rPr>
+          <w:rtl/>
+        </w:rPr>
+      </w:pPr>
+      <w:r>
+        <w:rPr>
+          <w:rFonts w:hint="cs"/>
+          <w:rtl/>
+        </w:rPr>
+        <w:t>בכל מחזור לאחר שה</w:t>
+      </w:r>
+      <w:r>
+        <w:t>pipeline</w:t>
+      </w:r>
+      <w:r>
+        <w:rPr>
+          <w:rFonts w:hint="cs"/>
+          <w:rtl/>
+        </w:rPr>
+        <w:t xml:space="preserve"> טעון לגמרי </w:t>
+      </w:r>
+      <w:r>
+        <w:rPr>
+          <w:rtl/>
+        </w:rPr>
+        <w:t>–</w:t>
+      </w:r>
+      <w:r>
+        <w:rPr>
+          <w:rFonts w:hint="cs"/>
+          <w:rtl/>
+        </w:rPr>
+        <w:t xml:space="preserve"> יש לנו ב</w:t>
+      </w:r>
+      <w:r>
+        <w:t>WB</w:t>
+      </w:r>
+      <w:r>
+        <w:rPr>
+          <w:rFonts w:hint="cs"/>
+          <w:rtl/>
+        </w:rPr>
+        <w:t xml:space="preserve"> </w:t>
+      </w:r>
+      <w:proofErr w:type="spellStart"/>
+      <w:r>
+        <w:rPr>
+          <w:rFonts w:hint="cs"/>
+          <w:rtl/>
+        </w:rPr>
+        <w:t>וב</w:t>
+      </w:r>
+      <w:proofErr w:type="spellEnd"/>
+      <w:r>
+        <w:t>ID</w:t>
+      </w:r>
+      <w:r>
+        <w:rPr>
+          <w:rFonts w:hint="cs"/>
+          <w:rtl/>
+        </w:rPr>
+        <w:t xml:space="preserve"> פקודות שאחת צריכה לקרוא ואחרת לכתוב לקובץ הרגיסטרים. </w:t>
+      </w:r>
+      <w:r>
+        <w:rPr>
+          <w:rFonts w:hint="cs"/>
+          <w:rtl/>
+        </w:rPr>
+        <w:t>ה</w:t>
+      </w:r>
+      <w:r>
+        <w:t>HDU</w:t>
+      </w:r>
+      <w:r>
+        <w:rPr>
+          <w:rFonts w:hint="cs"/>
+          <w:rtl/>
+        </w:rPr>
+        <w:t xml:space="preserve"> יכ</w:t>
+      </w:r>
+      <w:r>
+        <w:rPr>
+          <w:rFonts w:hint="cs"/>
+          <w:rtl/>
+        </w:rPr>
+        <w:t xml:space="preserve">ניס בועה אחרי הפקודה </w:t>
+      </w:r>
+      <w:r>
+        <w:rPr>
+          <w:rFonts w:hint="cs"/>
+          <w:rtl/>
+        </w:rPr>
+        <w:t>ש</w:t>
+      </w:r>
+      <w:r>
+        <w:rPr>
+          <w:rFonts w:hint="cs"/>
+          <w:rtl/>
+        </w:rPr>
+        <w:t>ב</w:t>
+      </w:r>
+      <w:r>
+        <w:t>ID</w:t>
+      </w:r>
+      <w:r>
+        <w:rPr>
+          <w:rFonts w:hint="cs"/>
+          <w:rtl/>
+        </w:rPr>
+        <w:t xml:space="preserve"> ויקדם את הפקודות שקדמו לה</w:t>
+      </w:r>
+      <w:r>
+        <w:rPr>
+          <w:rFonts w:hint="cs"/>
+          <w:rtl/>
+        </w:rPr>
+        <w:t>.</w:t>
+      </w:r>
+      <w:r>
+        <w:rPr>
+          <w:rtl/>
+        </w:rPr>
+        <w:br/>
+      </w:r>
+      <w:r>
+        <w:rPr>
+          <w:rFonts w:hint="cs"/>
+          <w:rtl/>
+        </w:rPr>
+        <w:t xml:space="preserve">במחזור הבא </w:t>
+      </w:r>
+      <w:r>
+        <w:rPr>
+          <w:rtl/>
+        </w:rPr>
+        <w:t>–</w:t>
+      </w:r>
+      <w:r>
+        <w:rPr>
+          <w:rFonts w:hint="cs"/>
+          <w:rtl/>
+        </w:rPr>
+        <w:t xml:space="preserve"> שוב יקרה אותו מצב</w:t>
+      </w:r>
+      <w:r>
+        <w:rPr>
+          <w:rFonts w:hint="cs"/>
+          <w:rtl/>
+        </w:rPr>
+        <w:t xml:space="preserve"> כי הפקודה שב</w:t>
+      </w:r>
+      <w:r>
+        <w:t>WB</w:t>
+      </w:r>
+      <w:r>
+        <w:rPr>
+          <w:rFonts w:hint="cs"/>
+          <w:rtl/>
+        </w:rPr>
+        <w:t xml:space="preserve"> עדיין תהיה פקודה שכותבת בחזרה לרגיסטר</w:t>
+      </w:r>
+      <w:r>
+        <w:rPr>
+          <w:rFonts w:hint="cs"/>
+          <w:rtl/>
+        </w:rPr>
+        <w:t>,</w:t>
+      </w:r>
+      <w:r>
+        <w:rPr>
+          <w:rFonts w:hint="cs"/>
+          <w:rtl/>
+        </w:rPr>
+        <w:t xml:space="preserve"> ולכן</w:t>
+      </w:r>
+      <w:r>
+        <w:rPr>
+          <w:rFonts w:hint="cs"/>
+          <w:rtl/>
+        </w:rPr>
+        <w:t xml:space="preserve"> נכניס עוד בועה</w:t>
+      </w:r>
+      <w:r>
+        <w:rPr>
+          <w:rFonts w:hint="cs"/>
+          <w:rtl/>
+        </w:rPr>
+        <w:t xml:space="preserve"> אחרי אותה הפקודה ששמרנו ב</w:t>
+      </w:r>
+      <w:r>
+        <w:t>ID</w:t>
+      </w:r>
+      <w:r>
+        <w:rPr>
+          <w:rFonts w:hint="cs"/>
+          <w:rtl/>
+        </w:rPr>
+        <w:t>.</w:t>
+      </w:r>
+      <w:r>
+        <w:rPr>
+          <w:rtl/>
+        </w:rPr>
+        <w:br/>
+      </w:r>
+      <w:r>
+        <w:rPr>
+          <w:rFonts w:hint="cs"/>
+          <w:rtl/>
+        </w:rPr>
+        <w:t xml:space="preserve">בחזור שאחריו </w:t>
+      </w:r>
+      <w:r>
+        <w:rPr>
+          <w:rtl/>
+        </w:rPr>
+        <w:t>–</w:t>
+      </w:r>
+      <w:r>
+        <w:rPr>
+          <w:rFonts w:hint="cs"/>
+          <w:rtl/>
+        </w:rPr>
+        <w:t xml:space="preserve"> שוב</w:t>
+      </w:r>
+      <w:r>
+        <w:rPr>
+          <w:rFonts w:hint="cs"/>
+          <w:rtl/>
+        </w:rPr>
+        <w:t>, מאותה הסיבה</w:t>
+      </w:r>
+      <w:r>
+        <w:rPr>
+          <w:rFonts w:hint="cs"/>
+          <w:rtl/>
+        </w:rPr>
+        <w:t>, עוד בועה</w:t>
+      </w:r>
+      <w:r>
+        <w:rPr>
+          <w:rFonts w:hint="cs"/>
+          <w:rtl/>
+        </w:rPr>
+        <w:t xml:space="preserve"> אחרי </w:t>
+      </w:r>
+      <w:r>
+        <w:t>ID</w:t>
+      </w:r>
+      <w:r>
+        <w:rPr>
+          <w:rFonts w:hint="cs"/>
+          <w:rtl/>
+        </w:rPr>
+        <w:t xml:space="preserve"> כך שהשלבים </w:t>
+      </w:r>
+      <w:r>
+        <w:t>EX,M,WB</w:t>
+      </w:r>
+      <w:r>
+        <w:rPr>
+          <w:rFonts w:hint="cs"/>
+          <w:rtl/>
+        </w:rPr>
+        <w:t xml:space="preserve"> יהיו תפוסים על ידי בועות</w:t>
+      </w:r>
+      <w:r>
+        <w:rPr>
+          <w:rFonts w:hint="cs"/>
+          <w:rtl/>
+        </w:rPr>
+        <w:t>.</w:t>
+      </w:r>
+      <w:r>
+        <w:rPr>
+          <w:rtl/>
+        </w:rPr>
+        <w:br/>
+      </w:r>
+      <w:r>
+        <w:rPr>
+          <w:rFonts w:hint="cs"/>
+          <w:rtl/>
+        </w:rPr>
+        <w:t>לבסוף אחרי שתסתיים הפקודה שקדמה בתוכנית המקורית לפקודה שאנחנו עדיין מחזיקים ב</w:t>
+      </w:r>
+      <w:r>
+        <w:t>ID</w:t>
+      </w:r>
+      <w:r>
+        <w:rPr>
+          <w:rFonts w:hint="cs"/>
+          <w:rtl/>
+        </w:rPr>
+        <w:t>, נוכל סוף סוף לקרוא מקובץ הרגיסטרים ולהמשיך.</w:t>
+      </w:r>
+      <w:r>
+        <w:rPr>
+          <w:rtl/>
+        </w:rPr>
+        <w:br/>
+      </w:r>
+      <w:r>
+        <w:rPr>
+          <w:rFonts w:hint="cs"/>
+          <w:rtl/>
+        </w:rPr>
+        <w:t>המעגל הזה יחזור על עצמו לאחר שה</w:t>
+      </w:r>
+      <w:r>
+        <w:t>pipeline</w:t>
+      </w:r>
+      <w:r>
+        <w:rPr>
+          <w:rFonts w:hint="cs"/>
+          <w:rtl/>
+        </w:rPr>
+        <w:t xml:space="preserve"> יתמלא שוב </w:t>
+      </w:r>
+      <w:r>
+        <w:rPr>
+          <w:rtl/>
+        </w:rPr>
+        <w:t>–</w:t>
+      </w:r>
+      <w:r>
+        <w:rPr>
+          <w:rFonts w:hint="cs"/>
+          <w:rtl/>
+        </w:rPr>
+        <w:t xml:space="preserve"> כלומר בסך </w:t>
+      </w:r>
+      <w:proofErr w:type="spellStart"/>
+      <w:r>
+        <w:rPr>
+          <w:rFonts w:hint="cs"/>
+          <w:rtl/>
+        </w:rPr>
+        <w:t>הכל</w:t>
+      </w:r>
+      <w:proofErr w:type="spellEnd"/>
+      <w:r>
+        <w:rPr>
+          <w:rFonts w:hint="cs"/>
+          <w:rtl/>
+        </w:rPr>
+        <w:t xml:space="preserve"> נקבל:</w:t>
+      </w:r>
+      <w:r>
+        <w:rPr>
+          <w:rtl/>
+        </w:rPr>
+        <w:br/>
+      </w:r>
+      <m:oMathPara>
+        <m:oMath>
+          <m:r>
+            <w:rPr>
+              <w:rFonts w:ascii="Cambria Math" w:hAnsi="Cambria Math"/>
+            </w:rPr>
+            <m:t>Total Cycles=4</m:t>
+          </m:r>
+          <m:r>
+            <w:rPr>
+              <w:rFonts w:ascii="Cambria Math" w:hAnsi="Cambria Math"/>
+            </w:rPr>
+            <m:t>+3</m:t>
+          </m:r>
+          <m:r>
+            <w:rPr>
+              <w:rFonts w:ascii="Cambria Math" w:hAnsi="Cambria Math"/>
+            </w:rPr>
+            <m:t>+</m:t>
+          </m:r>
+          <m:d>
+            <m:dPr>
+              <m:ctrlPr>
+                <w:rPr>
+                  <w:rFonts w:ascii="Cambria Math" w:hAnsi="Cambria Math"/>
+                  <w:i/>
+                </w:rPr>
+              </m:ctrlPr>
+            </m:dPr>
+            <m:e>
+              <m:r>
+                <w:rPr>
+                  <w:rFonts w:ascii="Cambria Math" w:hAnsi="Cambria Math"/>
+                </w:rPr>
+                <m:t>i-1</m:t>
+              </m:r>
+            </m:e>
+          </m:d>
+          <m:r>
+            <w:rPr>
+              <w:rFonts w:ascii="Cambria Math" w:hAnsi="Cambria Math"/>
+            </w:rPr>
+            <m:t>*</m:t>
+          </m:r>
+          <m:d>
+            <m:dPr>
+              <m:ctrlPr>
+                <w:rPr>
+                  <w:rFonts w:ascii="Cambria Math" w:hAnsi="Cambria Math"/>
+                  <w:i/>
+                </w:rPr>
+              </m:ctrlPr>
+            </m:dPr>
+            <m:e>
+              <m:r>
+                <w:rPr>
+                  <w:rFonts w:ascii="Cambria Math" w:hAnsi="Cambria Math"/>
+                </w:rPr>
+                <m:t>3+</m:t>
+              </m:r>
+              <m:r>
+                <w:rPr>
+                  <w:rFonts w:ascii="Cambria Math" w:eastAsiaTheme="minorEastAsia" w:hAnsi="Cambria Math"/>
+                </w:rPr>
+                <m:t>3</m:t>
+              </m:r>
+              <m:ctrlPr>
+                <w:rPr>
+                  <w:rFonts w:ascii="Cambria Math" w:eastAsiaTheme="minorEastAsia" w:hAnsi="Cambria Math"/>
+                  <w:i/>
+                </w:rPr>
+              </m:ctrlPr>
+            </m:e>
+          </m:d>
+          <m:r>
+            <w:rPr>
+              <w:rFonts w:ascii="Cambria Math" w:eastAsiaTheme="minorEastAsia" w:hAnsi="Cambria Math"/>
+            </w:rPr>
+            <m:t>=1+6i</m:t>
+          </m:r>
+          <m:r>
+            <w:br/>
+          </m:r>
+        </m:oMath>
+      </m:oMathPara>
+      <w:r>
+        <w:rPr>
+          <w:rFonts w:hint="cs"/>
+          <w:rtl/>
+        </w:rPr>
+        <w:t>כאשר</w:t>
+      </w:r>
+      <w:r>
+        <w:rPr>
+          <w:rFonts w:hint="cs"/>
+          <w:rtl/>
+        </w:rPr>
+        <w:t xml:space="preserve"> </w:t>
+      </w:r>
+      <w:proofErr w:type="spellStart"/>
+      <w:r>
+        <w:t>i</w:t>
+      </w:r>
+      <w:proofErr w:type="spellEnd"/>
+      <w:r>
+        <w:rPr>
+          <w:rFonts w:hint="cs"/>
+          <w:rtl/>
+        </w:rPr>
+        <w:t xml:space="preserve"> הוא מספר הבלוקים של 3 פקודות בתוכנית (נניח שהוא מספר שלם, כלומר שמספר הפקודות בתוכנית מתחלק ב3)</w:t>
+      </w:r>
+      <w:r>
+        <w:rPr>
+          <w:rFonts w:hint="cs"/>
+          <w:rtl/>
+        </w:rPr>
+        <w:t xml:space="preserve"> </w:t>
+      </w:r>
+      <w:r>
+        <w:rPr>
+          <w:rtl/>
+        </w:rPr>
+        <w:br/>
+      </w:r>
+      <w:r>
+        <w:rPr>
+          <w:rFonts w:hint="cs"/>
+          <w:rtl/>
+        </w:rPr>
+        <w:t>4 מחזורים ראשונים ממלאים את הצינור</w:t>
+      </w:r>
+      <w:r>
+        <w:rPr>
+          <w:rFonts w:hint="cs"/>
+          <w:rtl/>
+        </w:rPr>
+        <w:t xml:space="preserve">, </w:t>
+      </w:r>
+      <w:r>
+        <w:rPr>
+          <w:rFonts w:hint="cs"/>
+          <w:rtl/>
+        </w:rPr>
+        <w:t>ואז לכל בלוק של 3 פקודות בתוכנית:</w:t>
+      </w:r>
+      <w:r>
+        <w:rPr>
+          <w:rFonts w:hint="cs"/>
+          <w:rtl/>
+        </w:rPr>
+        <w:t xml:space="preserve"> </w:t>
+      </w:r>
+      <w:r>
+        <w:rPr>
+          <w:rFonts w:hint="cs"/>
+          <w:rtl/>
+        </w:rPr>
+        <w:t>3 מחזורים יתבזבזו על בועות ו3 על פקודות אמיתיות</w:t>
+      </w:r>
+      <w:r>
+        <w:rPr>
+          <w:rFonts w:hint="cs"/>
+          <w:rtl/>
+        </w:rPr>
+        <w:t xml:space="preserve"> והזרקה של בועות נוספות.</w:t>
+      </w:r>
+      <w:r>
+        <w:rPr>
+          <w:rtl/>
+        </w:rPr>
+        <w:br/>
+      </w:r>
+      <w:r>
+        <w:rPr>
+          <w:rFonts w:hint="cs"/>
+          <w:rtl/>
+        </w:rPr>
+        <w:t xml:space="preserve">בסך </w:t>
+      </w:r>
+      <w:proofErr w:type="spellStart"/>
+      <w:r>
+        <w:rPr>
+          <w:rFonts w:hint="cs"/>
+          <w:rtl/>
+        </w:rPr>
+        <w:t>הכל</w:t>
+      </w:r>
+      <w:proofErr w:type="spellEnd"/>
+      <w:r>
+        <w:rPr>
+          <w:rFonts w:hint="cs"/>
+          <w:rtl/>
+        </w:rPr>
+        <w:t xml:space="preserve"> נקבל</w:t>
+      </w:r>
+      <w:r>
+        <w:rPr>
+          <w:rFonts w:hint="cs"/>
+          <w:rtl/>
+        </w:rPr>
+        <w:t>:</w:t>
+      </w:r>
+      <w:r>
+        <w:rPr>
+          <w:rtl/>
+        </w:rPr>
+        <w:br/>
+      </w:r>
+      <m:oMathPara>
+        <m:oMath>
+          <m:r>
+            <w:rPr>
+              <w:rFonts w:ascii="Cambria Math" w:hAnsi="Cambria Math"/>
+            </w:rPr>
+            <m:t>CPI=</m:t>
+          </m:r>
+          <m:f>
+            <m:fPr>
+              <m:ctrlPr>
+                <w:rPr>
+                  <w:rFonts w:ascii="Cambria Math" w:hAnsi="Cambria Math"/>
+                  <w:i/>
+                </w:rPr>
+              </m:ctrlPr>
+            </m:fPr>
+            <m:num>
+              <m:r>
+                <w:rPr>
+                  <w:rFonts w:ascii="Cambria Math" w:hAnsi="Cambria Math"/>
+                </w:rPr>
+                <m:t>Total Cycles</m:t>
+              </m:r>
+              <m:ctrlPr>
+                <w:rPr>
+                  <w:rFonts w:ascii="Cambria Math" w:hAnsi="Cambria Math"/>
+                  <w:i/>
+                  <w:rtl/>
+                </w:rPr>
+              </m:ctrlPr>
+            </m:num>
+            <m:den>
+              <m:r>
+                <w:rPr>
+                  <w:rFonts w:ascii="Cambria Math" w:hAnsi="Cambria Math"/>
+                </w:rPr>
+                <m:t>no. instructions</m:t>
+              </m:r>
+            </m:den>
+          </m:f>
+          <m:r>
+            <w:rPr>
+              <w:rFonts w:ascii="Cambria Math" w:hAnsi="Cambria Math"/>
+            </w:rPr>
+            <m:t>=</m:t>
+          </m:r>
+          <m:f>
+            <m:fPr>
+              <m:ctrlPr>
+                <w:rPr>
+                  <w:rFonts w:ascii="Cambria Math" w:hAnsi="Cambria Math"/>
+                  <w:i/>
+                </w:rPr>
+              </m:ctrlPr>
+            </m:fPr>
+            <m:num>
+              <m:r>
+                <w:rPr>
+                  <w:rFonts w:ascii="Cambria Math" w:hAnsi="Cambria Math"/>
+                </w:rPr>
+                <m:t>1+6i</m:t>
+              </m:r>
+              <m:ctrlPr>
+                <w:rPr>
+                  <w:rFonts w:ascii="Cambria Math" w:hAnsi="Cambria Math"/>
+                  <w:i/>
+                  <w:rtl/>
+                </w:rPr>
+              </m:ctrlPr>
+            </m:num>
+            <m:den>
+              <m:r>
+                <w:rPr>
+                  <w:rFonts w:ascii="Cambria Math" w:hAnsi="Cambria Math"/>
+                </w:rPr>
+                <m:t>3i</m:t>
+              </m:r>
+            </m:den>
+          </m:f>
+          <m:r>
+            <w:rPr>
+              <w:rFonts w:ascii="Cambria Math" w:hAnsi="Cambria Math"/>
+            </w:rPr>
+            <m:t>=</m:t>
+          </m:r>
+          <m:f>
+            <m:fPr>
+              <m:ctrlPr>
+                <w:rPr>
+                  <w:rFonts w:ascii="Cambria Math" w:hAnsi="Cambria Math"/>
+                  <w:i/>
+                </w:rPr>
+              </m:ctrlPr>
+            </m:fPr>
+            <m:num>
+              <m:r>
+                <w:rPr>
+                  <w:rFonts w:ascii="Cambria Math" w:hAnsi="Cambria Math"/>
+                </w:rPr>
+                <m:t>1</m:t>
+              </m:r>
+            </m:num>
+            <m:den>
+              <m:r>
+                <w:rPr>
+                  <w:rFonts w:ascii="Cambria Math" w:hAnsi="Cambria Math"/>
+                </w:rPr>
+                <m:t>3i</m:t>
+              </m:r>
+            </m:den>
+          </m:f>
+          <m:r>
+            <w:rPr>
+              <w:rFonts w:ascii="Cambria Math" w:hAnsi="Cambria Math"/>
+            </w:rPr>
+            <m:t>+2</m:t>
+          </m:r>
+          <m:sSub>
+            <m:sSubPr>
+              <m:ctrlPr>
+                <w:rPr>
+                  <w:rFonts w:ascii="Cambria Math" w:hAnsi="Cambria Math"/>
+                  <w:i/>
+                </w:rPr>
+              </m:ctrlPr>
+            </m:sSubPr>
+            <m:e>
+              <m:r>
+                <w:rPr>
+                  <w:rFonts w:ascii="Cambria Math" w:hAnsi="Cambria Math"/>
+                </w:rPr>
+                <m:t>⟶</m:t>
+              </m:r>
+            </m:e>
+            <m:sub>
+              <m:r>
+                <w:rPr>
+                  <w:rFonts w:ascii="Cambria Math" w:hAnsi="Cambria Math"/>
+                </w:rPr>
+                <m:t>i→∞</m:t>
+              </m:r>
+            </m:sub>
+          </m:sSub>
+          <m:r>
+            <w:rPr>
+              <w:rFonts w:ascii="Cambria Math" w:hAnsi="Cambria Math"/>
+            </w:rPr>
+            <m:t>2</m:t>
+          </m:r>
+          <m:r>
+            <w:rPr>
+              <w:rtl/>
+            </w:rPr>
+            <w:br/>
+          </m:r>
+        </m:oMath>
+      </m:oMathPara>
+      <w:r>
+        <w:rPr>
+          <w:rFonts w:hint="cs"/>
+          <w:rtl/>
+        </w:rPr>
+        <w:t>ה</w:t>
+      </w:r>
+      <w:r>
+        <w:t>CPI</w:t>
+      </w:r>
+      <w:r>
+        <w:rPr>
+          <w:rFonts w:hint="cs"/>
+          <w:rtl/>
+        </w:rPr>
+        <w:t xml:space="preserve"> המקסימלי הוא 2.</w:t>
+      </w:r>
+    </w:p>
+    <w:p>
+      <w:pPr>
+        <w:rPr>
+          <w:rtl/>
+        </w:rPr>
+      </w:pPr>
+    </w:p>
+    <w:p>
+      <w:pPr>
+        <w:rPr>
+          <w:b/>
+          <w:bCs/>
+          <w:u w:val="single"/>
+          <w:rtl/>
+        </w:rPr>
+      </w:pPr>
+      <w:r>
+        <w:rPr>
+          <w:rtl/>
+        </w:rPr>
+        <w:br/>
+      </w:r>
+      <w:r>
+        <w:rPr>
+          <w:rFonts w:hint="cs"/>
+          <w:b/>
+          <w:bCs/>
+          <w:u w:val="single"/>
+          <w:rtl/>
+        </w:rPr>
+        <w:t xml:space="preserve">שאלה </w:t>
+      </w:r>
+      <w:r>
+        <w:rPr>
+          <w:rFonts w:hint="cs"/>
+          <w:b/>
+          <w:bCs/>
+          <w:u w:val="single"/>
+          <w:rtl/>
+        </w:rPr>
+        <w:t>3</w:t>
+      </w:r>
+      <w:r>
+        <w:rPr>
+          <w:rFonts w:hint="cs"/>
+          <w:b/>
+          <w:bCs/>
+          <w:u w:val="single"/>
+          <w:rtl/>
+        </w:rPr>
+        <w:t>:</w:t>
+      </w:r>
+    </w:p>
+    <w:p>
+      <w:pPr>
+        <w:pStyle w:val="a9"/>
+        <w:numPr>
+          <w:ilvl w:val="0"/>
+          <w:numId w:val="3"/>
+        </w:numPr>
+      </w:pPr>
+    </w:p>
+    <w:tbl>
+      <w:tblPr>
+        <w:tblStyle w:val="af0"/>
+        <w:bidiVisual/>
+        <w:tblW w:w="0" w:type="auto"/>
+        <w:tblInd w:w="2099" w:type="dxa"/>
+        <w:tblLook w:val="04A0" w:firstRow="1" w:lastRow="0" w:firstColumn="1" w:lastColumn="0" w:noHBand="0" w:noVBand="1"/>
+      </w:tblPr>
+      <w:tblGrid>
+        <w:gridCol w:w="1376"/>
+        <w:gridCol w:w="1359"/>
+        <w:gridCol w:w="1359"/>
+      </w:tblGrid>
+      <w:tr>
+        <w:trPr>
+          <w:trHeight w:val="353"/>
+        </w:trPr>
+        <w:tc>
+          <w:tcPr>
+            <w:tcW w:w="1376" w:type="dxa"/>
+          </w:tcPr>
+          <w:p>
+            <w:pPr>
+              <w:pStyle w:val="a9"/>
+              <w:ind w:left="0"/>
+              <w:jc w:val="center"/>
+              <w:rPr>
+                <w:b/>
+                <w:bCs/>
+              </w:rPr>
+            </w:pPr>
+            <w:r>
+              <w:rPr>
+                <w:b/>
+                <w:bCs/>
+              </w:rPr>
+              <w:t>Offset</w:t>
+            </w:r>
+          </w:p>
+        </w:tc>
+        <w:tc>
+          <w:tcPr>
+            <w:tcW w:w="1359" w:type="dxa"/>
+          </w:tcPr>
+          <w:p>
+            <w:pPr>
+              <w:pStyle w:val="a9"/>
+              <w:ind w:left="0"/>
+              <w:jc w:val="center"/>
+              <w:rPr>
+                <w:rFonts w:hint="cs"/>
+                <w:b/>
+                <w:bCs/>
+                <w:rtl/>
+              </w:rPr>
+            </w:pPr>
+            <w:r>
+              <w:rPr>
+                <w:b/>
+                <w:bCs/>
+              </w:rPr>
+              <w:t>Set</w:t>
+            </w:r>
+          </w:p>
+        </w:tc>
+        <w:tc>
+          <w:tcPr>
+            <w:tcW w:w="1359" w:type="dxa"/>
+          </w:tcPr>
+          <w:p>
+            <w:pPr>
+              <w:pStyle w:val="a9"/>
+              <w:ind w:left="0"/>
+              <w:jc w:val="center"/>
+              <w:rPr>
+                <w:rFonts w:hint="cs"/>
+                <w:b/>
+                <w:bCs/>
+                <w:rtl/>
+              </w:rPr>
+            </w:pPr>
+            <w:r>
+              <w:rPr>
+                <w:b/>
+                <w:bCs/>
+              </w:rPr>
+              <w:t>Tag</w:t>
+            </w:r>
+          </w:p>
+        </w:tc>
+      </w:tr>
+      <w:tr>
+        <w:trPr>
+          <w:trHeight w:val="343"/>
+        </w:trPr>
+        <w:tc>
+          <w:tcPr>
+            <w:tcW w:w="1376" w:type="dxa"/>
+          </w:tcPr>
+          <w:p>
+            <w:pPr>
+              <w:pStyle w:val="a9"/>
+              <w:ind w:left="0"/>
+              <w:jc w:val="center"/>
+              <w:rPr>
+                <w:rFonts w:hint="cs"/>
+                <w:rtl/>
+              </w:rPr>
+            </w:pPr>
+            <w:r>
+              <w:rPr>
+                <w:rFonts w:hint="cs"/>
+                <w:rtl/>
+              </w:rPr>
+              <w:t>0-5</w:t>
+            </w:r>
+          </w:p>
+        </w:tc>
+        <w:tc>
+          <w:tcPr>
+            <w:tcW w:w="1359" w:type="dxa"/>
+          </w:tcPr>
+          <w:p>
+            <w:pPr>
+              <w:pStyle w:val="a9"/>
+              <w:ind w:left="0"/>
+              <w:jc w:val="center"/>
+              <w:rPr>
+                <w:rFonts w:hint="cs"/>
+                <w:rtl/>
+              </w:rPr>
+            </w:pPr>
+            <w:r>
+              <w:rPr>
+                <w:rFonts w:hint="cs"/>
+                <w:rtl/>
+              </w:rPr>
+              <w:t>6-</w:t>
+            </w:r>
+            <w:r>
+              <w:rPr>
+                <w:rFonts w:hint="cs"/>
+                <w:rtl/>
+              </w:rPr>
+              <w:t>10</w:t>
+            </w:r>
+          </w:p>
+        </w:tc>
+        <w:tc>
+          <w:tcPr>
+            <w:tcW w:w="1359" w:type="dxa"/>
+          </w:tcPr>
+          <w:p>
+            <w:pPr>
+              <w:pStyle w:val="a9"/>
+              <w:ind w:left="0"/>
+              <w:jc w:val="center"/>
+              <w:rPr>
+                <w:rFonts w:hint="cs"/>
+                <w:rtl/>
+              </w:rPr>
+            </w:pPr>
+            <w:r>
+              <w:rPr>
+                <w:rFonts w:hint="cs"/>
+                <w:rtl/>
+              </w:rPr>
+              <w:t>11</w:t>
+            </w:r>
+            <w:r>
+              <w:rPr>
+                <w:rFonts w:hint="cs"/>
+                <w:rtl/>
+              </w:rPr>
+              <w:t>-</w:t>
+            </w:r>
+            <w:r>
+              <w:rPr>
+                <w:rFonts w:hint="cs"/>
+                <w:rtl/>
+              </w:rPr>
+              <w:t>63</w:t>
+            </w:r>
+          </w:p>
+        </w:tc>
+      </w:tr>
+    </w:tbl>
+    <w:p>
+      <w:pPr>
+        <w:pStyle w:val="a9"/>
+        <w:rPr>
+          <w:rFonts w:eastAsiaTheme="minorEastAsia"/>
+          <w:rtl/>
+        </w:rPr>
+      </w:pPr>
+      <w:r>
+        <w:rPr>
+          <w:rtl/>
+        </w:rPr>
+        <w:br/>
+      </w:r>
+      <w:r>
+        <w:rPr>
+          <w:rFonts w:hint="cs"/>
+          <w:rtl/>
+        </w:rPr>
+        <w:t>גודל הבלוק</w:t>
+      </w:r>
+      <w:r>
+        <w:rPr>
+          <w:rFonts w:hint="cs"/>
+          <w:rtl/>
+        </w:rPr>
+        <w:t xml:space="preserve"> הוא</w:t>
+      </w:r>
+      <w:r>
+        <w:rPr>
+          <w:rFonts w:hint="cs"/>
+          <w:rtl/>
+        </w:rPr>
+        <w:t xml:space="preserve"> </w:t>
+      </w:r>
+      <m:oMath>
+        <m:r>
+          <w:rPr>
+            <w:rFonts w:ascii="Cambria Math" w:hAnsi="Cambria Math"/>
+          </w:rPr>
+          <m:t>64=</m:t>
+        </m:r>
+        <m:sSup>
+          <m:sSupPr>
+            <m:ctrlPr>
+              <w:rPr>
+                <w:rFonts w:ascii="Cambria Math" w:hAnsi="Cambria Math"/>
+                <w:i/>
+              </w:rPr>
+            </m:ctrlPr>
+          </m:sSupPr>
+          <m:e>
+            <m:r>
+              <w:rPr>
+                <w:rFonts w:ascii="Cambria Math" w:hAnsi="Cambria Math"/>
+              </w:rPr>
+              <m:t>2</m:t>
+            </m:r>
+          </m:e>
+          <m:sup>
+            <m:r>
+              <w:rPr>
+                <w:rFonts w:ascii="Cambria Math" w:hAnsi="Cambria Math"/>
+              </w:rPr>
+              <m:t>6</m:t>
+            </m:r>
+          </m:sup>
+        </m:sSup>
+      </m:oMath>
+      <w:r>
+        <w:rPr>
+          <w:rFonts w:eastAsiaTheme="minorEastAsia" w:hint="cs"/>
+          <w:rtl/>
+        </w:rPr>
+        <w:t xml:space="preserve"> בתים, לכן</w:t>
+      </w:r>
+      <w:r>
+        <w:rPr>
+          <w:rFonts w:eastAsiaTheme="minorEastAsia" w:hint="cs"/>
+          <w:rtl/>
+        </w:rPr>
+        <w:t xml:space="preserve"> יש צורך</w:t>
+      </w:r>
+      <w:r>
+        <w:rPr>
+          <w:rFonts w:eastAsiaTheme="minorEastAsia" w:hint="cs"/>
+          <w:rtl/>
+        </w:rPr>
+        <w:t xml:space="preserve"> </w:t>
+      </w:r>
+      <w:r>
+        <w:rPr>
+          <w:rFonts w:eastAsiaTheme="minorEastAsia" w:hint="cs"/>
+          <w:rtl/>
+        </w:rPr>
+        <w:t>ב-</w:t>
+      </w:r>
+      <w:r>
+        <w:rPr>
+          <w:rFonts w:eastAsiaTheme="minorEastAsia" w:hint="cs"/>
+          <w:rtl/>
+        </w:rPr>
+        <w:t xml:space="preserve">6 ביטים של </w:t>
+      </w:r>
+      <w:r>
+        <w:rPr>
+          <w:rFonts w:eastAsiaTheme="minorEastAsia"/>
+        </w:rPr>
+        <w:t>offset</w:t>
+      </w:r>
+    </w:p>
+    <w:p>
+      <w:pPr>
+        <w:pStyle w:val="a9"/>
+        <w:rPr>
+          <w:rFonts w:eastAsiaTheme="minorEastAsia"/>
+          <w:rtl/>
+        </w:rPr>
+      </w:pPr>
+      <w:r>
+        <w:rPr>
+          <w:rFonts w:eastAsiaTheme="minorEastAsia" w:hint="cs"/>
+          <w:rtl/>
+        </w:rPr>
+        <w:t>מספר הבלוקים במטמון</w:t>
+      </w:r>
+      <w:r>
+        <w:rPr>
+          <w:rFonts w:eastAsiaTheme="minorEastAsia" w:hint="cs"/>
+          <w:rtl/>
+        </w:rPr>
+        <w:t xml:space="preserve"> הוא</w:t>
+      </w:r>
+      <w:r>
+        <w:rPr>
+          <w:rFonts w:eastAsiaTheme="minorEastAsia" w:hint="cs"/>
+          <w:rtl/>
+        </w:rPr>
+        <w:t xml:space="preserve"> </w:t>
+      </w:r>
+      <m:oMath>
+        <m:f>
+          <m:fPr>
+            <m:ctrlPr>
+              <w:rPr>
+                <w:rFonts w:ascii="Cambria Math" w:eastAsiaTheme="minorEastAsia" w:hAnsi="Cambria Math"/>
+                <w:i/>
+              </w:rPr>
+            </m:ctrlPr>
+          </m:fPr>
+          <m:num>
+            <m:r>
+              <w:rPr>
+                <w:rFonts w:ascii="Cambria Math" w:eastAsiaTheme="minorEastAsia" w:hAnsi="Cambria Math"/>
+              </w:rPr>
+              <m:t>8KB</m:t>
+            </m:r>
+          </m:num>
+          <m:den>
+            <m:r>
+              <w:rPr>
+                <w:rFonts w:ascii="Cambria Math" w:eastAsiaTheme="minorEastAsia" w:hAnsi="Cambria Math"/>
+              </w:rPr>
+              <m:t>64</m:t>
+            </m:r>
+          </m:den>
+        </m:f>
+        <m:r>
+          <w:rPr>
+            <w:rFonts w:ascii="Cambria Math" w:eastAsiaTheme="minorEastAsia" w:hAnsi="Cambria Math"/>
+          </w:rPr>
+          <m:t>=128=</m:t>
+        </m:r>
+        <m:sSup>
+          <m:sSupPr>
+            <m:ctrlPr>
+              <w:rPr>
+                <w:rFonts w:ascii="Cambria Math" w:eastAsiaTheme="minorEastAsia" w:hAnsi="Cambria Math"/>
+                <w:i/>
+              </w:rPr>
+            </m:ctrlPr>
+          </m:sSupPr>
+          <m:e>
+            <m:r>
+              <w:rPr>
+                <w:rFonts w:ascii="Cambria Math" w:eastAsiaTheme="minorEastAsia" w:hAnsi="Cambria Math"/>
+              </w:rPr>
+              <m:t>2</m:t>
+            </m:r>
+          </m:e>
+          <m:sup>
+            <m:r>
+              <w:rPr>
+                <w:rFonts w:ascii="Cambria Math" w:eastAsiaTheme="minorEastAsia" w:hAnsi="Cambria Math"/>
+              </w:rPr>
+              <m:t>7</m:t>
+            </m:r>
+          </m:sup>
+        </m:sSup>
+      </m:oMath>
+    </w:p>
+    <w:p>
+      <w:pPr>
+        <w:pStyle w:val="a9"/>
+        <w:rPr>
+          <w:rFonts w:eastAsiaTheme="minorEastAsia"/>
+          <w:rtl/>
+        </w:rPr>
+      </w:pPr>
+      <w:r>
+        <w:rPr>
+          <w:rFonts w:eastAsiaTheme="minorEastAsia" w:hint="cs"/>
+          <w:rtl/>
+        </w:rPr>
+        <w:t>ה</w:t>
+      </w:r>
+      <w:r>
+        <w:rPr>
+          <w:rFonts w:eastAsiaTheme="minorEastAsia" w:hint="cs"/>
+          <w:rtl/>
+        </w:rPr>
+        <w:t xml:space="preserve">מטמון </w:t>
+      </w:r>
+      <w:r>
+        <w:rPr>
+          <w:rFonts w:eastAsiaTheme="minorEastAsia" w:hint="cs"/>
+          <w:rtl/>
+        </w:rPr>
+        <w:t xml:space="preserve">שלנו </w:t>
+      </w:r>
+      <w:r>
+        <w:rPr>
+          <w:rFonts w:eastAsiaTheme="minorEastAsia" w:hint="cs"/>
+          <w:rtl/>
+        </w:rPr>
+        <w:t xml:space="preserve">הוא </w:t>
+      </w:r>
+      <w:r>
+        <w:rPr>
+          <w:rFonts w:eastAsiaTheme="minorEastAsia"/>
+        </w:rPr>
+        <w:t>4-way</w:t>
+      </w:r>
+      <w:r>
+        <w:rPr>
+          <w:rFonts w:eastAsiaTheme="minorEastAsia" w:hint="cs"/>
+          <w:rtl/>
+        </w:rPr>
+        <w:t xml:space="preserve"> ולכן מספר ה</w:t>
+      </w:r>
+      <w:r>
+        <w:rPr>
+          <w:rFonts w:eastAsiaTheme="minorEastAsia"/>
+        </w:rPr>
+        <w:t>set</w:t>
+      </w:r>
+      <w:r>
+        <w:rPr>
+          <w:rFonts w:eastAsiaTheme="minorEastAsia" w:hint="cs"/>
+          <w:rtl/>
+        </w:rPr>
+        <w:t xml:space="preserve">ים בכל </w:t>
+      </w:r>
+      <w:r>
+        <w:rPr>
+          <w:rFonts w:eastAsiaTheme="minorEastAsia"/>
+        </w:rPr>
+        <w:t>way</w:t>
+      </w:r>
+      <w:r>
+        <w:rPr>
+          <w:rFonts w:eastAsiaTheme="minorEastAsia" w:hint="cs"/>
+          <w:rtl/>
+        </w:rPr>
+        <w:t xml:space="preserve"> הוא: </w:t>
+      </w:r>
+      <m:oMath>
+        <m:f>
+          <m:fPr>
+            <m:ctrlPr>
+              <w:rPr>
+                <w:rFonts w:ascii="Cambria Math" w:eastAsiaTheme="minorEastAsia" w:hAnsi="Cambria Math"/>
+                <w:i/>
+              </w:rPr>
+            </m:ctrlPr>
+          </m:fPr>
+          <m:num>
+            <m:sSup>
+              <m:sSupPr>
+                <m:ctrlPr>
+                  <w:rPr>
+                    <w:rFonts w:ascii="Cambria Math" w:eastAsiaTheme="minorEastAsia" w:hAnsi="Cambria Math"/>
+                    <w:i/>
+                  </w:rPr>
+                </m:ctrlPr>
+              </m:sSupPr>
+              <m:e>
+                <m:r>
+                  <w:rPr>
+                    <w:rFonts w:ascii="Cambria Math" w:eastAsiaTheme="minorEastAsia" w:hAnsi="Cambria Math"/>
+                  </w:rPr>
+                  <m:t>2</m:t>
+                </m:r>
+              </m:e>
+              <m:sup>
+                <m:r>
+                  <w:rPr>
+                    <w:rFonts w:ascii="Cambria Math" w:eastAsiaTheme="minorEastAsia" w:hAnsi="Cambria Math"/>
+                  </w:rPr>
+                  <m:t>7</m:t>
+                </m:r>
+              </m:sup>
+            </m:sSup>
+          </m:num>
+          <m:den>
+            <m:r>
+              <w:rPr>
+                <w:rFonts w:ascii="Cambria Math" w:eastAsiaTheme="minorEastAsia" w:hAnsi="Cambria Math"/>
+              </w:rPr>
+              <m:t>4</m:t>
+            </m:r>
+          </m:den>
+        </m:f>
+        <m:r>
+          <w:rPr>
+            <w:rFonts w:ascii="Cambria Math" w:eastAsiaTheme="minorEastAsia" w:hAnsi="Cambria Math"/>
+          </w:rPr>
+          <m:t>=</m:t>
+        </m:r>
+        <m:sSup>
+          <m:sSupPr>
+            <m:ctrlPr>
+              <w:rPr>
+                <w:rFonts w:ascii="Cambria Math" w:eastAsiaTheme="minorEastAsia" w:hAnsi="Cambria Math"/>
+                <w:i/>
+              </w:rPr>
+            </m:ctrlPr>
+          </m:sSupPr>
+          <m:e>
+            <m:r>
+              <w:rPr>
+                <w:rFonts w:ascii="Cambria Math" w:eastAsiaTheme="minorEastAsia" w:hAnsi="Cambria Math"/>
+              </w:rPr>
+              <m:t>2</m:t>
+            </m:r>
+          </m:e>
+          <m:sup>
+            <m:r>
+              <w:rPr>
+                <w:rFonts w:ascii="Cambria Math" w:eastAsiaTheme="minorEastAsia" w:hAnsi="Cambria Math"/>
+              </w:rPr>
+              <m:t>5</m:t>
+            </m:r>
+          </m:sup>
+        </m:sSup>
+      </m:oMath>
+      <w:r>
+        <w:rPr>
+          <w:rFonts w:eastAsiaTheme="minorEastAsia" w:hint="cs"/>
+          <w:rtl/>
+        </w:rPr>
+        <w:t xml:space="preserve"> </w:t>
+      </w:r>
+      <w:r>
+        <w:rPr>
+          <w:rFonts w:eastAsiaTheme="minorEastAsia"/>
+          <w:rtl/>
+        </w:rPr>
+        <w:br/>
+      </w:r>
+      <w:r>
+        <w:rPr>
+          <w:rFonts w:eastAsiaTheme="minorEastAsia" w:hint="cs"/>
+          <w:rtl/>
+        </w:rPr>
+        <w:t>לכן צריך 5 ביטים ל</w:t>
+      </w:r>
+      <w:r>
+        <w:rPr>
+          <w:rFonts w:eastAsiaTheme="minorEastAsia"/>
+        </w:rPr>
+        <w:t>set</w:t>
+      </w:r>
+      <w:r>
+        <w:rPr>
+          <w:rFonts w:eastAsiaTheme="minorEastAsia"/>
+          <w:rtl/>
+        </w:rPr>
+        <w:br/>
+      </w:r>
+      <w:r>
+        <w:rPr>
+          <w:rFonts w:eastAsiaTheme="minorEastAsia" w:hint="cs"/>
+          <w:rtl/>
+        </w:rPr>
+        <w:t xml:space="preserve">וכל שאר הביטים </w:t>
+      </w:r>
+      <w:r>
+        <w:rPr>
+          <w:rFonts w:eastAsiaTheme="minorEastAsia"/>
+        </w:rPr>
+        <w:t>tag</w:t>
+      </w:r>
+      <w:r>
+        <w:rPr>
+          <w:rFonts w:eastAsiaTheme="minorEastAsia"/>
+          <w:rtl/>
+        </w:rPr>
+        <w:br/>
+      </w:r>
+    </w:p>
+    <w:p>
+      <w:pPr>
+        <w:pStyle w:val="a9"/>
+        <w:numPr>
+          <w:ilvl w:val="0"/>
+          <w:numId w:val="3"/>
+        </w:numPr>
+        <w:rPr>
+          <w:i/>
+        </w:rPr>
+      </w:pPr>
+    </w:p>
+    <w:tbl>
+      <w:tblPr>
+        <w:tblStyle w:val="af0"/>
+        <w:bidiVisual/>
+        <w:tblW w:w="8221" w:type="dxa"/>
+        <w:tblInd w:w="1502" w:type="dxa"/>
+        <w:tblLook w:val="04A0" w:firstRow="1" w:lastRow="0" w:firstColumn="1" w:lastColumn="0" w:noHBand="0" w:noVBand="1"/>
+      </w:tblPr>
+      <w:tblGrid>
+        <w:gridCol w:w="6804"/>
+        <w:gridCol w:w="709"/>
+        <w:gridCol w:w="708"/>
+      </w:tblGrid>
+      <w:tr>
+        <w:tc>
+          <w:tcPr>
+            <w:tcW w:w="6804" w:type="dxa"/>
+          </w:tcPr>
+          <w:p>
+            <w:pPr>
+              <w:pStyle w:val="a9"/>
+              <w:ind w:left="0"/>
+              <w:jc w:val="center"/>
+              <w:rPr>
+                <w:rFonts w:hint="cs"/>
+                <w:b/>
+                <w:bCs/>
+                <w:i/>
+              </w:rPr>
+            </w:pPr>
+            <w:r>
+              <w:rPr>
+                <w:rFonts w:hint="cs"/>
+                <w:b/>
+                <w:bCs/>
+                <w:i/>
+                <w:rtl/>
+              </w:rPr>
+              <w:t>נימוק</w:t>
+            </w:r>
+          </w:p>
+        </w:tc>
+        <w:tc>
+          <w:tcPr>
+            <w:tcW w:w="709" w:type="dxa"/>
+          </w:tcPr>
+          <w:p>
+            <w:pPr>
+              <w:pStyle w:val="a9"/>
+              <w:ind w:left="0"/>
+              <w:jc w:val="center"/>
+              <w:rPr>
+                <w:b/>
+                <w:bCs/>
+                <w:iCs/>
+              </w:rPr>
+            </w:pPr>
+            <w:r>
+              <w:rPr>
+                <w:b/>
+                <w:bCs/>
+                <w:iCs/>
+              </w:rPr>
+              <w:t>L1</w:t>
+            </w:r>
+          </w:p>
+        </w:tc>
+        <w:tc>
+          <w:tcPr>
+            <w:tcW w:w="708" w:type="dxa"/>
+          </w:tcPr>
+          <w:p>
+            <w:pPr>
+              <w:pStyle w:val="a9"/>
+              <w:ind w:left="0"/>
+              <w:jc w:val="center"/>
+              <w:rPr>
+                <w:rFonts w:hint="cs"/>
+                <w:b/>
+                <w:bCs/>
+                <w:iCs/>
+                <w:rtl/>
+              </w:rPr>
+            </w:pPr>
+            <w:r>
+              <w:rPr>
+                <w:b/>
+                <w:bCs/>
+                <w:iCs/>
+              </w:rPr>
+              <w:t>X</w:t>
+            </w:r>
+          </w:p>
+        </w:tc>
+      </w:tr>
+      <w:tr>
+        <w:tc>
+          <w:tcPr>
+            <w:tcW w:w="6804" w:type="dxa"/>
+          </w:tcPr>
+          <w:p>
+            <w:pPr>
+              <w:rPr>
+                <w:rFonts w:asciiTheme="minorBidi" w:hAnsiTheme="minorBidi" w:hint="cs"/>
+                <w:i/>
+                <w:rtl/>
+              </w:rPr>
+            </w:pPr>
+            <w:r>
+              <w:rPr>
+                <w:rFonts w:asciiTheme="minorBidi" w:hAnsiTheme="minorBidi" w:cs="Arial" w:hint="cs"/>
+                <w:i/>
+                <w:rtl/>
+              </w:rPr>
+              <w:t xml:space="preserve">נבחין בתכונה הבאה: </w:t>
+            </w:r>
+            <w:r>
+              <w:rPr>
+                <w:rFonts w:asciiTheme="minorBidi" w:hAnsiTheme="minorBidi" w:cs="Arial"/>
+                <w:i/>
+                <w:rtl/>
+              </w:rPr>
+              <w:t>התוכנית ניגשת תמיד ל־</w:t>
+            </w:r>
+            <w:r>
+              <w:rPr>
+                <w:rFonts w:asciiTheme="minorBidi" w:hAnsiTheme="minorBidi"/>
+                <w:i/>
+              </w:rPr>
+              <w:t>A[</w:t>
+            </w:r>
+            <w:proofErr w:type="spellStart"/>
+            <w:r>
+              <w:rPr>
+                <w:rFonts w:asciiTheme="minorBidi" w:hAnsiTheme="minorBidi"/>
+                <w:i/>
+              </w:rPr>
+              <w:t>i</w:t>
+            </w:r>
+            <w:proofErr w:type="spellEnd"/>
+            <w:r>
+              <w:rPr>
+                <w:rFonts w:asciiTheme="minorBidi" w:hAnsiTheme="minorBidi"/>
+                <w:i/>
+              </w:rPr>
+              <w:t>]</w:t>
+            </w:r>
+            <w:r>
+              <w:rPr>
+                <w:rFonts w:asciiTheme="minorBidi" w:hAnsiTheme="minorBidi" w:cs="Arial"/>
+                <w:i/>
+                <w:rtl/>
+              </w:rPr>
+              <w:t xml:space="preserve">, ורק אם </w:t>
+            </w:r>
+            <w:proofErr w:type="spellStart"/>
+            <w:r>
+              <w:rPr>
+                <w:rFonts w:asciiTheme="minorBidi" w:hAnsiTheme="minorBidi"/>
+                <w:i/>
+              </w:rPr>
+              <w:t>i</w:t>
+            </w:r>
+            <w:proofErr w:type="spellEnd"/>
+            <w:r>
+              <w:rPr>
+                <w:rFonts w:asciiTheme="minorBidi" w:hAnsiTheme="minorBidi" w:cs="Arial"/>
+                <w:i/>
+                <w:rtl/>
+              </w:rPr>
+              <w:t xml:space="preserve"> זוגי היא ניגשת גם ל־</w:t>
+            </w:r>
+            <w:r>
+              <w:rPr>
+                <w:rFonts w:asciiTheme="minorBidi" w:hAnsiTheme="minorBidi"/>
+                <w:i/>
+              </w:rPr>
+              <w:t>B[</w:t>
+            </w:r>
+            <w:proofErr w:type="spellStart"/>
+            <w:r>
+              <w:rPr>
+                <w:rFonts w:asciiTheme="minorBidi" w:hAnsiTheme="minorBidi"/>
+                <w:i/>
+              </w:rPr>
+              <w:t>i</w:t>
+            </w:r>
+            <w:proofErr w:type="spellEnd"/>
+            <w:r>
+              <w:rPr>
+                <w:rFonts w:asciiTheme="minorBidi" w:hAnsiTheme="minorBidi"/>
+                <w:i/>
+              </w:rPr>
+              <w:t>]</w:t>
+            </w:r>
+            <w:r>
+              <w:rPr>
+                <w:rFonts w:asciiTheme="minorBidi" w:hAnsiTheme="minorBidi" w:hint="cs"/>
+                <w:i/>
+                <w:rtl/>
+              </w:rPr>
+              <w:t>.</w:t>
+            </w:r>
+          </w:p>
+          <w:p>
+            <w:pPr>
+              <w:rPr>
+                <w:rFonts w:hint="cs"/>
+                <w:i/>
+                <w:rtl/>
+              </w:rPr>
+            </w:pPr>
+            <w:r>
+              <w:rPr>
+                <w:rFonts w:cs="Arial" w:hint="cs"/>
+                <w:i/>
+                <w:rtl/>
+              </w:rPr>
+              <w:lastRenderedPageBreak/>
+              <w:t>יש גישה ל-</w:t>
+            </w:r>
+            <w:r>
+              <w:rPr>
+                <w:rFonts w:cs="Arial"/>
+                <w:i/>
+              </w:rPr>
+              <w:t>A</w:t>
+            </w:r>
+            <w:r>
+              <w:rPr>
+                <w:rFonts w:cs="Arial"/>
+                <w:i/>
+                <w:rtl/>
+              </w:rPr>
+              <w:t xml:space="preserve"> </w:t>
+            </w:r>
+            <w:r>
+              <w:rPr>
+                <w:rFonts w:cs="Arial" w:hint="cs"/>
+                <w:i/>
+                <w:rtl/>
+              </w:rPr>
+              <w:t>בכל</w:t>
+            </w:r>
+            <w:r>
+              <w:rPr>
+                <w:rFonts w:cs="Arial"/>
+                <w:i/>
+                <w:rtl/>
+              </w:rPr>
+              <w:t xml:space="preserve"> </w:t>
+            </w:r>
+            <w:proofErr w:type="spellStart"/>
+            <w:r>
+              <w:rPr>
+                <w:rFonts w:cs="Arial" w:hint="cs"/>
+                <w:i/>
+                <w:rtl/>
+              </w:rPr>
+              <w:t>איטרציה</w:t>
+            </w:r>
+            <w:proofErr w:type="spellEnd"/>
+            <w:r>
+              <w:rPr>
+                <w:rFonts w:cs="Arial" w:hint="cs"/>
+                <w:i/>
+                <w:rtl/>
+              </w:rPr>
+              <w:t>,</w:t>
+            </w:r>
+            <w:r>
+              <w:rPr>
+                <w:rFonts w:cs="Arial" w:hint="cs"/>
+                <w:i/>
+                <w:rtl/>
+              </w:rPr>
+              <w:t xml:space="preserve"> </w:t>
+            </w:r>
+            <w:r>
+              <w:rPr>
+                <w:rFonts w:cs="Arial" w:hint="cs"/>
+                <w:i/>
+                <w:rtl/>
+              </w:rPr>
+              <w:t>כל</w:t>
+            </w:r>
+            <w:r>
+              <w:rPr>
+                <w:rFonts w:cs="Arial"/>
+                <w:i/>
+                <w:rtl/>
+              </w:rPr>
+              <w:t xml:space="preserve"> </w:t>
+            </w:r>
+            <w:r>
+              <w:rPr>
+                <w:rFonts w:cs="Arial" w:hint="cs"/>
+                <w:i/>
+                <w:rtl/>
+              </w:rPr>
+              <w:t>בלוק</w:t>
+            </w:r>
+            <w:r>
+              <w:rPr>
+                <w:rFonts w:cs="Arial"/>
+                <w:i/>
+                <w:rtl/>
+              </w:rPr>
+              <w:t xml:space="preserve"> </w:t>
+            </w:r>
+            <w:r>
+              <w:rPr>
+                <w:rFonts w:cs="Arial" w:hint="cs"/>
+                <w:i/>
+                <w:rtl/>
+              </w:rPr>
+              <w:t>של</w:t>
+            </w:r>
+            <w:r>
+              <w:rPr>
+                <w:rFonts w:cs="Arial"/>
+                <w:i/>
+                <w:rtl/>
+              </w:rPr>
+              <w:t xml:space="preserve"> </w:t>
+            </w:r>
+            <w:r>
+              <w:rPr>
+                <w:i/>
+              </w:rPr>
+              <w:t>A</w:t>
+            </w:r>
+            <w:r>
+              <w:rPr>
+                <w:rFonts w:cs="Arial"/>
+                <w:i/>
+                <w:rtl/>
+              </w:rPr>
+              <w:t xml:space="preserve"> </w:t>
+            </w:r>
+            <w:r>
+              <w:rPr>
+                <w:rFonts w:cs="Arial" w:hint="cs"/>
+                <w:i/>
+                <w:rtl/>
+              </w:rPr>
+              <w:t>מכיל</w:t>
+            </w:r>
+            <w:r>
+              <w:rPr>
+                <w:rFonts w:cs="Arial"/>
+                <w:i/>
+                <w:rtl/>
+              </w:rPr>
+              <w:t xml:space="preserve"> 16 </w:t>
+            </w:r>
+            <w:r>
+              <w:rPr>
+                <w:rFonts w:cs="Arial" w:hint="cs"/>
+                <w:i/>
+                <w:rtl/>
+              </w:rPr>
+              <w:t>איברים</w:t>
+            </w:r>
+            <w:r>
+              <w:rPr>
+                <w:rFonts w:cs="Arial"/>
+                <w:i/>
+                <w:rtl/>
+              </w:rPr>
+              <w:t xml:space="preserve">, </w:t>
+            </w:r>
+            <w:r>
+              <w:rPr>
+                <w:rFonts w:cs="Arial" w:hint="cs"/>
+                <w:i/>
+                <w:rtl/>
+              </w:rPr>
+              <w:t>ולכן</w:t>
+            </w:r>
+            <w:r>
+              <w:rPr>
+                <w:rFonts w:cs="Arial"/>
+                <w:i/>
+                <w:rtl/>
+              </w:rPr>
+              <w:t xml:space="preserve"> </w:t>
+            </w:r>
+            <w:r>
+              <w:rPr>
+                <w:rFonts w:cs="Arial" w:hint="cs"/>
+                <w:i/>
+                <w:rtl/>
+              </w:rPr>
+              <w:t>יש</w:t>
+            </w:r>
+            <w:r>
+              <w:rPr>
+                <w:rFonts w:cs="Arial"/>
+                <w:i/>
+                <w:rtl/>
+              </w:rPr>
+              <w:t xml:space="preserve"> </w:t>
+            </w:r>
+            <w:r>
+              <w:rPr>
+                <w:i/>
+              </w:rPr>
+              <w:t>miss</w:t>
+            </w:r>
+            <w:r>
+              <w:rPr>
+                <w:rFonts w:cs="Arial"/>
+                <w:i/>
+                <w:rtl/>
+              </w:rPr>
+              <w:t xml:space="preserve"> </w:t>
+            </w:r>
+            <w:r>
+              <w:rPr>
+                <w:rFonts w:cs="Arial" w:hint="cs"/>
+                <w:i/>
+                <w:rtl/>
+              </w:rPr>
+              <w:t>אחד</w:t>
+            </w:r>
+            <w:r>
+              <w:rPr>
+                <w:rFonts w:cs="Arial"/>
+                <w:i/>
+                <w:rtl/>
+              </w:rPr>
+              <w:t xml:space="preserve"> </w:t>
+            </w:r>
+            <w:r>
+              <w:rPr>
+                <w:rFonts w:cs="Arial" w:hint="cs"/>
+                <w:i/>
+                <w:rtl/>
+              </w:rPr>
+              <w:t>על</w:t>
+            </w:r>
+            <w:r>
+              <w:rPr>
+                <w:rFonts w:cs="Arial"/>
+                <w:i/>
+                <w:rtl/>
+              </w:rPr>
+              <w:t xml:space="preserve"> </w:t>
+            </w:r>
+            <w:r>
+              <w:rPr>
+                <w:rFonts w:cs="Arial" w:hint="cs"/>
+                <w:i/>
+                <w:rtl/>
+              </w:rPr>
+              <w:t>כל</w:t>
+            </w:r>
+            <w:r>
+              <w:rPr>
+                <w:rFonts w:cs="Arial"/>
+                <w:i/>
+                <w:rtl/>
+              </w:rPr>
+              <w:t xml:space="preserve"> 16 </w:t>
+            </w:r>
+            <w:r>
+              <w:rPr>
+                <w:rFonts w:cs="Arial" w:hint="cs"/>
+                <w:i/>
+                <w:rtl/>
+              </w:rPr>
+              <w:t>גישות</w:t>
+            </w:r>
+            <w:r>
+              <w:rPr>
+                <w:rFonts w:cs="Arial" w:hint="cs"/>
+                <w:i/>
+                <w:rtl/>
+              </w:rPr>
+              <w:t>.</w:t>
+            </w:r>
+            <w:r>
+              <w:rPr>
+                <w:rFonts w:cs="Arial"/>
+                <w:i/>
+                <w:rtl/>
+              </w:rPr>
+              <w:br/>
+            </w:r>
+            <w:r>
+              <w:rPr>
+                <w:rFonts w:cs="Arial"/>
+                <w:i/>
+                <w:rtl/>
+              </w:rPr>
+              <w:t>ל־</w:t>
+            </w:r>
+            <w:r>
+              <w:rPr>
+                <w:i/>
+              </w:rPr>
+              <w:t>B</w:t>
+            </w:r>
+            <w:r>
+              <w:rPr>
+                <w:rFonts w:cs="Arial"/>
+                <w:i/>
+                <w:rtl/>
+              </w:rPr>
+              <w:t xml:space="preserve"> ניגשים רק עבור אינדקסים זוגיים</w:t>
+            </w:r>
+            <w:r>
+              <w:rPr>
+                <w:rFonts w:cs="Arial" w:hint="cs"/>
+                <w:i/>
+                <w:rtl/>
+              </w:rPr>
+              <w:t xml:space="preserve">, </w:t>
+            </w:r>
+            <w:r>
+              <w:rPr>
+                <w:rFonts w:cs="Arial"/>
+                <w:i/>
+                <w:rtl/>
+              </w:rPr>
+              <w:t xml:space="preserve">גם כאן כל הגישות האלה נמצאות באותו בלוק של </w:t>
+            </w:r>
+            <w:r>
+              <w:rPr>
+                <w:i/>
+              </w:rPr>
+              <w:t>B</w:t>
+            </w:r>
+            <w:r>
+              <w:rPr>
+                <w:rFonts w:cs="Arial"/>
+                <w:i/>
+                <w:rtl/>
+              </w:rPr>
+              <w:t xml:space="preserve">, לכן יש </w:t>
+            </w:r>
+            <w:r>
+              <w:rPr>
+                <w:i/>
+              </w:rPr>
+              <w:t>miss</w:t>
+            </w:r>
+            <w:r>
+              <w:rPr>
+                <w:rFonts w:cs="Arial"/>
+                <w:i/>
+                <w:rtl/>
+              </w:rPr>
+              <w:t xml:space="preserve"> אחד </w:t>
+            </w:r>
+            <w:r>
+              <w:rPr>
+                <w:rFonts w:cs="Arial" w:hint="cs"/>
+                <w:i/>
+                <w:rtl/>
+              </w:rPr>
+              <w:t>לכל</w:t>
+            </w:r>
+            <w:r>
+              <w:rPr>
+                <w:rFonts w:cs="Arial"/>
+                <w:i/>
+                <w:rtl/>
+              </w:rPr>
+              <w:t xml:space="preserve"> 8 גישות ל־</w:t>
+            </w:r>
+            <w:r>
+              <w:rPr>
+                <w:i/>
+              </w:rPr>
+              <w:t>B</w:t>
+            </w:r>
+            <w:r>
+              <w:rPr>
+                <w:rFonts w:cs="Arial"/>
+                <w:i/>
+                <w:rtl/>
+              </w:rPr>
+              <w:t>.</w:t>
+            </w:r>
+            <w:r>
+              <w:rPr>
+                <w:rFonts w:cs="Arial" w:hint="cs"/>
+                <w:i/>
+                <w:rtl/>
+              </w:rPr>
+              <w:t xml:space="preserve"> </w:t>
+            </w:r>
+            <w:r>
+              <w:rPr>
+                <w:rFonts w:cs="Arial"/>
+                <w:i/>
+                <w:rtl/>
+              </w:rPr>
+              <w:br/>
+            </w:r>
+            <w:r>
+              <w:rPr>
+                <w:rFonts w:cs="Arial" w:hint="cs"/>
+                <w:i/>
+                <w:rtl/>
+              </w:rPr>
+              <w:t xml:space="preserve">בכל 16 </w:t>
+            </w:r>
+            <w:proofErr w:type="spellStart"/>
+            <w:r>
+              <w:rPr>
+                <w:rFonts w:cs="Arial" w:hint="cs"/>
+                <w:i/>
+                <w:rtl/>
+              </w:rPr>
+              <w:t>איטרציות</w:t>
+            </w:r>
+            <w:proofErr w:type="spellEnd"/>
+            <w:r>
+              <w:rPr>
+                <w:rFonts w:cs="Arial" w:hint="cs"/>
+                <w:i/>
+                <w:rtl/>
+              </w:rPr>
+              <w:t xml:space="preserve"> </w:t>
+            </w:r>
+            <w:r>
+              <w:rPr>
+                <w:rFonts w:cs="Arial" w:hint="cs"/>
+                <w:i/>
+                <w:rtl/>
+              </w:rPr>
+              <w:t xml:space="preserve">של הלולאה, </w:t>
+            </w:r>
+            <w:r>
+              <w:rPr>
+                <w:rFonts w:cs="Arial" w:hint="cs"/>
+                <w:i/>
+                <w:rtl/>
+              </w:rPr>
+              <w:t>יש 16 גישות ל</w:t>
+            </w:r>
+            <w:r>
+              <w:rPr>
+                <w:rFonts w:cs="Arial"/>
+                <w:i/>
+              </w:rPr>
+              <w:t>A</w:t>
+            </w:r>
+            <w:r>
+              <w:rPr>
+                <w:rFonts w:cs="Arial" w:hint="cs"/>
+                <w:i/>
+                <w:rtl/>
+              </w:rPr>
+              <w:t xml:space="preserve"> ו8 גישות ל</w:t>
+            </w:r>
+            <w:r>
+              <w:rPr>
+                <w:rFonts w:cs="Arial"/>
+                <w:i/>
+              </w:rPr>
+              <w:t>B</w:t>
+            </w:r>
+            <w:r>
+              <w:rPr>
+                <w:rFonts w:cs="Arial" w:hint="cs"/>
+                <w:i/>
+                <w:rtl/>
+              </w:rPr>
+              <w:t xml:space="preserve"> (24 גישות בסך </w:t>
+            </w:r>
+            <w:proofErr w:type="spellStart"/>
+            <w:r>
+              <w:rPr>
+                <w:rFonts w:cs="Arial" w:hint="cs"/>
+                <w:i/>
+                <w:rtl/>
+              </w:rPr>
+              <w:t>הכל</w:t>
+            </w:r>
+            <w:proofErr w:type="spellEnd"/>
+            <w:r>
+              <w:rPr>
+                <w:rFonts w:cs="Arial" w:hint="cs"/>
+                <w:i/>
+                <w:rtl/>
+              </w:rPr>
+              <w:t xml:space="preserve">) ולכן בכל 16 </w:t>
+            </w:r>
+            <w:proofErr w:type="spellStart"/>
+            <w:r>
+              <w:rPr>
+                <w:rFonts w:cs="Arial" w:hint="cs"/>
+                <w:i/>
+                <w:rtl/>
+              </w:rPr>
+              <w:t>איטרציות</w:t>
+            </w:r>
+            <w:proofErr w:type="spellEnd"/>
+            <w:r>
+              <w:rPr>
+                <w:rFonts w:cs="Arial" w:hint="cs"/>
+                <w:i/>
+                <w:rtl/>
+              </w:rPr>
+              <w:t xml:space="preserve"> יש </w:t>
+            </w:r>
+            <w:r>
+              <w:rPr>
+                <w:rFonts w:cs="Arial"/>
+                <w:i/>
+              </w:rPr>
+              <w:t>miss</w:t>
+            </w:r>
+            <w:r>
+              <w:rPr>
+                <w:rFonts w:cs="Arial" w:hint="cs"/>
+                <w:i/>
+                <w:rtl/>
+              </w:rPr>
+              <w:t xml:space="preserve"> אחד מ</w:t>
+            </w:r>
+            <w:r>
+              <w:rPr>
+                <w:rFonts w:cs="Arial"/>
+                <w:i/>
+              </w:rPr>
+              <w:t>A</w:t>
+            </w:r>
+            <w:r>
+              <w:rPr>
+                <w:rFonts w:cs="Arial" w:hint="cs"/>
+                <w:i/>
+                <w:rtl/>
+              </w:rPr>
+              <w:t xml:space="preserve"> ו</w:t>
+            </w:r>
+            <w:r>
+              <w:rPr>
+                <w:rFonts w:cs="Arial"/>
+                <w:i/>
+              </w:rPr>
+              <w:t>miss</w:t>
+            </w:r>
+            <w:r>
+              <w:rPr>
+                <w:rFonts w:cs="Arial" w:hint="cs"/>
+                <w:i/>
+                <w:rtl/>
+              </w:rPr>
+              <w:t xml:space="preserve"> אחד מ</w:t>
+            </w:r>
+            <w:r>
+              <w:rPr>
+                <w:rFonts w:cs="Arial"/>
+                <w:i/>
+              </w:rPr>
+              <w:t>B</w:t>
+            </w:r>
+            <w:r>
+              <w:rPr>
+                <w:rFonts w:cs="Arial" w:hint="cs"/>
+                <w:i/>
+                <w:rtl/>
+              </w:rPr>
+              <w:t>.</w:t>
+            </w:r>
+            <w:r>
+              <w:rPr>
+                <w:rFonts w:cs="Arial"/>
+                <w:i/>
+                <w:rtl/>
+              </w:rPr>
+              <w:br/>
+            </w:r>
+            <w:r>
+              <w:rPr>
+                <w:rFonts w:hint="cs"/>
+                <w:i/>
+                <w:rtl/>
+              </w:rPr>
+              <w:t xml:space="preserve">סך </w:t>
+            </w:r>
+            <w:proofErr w:type="spellStart"/>
+            <w:r>
+              <w:rPr>
+                <w:rFonts w:hint="cs"/>
+                <w:i/>
+                <w:rtl/>
+              </w:rPr>
+              <w:t>הכל</w:t>
+            </w:r>
+            <w:proofErr w:type="spellEnd"/>
+            <w:r>
+              <w:rPr>
+                <w:rFonts w:hint="cs"/>
+                <w:i/>
+                <w:rtl/>
+              </w:rPr>
+              <w:t xml:space="preserve">: 2 </w:t>
+            </w:r>
+            <w:r>
+              <w:rPr>
+                <w:i/>
+              </w:rPr>
+              <w:t>miss</w:t>
+            </w:r>
+            <w:r>
+              <w:rPr>
+                <w:rFonts w:hint="cs"/>
+                <w:i/>
+                <w:rtl/>
+              </w:rPr>
+              <w:t xml:space="preserve"> על </w:t>
+            </w:r>
+            <w:proofErr w:type="spellStart"/>
+            <w:r>
+              <w:rPr>
+                <w:rFonts w:hint="cs"/>
+                <w:i/>
+                <w:rtl/>
+              </w:rPr>
+              <w:t>על</w:t>
+            </w:r>
+            <w:proofErr w:type="spellEnd"/>
+            <w:r>
+              <w:rPr>
+                <w:rFonts w:hint="cs"/>
+                <w:i/>
+                <w:rtl/>
+              </w:rPr>
+              <w:t xml:space="preserve"> 24 גישות נותן לנו </w:t>
+            </w:r>
+            <w:r>
+              <w:rPr>
+                <w:i/>
+              </w:rPr>
+              <w:t>miss</w:t>
+            </w:r>
+            <w:r>
+              <w:rPr>
+                <w:i/>
+              </w:rPr>
+              <w:t xml:space="preserve"> rate = 2/24 = 1/12</w:t>
+            </w:r>
+          </w:p>
+        </w:tc>
+        <w:tc>
+          <w:tcPr>
+            <w:tcW w:w="709" w:type="dxa"/>
+          </w:tcPr>
+          <w:p>
+            <w:pPr>
+              <w:pStyle w:val="a9"/>
+              <w:ind w:left="0"/>
+              <w:jc w:val="center"/>
+              <w:rPr>
+                <w:rFonts w:eastAsiaTheme="minorEastAsia"/>
+                <w:i/>
+              </w:rPr>
+            </w:pPr>
+            <m:oMathPara>
+              <m:oMath>
+                <m:f>
+                  <m:fPr>
+                    <m:ctrlPr>
+                      <w:rPr>
+                        <w:rFonts w:ascii="Cambria Math" w:hAnsi="Cambria Math"/>
+                        <w:i/>
+                      </w:rPr>
+                    </m:ctrlPr>
+                  </m:fPr>
+                  <m:num>
+                    <m:r>
+                      <w:rPr>
+                        <w:rFonts w:ascii="Cambria Math" w:hAnsi="Cambria Math"/>
+                      </w:rPr>
+                      <m:t>1</m:t>
+                    </m:r>
+                  </m:num>
+                  <m:den>
+                    <m:r>
+                      <w:rPr>
+                        <w:rFonts w:ascii="Cambria Math" w:hAnsi="Cambria Math"/>
+                      </w:rPr>
+                      <m:t>12</m:t>
+                    </m:r>
+                  </m:den>
+                </m:f>
+              </m:oMath>
+            </m:oMathPara>
+          </w:p>
+        </w:tc>
+        <w:tc>
+          <w:tcPr>
+            <w:tcW w:w="708" w:type="dxa"/>
+          </w:tcPr>
+          <w:p>
+            <w:pPr>
+              <w:pStyle w:val="a9"/>
+              <w:ind w:left="0"/>
+              <w:jc w:val="center"/>
+              <w:rPr>
+                <w:rFonts w:hint="cs"/>
+                <w:i/>
+                <w:rtl/>
+              </w:rPr>
+            </w:pPr>
+            <w:r>
+              <w:rPr>
+                <w:rFonts w:hint="cs"/>
+                <w:i/>
+                <w:rtl/>
+              </w:rPr>
+              <w:t>1</w:t>
+            </w:r>
+          </w:p>
+        </w:tc>
+      </w:tr>
+      <w:tr>
+        <w:tc>
+          <w:tcPr>
+            <w:tcW w:w="6804" w:type="dxa"/>
+          </w:tcPr>
+          <w:p>
+            <w:pPr>
+              <w:rPr>
+                <w:i/>
+              </w:rPr>
+            </w:pPr>
+            <w:r>
+              <w:rPr>
+                <w:rFonts w:hint="cs"/>
+                <w:i/>
+                <w:rtl/>
+              </w:rPr>
+              <w:t xml:space="preserve">נשים לב שאנו ניגשים לאיברים </w:t>
+            </w:r>
+            <w:r>
+              <w:rPr>
+                <w:i/>
+              </w:rPr>
+              <w:t>A[16],A[32],…</w:t>
+            </w:r>
+            <w:r>
+              <w:rPr>
+                <w:rFonts w:hint="cs"/>
+                <w:i/>
+                <w:rtl/>
+              </w:rPr>
+              <w:t xml:space="preserve"> ושהם כולם בבלוקים שונים, לכן כל גישה ל</w:t>
+            </w:r>
+            <w:r>
+              <w:rPr>
+                <w:i/>
+              </w:rPr>
+              <w:t>A</w:t>
+            </w:r>
+            <w:r>
+              <w:rPr>
+                <w:rFonts w:hint="cs"/>
+                <w:i/>
+                <w:rtl/>
+              </w:rPr>
+              <w:t xml:space="preserve"> תהיה </w:t>
+            </w:r>
+            <w:r>
+              <w:rPr>
+                <w:i/>
+              </w:rPr>
+              <w:t>miss</w:t>
+            </w:r>
+            <w:r>
+              <w:rPr>
+                <w:rFonts w:hint="cs"/>
+                <w:i/>
+                <w:rtl/>
+              </w:rPr>
+              <w:t>.</w:t>
+            </w:r>
+            <w:r>
+              <w:rPr>
+                <w:i/>
+                <w:rtl/>
+              </w:rPr>
+              <w:br/>
+            </w:r>
+            <w:r>
+              <w:rPr>
+                <w:rFonts w:cs="Arial" w:hint="cs"/>
+                <w:i/>
+                <w:rtl/>
+              </w:rPr>
+              <w:t>עכשיו</w:t>
+            </w:r>
+            <w:r>
+              <w:rPr>
+                <w:rFonts w:cs="Arial"/>
+                <w:i/>
+                <w:rtl/>
+              </w:rPr>
+              <w:t xml:space="preserve"> </w:t>
+            </w:r>
+            <w:r>
+              <w:rPr>
+                <w:rFonts w:cs="Arial" w:hint="cs"/>
+                <w:i/>
+                <w:rtl/>
+              </w:rPr>
+              <w:t>נסתכל</w:t>
+            </w:r>
+            <w:r>
+              <w:rPr>
+                <w:rFonts w:cs="Arial"/>
+                <w:i/>
+                <w:rtl/>
+              </w:rPr>
+              <w:t xml:space="preserve"> </w:t>
+            </w:r>
+            <w:r>
+              <w:rPr>
+                <w:rFonts w:cs="Arial" w:hint="cs"/>
+                <w:i/>
+                <w:rtl/>
+              </w:rPr>
+              <w:t>על</w:t>
+            </w:r>
+            <w:r>
+              <w:rPr>
+                <w:rFonts w:cs="Arial"/>
+                <w:i/>
+                <w:rtl/>
+              </w:rPr>
+              <w:t xml:space="preserve"> </w:t>
+            </w:r>
+            <w:r>
+              <w:rPr>
+                <w:i/>
+              </w:rPr>
+              <w:t>B</w:t>
+            </w:r>
+            <w:r>
+              <w:rPr>
+                <w:rFonts w:cs="Arial"/>
+                <w:i/>
+                <w:rtl/>
+              </w:rPr>
+              <w:t>.</w:t>
+            </w:r>
+            <w:r>
+              <w:rPr>
+                <w:rFonts w:cs="Arial" w:hint="cs"/>
+                <w:i/>
+                <w:rtl/>
+              </w:rPr>
+              <w:t xml:space="preserve"> </w:t>
+            </w:r>
+            <w:r>
+              <w:rPr>
+                <w:rFonts w:cs="Arial" w:hint="cs"/>
+                <w:i/>
+                <w:rtl/>
+              </w:rPr>
+              <w:t>מכיוון</w:t>
+            </w:r>
+            <w:r>
+              <w:rPr>
+                <w:rFonts w:cs="Arial"/>
+                <w:i/>
+                <w:rtl/>
+              </w:rPr>
+              <w:t xml:space="preserve"> </w:t>
+            </w:r>
+            <w:r>
+              <w:rPr>
+                <w:rFonts w:cs="Arial" w:hint="cs"/>
+                <w:i/>
+                <w:rtl/>
+              </w:rPr>
+              <w:t>שכל</w:t>
+            </w:r>
+            <w:r>
+              <w:rPr>
+                <w:rFonts w:cs="Arial"/>
+                <w:i/>
+                <w:rtl/>
+              </w:rPr>
+              <w:t xml:space="preserve"> </w:t>
+            </w:r>
+            <w:r>
+              <w:rPr>
+                <w:rFonts w:cs="Arial" w:hint="cs"/>
+                <w:i/>
+                <w:rtl/>
+              </w:rPr>
+              <w:t>האינדקסים</w:t>
+            </w:r>
+            <w:r>
+              <w:rPr>
+                <w:rFonts w:cs="Arial"/>
+                <w:i/>
+                <w:rtl/>
+              </w:rPr>
+              <w:t xml:space="preserve"> </w:t>
+            </w:r>
+            <w:r>
+              <w:rPr>
+                <w:rFonts w:cs="Arial" w:hint="cs"/>
+                <w:i/>
+                <w:rtl/>
+              </w:rPr>
+              <w:t>הם</w:t>
+            </w:r>
+            <w:r>
+              <w:rPr>
+                <w:rFonts w:cs="Arial"/>
+                <w:i/>
+                <w:rtl/>
+              </w:rPr>
+              <w:t xml:space="preserve"> </w:t>
+            </w:r>
+            <w:r>
+              <w:rPr>
+                <w:rFonts w:cs="Arial" w:hint="cs"/>
+                <w:i/>
+                <w:rtl/>
+              </w:rPr>
+              <w:t>כפולות</w:t>
+            </w:r>
+            <w:r>
+              <w:rPr>
+                <w:rFonts w:cs="Arial"/>
+                <w:i/>
+                <w:rtl/>
+              </w:rPr>
+              <w:t xml:space="preserve"> </w:t>
+            </w:r>
+            <w:r>
+              <w:rPr>
+                <w:rFonts w:cs="Arial" w:hint="cs"/>
+                <w:i/>
+                <w:rtl/>
+              </w:rPr>
+              <w:t>של</w:t>
+            </w:r>
+            <w:r>
+              <w:rPr>
+                <w:rFonts w:cs="Arial"/>
+                <w:i/>
+                <w:rtl/>
+              </w:rPr>
+              <w:t xml:space="preserve"> 16, </w:t>
+            </w:r>
+            <w:r>
+              <w:rPr>
+                <w:rFonts w:cs="Arial" w:hint="cs"/>
+                <w:i/>
+                <w:rtl/>
+              </w:rPr>
+              <w:t>הם</w:t>
+            </w:r>
+            <w:r>
+              <w:rPr>
+                <w:rFonts w:cs="Arial"/>
+                <w:i/>
+                <w:rtl/>
+              </w:rPr>
+              <w:t xml:space="preserve"> </w:t>
+            </w:r>
+            <w:r>
+              <w:rPr>
+                <w:rFonts w:cs="Arial" w:hint="cs"/>
+                <w:i/>
+                <w:rtl/>
+              </w:rPr>
+              <w:t>כולם</w:t>
+            </w:r>
+            <w:r>
+              <w:rPr>
+                <w:rFonts w:cs="Arial"/>
+                <w:i/>
+                <w:rtl/>
+              </w:rPr>
+              <w:t xml:space="preserve"> </w:t>
+            </w:r>
+            <w:r>
+              <w:rPr>
+                <w:rFonts w:cs="Arial" w:hint="cs"/>
+                <w:i/>
+                <w:rtl/>
+              </w:rPr>
+              <w:t>זוגיים</w:t>
+            </w:r>
+            <w:r>
+              <w:rPr>
+                <w:rFonts w:cs="Arial"/>
+                <w:i/>
+                <w:rtl/>
+              </w:rPr>
+              <w:t xml:space="preserve">, </w:t>
+            </w:r>
+            <w:r>
+              <w:rPr>
+                <w:rFonts w:cs="Arial" w:hint="cs"/>
+                <w:i/>
+                <w:rtl/>
+              </w:rPr>
+              <w:t>ולכן</w:t>
+            </w:r>
+            <w:r>
+              <w:rPr>
+                <w:rFonts w:cs="Arial"/>
+                <w:i/>
+                <w:rtl/>
+              </w:rPr>
+              <w:t xml:space="preserve"> </w:t>
+            </w:r>
+            <w:r>
+              <w:rPr>
+                <w:rFonts w:cs="Arial" w:hint="cs"/>
+                <w:i/>
+                <w:rtl/>
+              </w:rPr>
+              <w:t>התנאי</w:t>
+            </w:r>
+            <w:r>
+              <w:rPr>
+                <w:rFonts w:cs="Arial"/>
+                <w:i/>
+                <w:rtl/>
+              </w:rPr>
+              <w:t xml:space="preserve"> </w:t>
+            </w:r>
+            <w:r>
+              <w:rPr>
+                <w:rFonts w:cs="Arial" w:hint="cs"/>
+                <w:i/>
+                <w:rtl/>
+              </w:rPr>
+              <w:t>ב-</w:t>
+            </w:r>
+            <w:r>
+              <w:rPr>
+                <w:rFonts w:cs="Arial"/>
+                <w:i/>
+              </w:rPr>
+              <w:t>if</w:t>
+            </w:r>
+            <w:r>
+              <w:rPr>
+                <w:rFonts w:cs="Arial" w:hint="cs"/>
+                <w:i/>
+                <w:rtl/>
+              </w:rPr>
+              <w:t xml:space="preserve"> תמיד מתקיים ולכן ניגש ל</w:t>
+            </w:r>
+            <w:r>
+              <w:rPr>
+                <w:rFonts w:cs="Arial"/>
+                <w:i/>
+              </w:rPr>
+              <w:t>B</w:t>
+            </w:r>
+            <w:r>
+              <w:rPr>
+                <w:rFonts w:cs="Arial" w:hint="cs"/>
+                <w:i/>
+                <w:rtl/>
+              </w:rPr>
+              <w:t>.</w:t>
+            </w:r>
+            <w:r>
+              <w:rPr>
+                <w:rFonts w:cs="Arial"/>
+                <w:i/>
+                <w:rtl/>
+              </w:rPr>
+              <w:br/>
+            </w:r>
+            <w:r>
+              <w:rPr>
+                <w:rFonts w:hint="cs"/>
+                <w:i/>
+                <w:rtl/>
+              </w:rPr>
+              <w:t>גם כאן כל גישה ל</w:t>
+            </w:r>
+            <w:r>
+              <w:rPr>
+                <w:i/>
+              </w:rPr>
+              <w:t>B</w:t>
+            </w:r>
+            <w:r>
+              <w:rPr>
+                <w:rFonts w:hint="cs"/>
+                <w:i/>
+                <w:rtl/>
+              </w:rPr>
+              <w:t xml:space="preserve"> היא </w:t>
+            </w:r>
+            <w:r>
+              <w:rPr>
+                <w:i/>
+              </w:rPr>
+              <w:t>miss</w:t>
+            </w:r>
+            <w:r>
+              <w:rPr>
+                <w:rFonts w:hint="cs"/>
+                <w:i/>
+                <w:rtl/>
+              </w:rPr>
+              <w:t xml:space="preserve"> מאותה הסיבה של </w:t>
+            </w:r>
+            <w:r>
+              <w:rPr>
+                <w:i/>
+              </w:rPr>
+              <w:t>A</w:t>
+            </w:r>
+            <w:r>
+              <w:rPr>
+                <w:rFonts w:hint="cs"/>
+                <w:i/>
+                <w:rtl/>
+              </w:rPr>
+              <w:t>.</w:t>
+            </w:r>
+            <w:r>
+              <w:rPr>
+                <w:i/>
+                <w:rtl/>
+              </w:rPr>
+              <w:br/>
+            </w:r>
+            <w:r>
+              <w:rPr>
+                <w:rFonts w:hint="cs"/>
+                <w:i/>
+                <w:rtl/>
+              </w:rPr>
+              <w:t>לכן בכל גישה שלנו לאחד המערכים אנחנו נתקלים ב</w:t>
+            </w:r>
+            <w:r>
+              <w:rPr>
+                <w:i/>
+              </w:rPr>
+              <w:t>miss</w:t>
+            </w:r>
+            <w:r>
+              <w:rPr>
+                <w:rFonts w:hint="cs"/>
+                <w:i/>
+                <w:rtl/>
+              </w:rPr>
+              <w:t xml:space="preserve"> ולכן:</w:t>
+            </w:r>
+            <w:r>
+              <w:rPr>
+                <w:i/>
+                <w:rtl/>
+              </w:rPr>
+              <w:br/>
+            </w:r>
+            <w:r>
+              <w:rPr>
+                <w:i/>
+              </w:rPr>
+              <w:t>miss rate = 1</w:t>
+            </w:r>
+          </w:p>
+        </w:tc>
+        <w:tc>
+          <w:tcPr>
+            <w:tcW w:w="709" w:type="dxa"/>
+          </w:tcPr>
+          <w:p>
+            <w:pPr>
+              <w:pStyle w:val="a9"/>
+              <w:ind w:left="0"/>
+              <w:jc w:val="center"/>
+              <w:rPr>
+                <w:rFonts w:hint="cs"/>
+                <w:i/>
+                <w:rtl/>
+              </w:rPr>
+            </w:pPr>
+            <w:r>
+              <w:rPr>
+                <w:rFonts w:hint="cs"/>
+                <w:i/>
+                <w:rtl/>
+              </w:rPr>
+              <w:t>1</w:t>
+            </w:r>
+          </w:p>
+        </w:tc>
+        <w:tc>
+          <w:tcPr>
+            <w:tcW w:w="708" w:type="dxa"/>
+          </w:tcPr>
+          <w:p>
+            <w:pPr>
+              <w:pStyle w:val="a9"/>
+              <w:ind w:left="0"/>
+              <w:jc w:val="center"/>
+              <w:rPr>
+                <w:rFonts w:hint="cs"/>
+                <w:i/>
+                <w:rtl/>
+              </w:rPr>
+            </w:pPr>
+            <w:r>
+              <w:rPr>
+                <w:rFonts w:hint="cs"/>
+                <w:i/>
+                <w:rtl/>
+              </w:rPr>
+              <w:t>16</w:t>
+            </w:r>
+          </w:p>
+        </w:tc>
+      </w:tr>
+      <w:tr>
+        <w:tc>
+          <w:tcPr>
+            <w:tcW w:w="6804" w:type="dxa"/>
+          </w:tcPr>
+          <w:p>
+            <w:pPr>
+              <w:pStyle w:val="a9"/>
+              <w:ind w:left="0"/>
+              <w:rPr>
+                <w:rFonts w:hint="cs"/>
+                <w:i/>
+                <w:rtl/>
+              </w:rPr>
+            </w:pPr>
+            <w:r>
+              <w:rPr>
+                <w:rFonts w:hint="cs"/>
+                <w:i/>
+                <w:rtl/>
+              </w:rPr>
+              <w:t xml:space="preserve">עבור </w:t>
+            </w:r>
+            <w:r>
+              <w:rPr>
+                <w:i/>
+              </w:rPr>
+              <w:t>x=32</w:t>
+            </w:r>
+            <w:r>
+              <w:rPr>
+                <w:rFonts w:hint="cs"/>
+                <w:i/>
+                <w:rtl/>
+              </w:rPr>
+              <w:t xml:space="preserve"> המצב כמעט זהה ל</w:t>
+            </w:r>
+            <w:r>
+              <w:rPr>
+                <w:i/>
+              </w:rPr>
+              <w:t>x=16</w:t>
+            </w:r>
+            <w:r>
+              <w:rPr>
+                <w:rFonts w:hint="cs"/>
+                <w:i/>
+                <w:rtl/>
+              </w:rPr>
+              <w:t xml:space="preserve"> אך עם ניצול אפילו יותר גרוע של המטמון.</w:t>
+            </w:r>
+            <w:r>
+              <w:rPr>
+                <w:i/>
+                <w:rtl/>
+              </w:rPr>
+              <w:br/>
+            </w:r>
+            <w:r>
+              <w:rPr>
+                <w:rFonts w:hint="cs"/>
+                <w:i/>
+                <w:rtl/>
+              </w:rPr>
+              <w:t xml:space="preserve">גם פה </w:t>
+            </w:r>
+            <w:r>
+              <w:rPr>
+                <w:rFonts w:cs="Arial"/>
+                <w:i/>
+                <w:rtl/>
+              </w:rPr>
+              <w:t>כל גישה ל־</w:t>
+            </w:r>
+            <w:r>
+              <w:rPr>
+                <w:i/>
+              </w:rPr>
+              <w:t>A</w:t>
+            </w:r>
+            <w:r>
+              <w:rPr>
+                <w:rFonts w:cs="Arial"/>
+                <w:i/>
+                <w:rtl/>
+              </w:rPr>
+              <w:t xml:space="preserve"> היא לבלוק חדש שמעולם לא השתמשנו בו קודם</w:t>
+            </w:r>
+            <w:r>
+              <w:rPr>
+                <w:rFonts w:hint="cs"/>
+                <w:i/>
+                <w:rtl/>
+              </w:rPr>
+              <w:t xml:space="preserve"> ולכן </w:t>
+            </w:r>
+            <w:proofErr w:type="spellStart"/>
+            <w:r>
+              <w:rPr>
+                <w:rFonts w:hint="cs"/>
+                <w:i/>
+                <w:rtl/>
+              </w:rPr>
+              <w:t>תתן</w:t>
+            </w:r>
+            <w:proofErr w:type="spellEnd"/>
+            <w:r>
+              <w:rPr>
+                <w:rFonts w:hint="cs"/>
+                <w:i/>
+                <w:rtl/>
+              </w:rPr>
+              <w:t xml:space="preserve"> </w:t>
+            </w:r>
+            <w:r>
+              <w:rPr>
+                <w:i/>
+              </w:rPr>
+              <w:t>miss</w:t>
+            </w:r>
+            <w:r>
+              <w:rPr>
+                <w:rFonts w:hint="cs"/>
+                <w:i/>
+                <w:rtl/>
+              </w:rPr>
+              <w:t>.</w:t>
+            </w:r>
+            <w:r>
+              <w:rPr>
+                <w:i/>
+                <w:rtl/>
+              </w:rPr>
+              <w:br/>
+            </w:r>
+            <w:r>
+              <w:rPr>
+                <w:rFonts w:cs="Arial"/>
+                <w:i/>
+                <w:rtl/>
+              </w:rPr>
+              <w:t>בנוסף, כל האינדקסים הם זוגיים, ולכן תמיד ניכנס ל־</w:t>
+            </w:r>
+            <w:r>
+              <w:rPr>
+                <w:i/>
+              </w:rPr>
+              <w:t>if</w:t>
+            </w:r>
+            <w:r>
+              <w:rPr>
+                <w:rFonts w:cs="Arial"/>
+                <w:i/>
+                <w:rtl/>
+              </w:rPr>
+              <w:t xml:space="preserve"> וניגש גם ל־</w:t>
+            </w:r>
+            <w:r>
+              <w:rPr>
+                <w:i/>
+              </w:rPr>
+              <w:t>B</w:t>
+            </w:r>
+            <w:r>
+              <w:rPr>
+                <w:rFonts w:hint="cs"/>
+                <w:i/>
+                <w:rtl/>
+              </w:rPr>
+              <w:t xml:space="preserve">, ששם גם כן </w:t>
+            </w:r>
+            <w:r>
+              <w:rPr>
+                <w:rFonts w:cs="Arial"/>
+                <w:i/>
+                <w:rtl/>
+              </w:rPr>
+              <w:t>כל גישה היא לבלוק חדש</w:t>
+            </w:r>
+            <w:r>
+              <w:rPr>
+                <w:rFonts w:hint="cs"/>
+                <w:i/>
+                <w:rtl/>
+              </w:rPr>
+              <w:t xml:space="preserve"> </w:t>
+            </w:r>
+            <w:proofErr w:type="spellStart"/>
+            <w:r>
+              <w:rPr>
+                <w:rFonts w:hint="cs"/>
+                <w:i/>
+                <w:rtl/>
+              </w:rPr>
+              <w:t>שיתן</w:t>
+            </w:r>
+            <w:proofErr w:type="spellEnd"/>
+            <w:r>
+              <w:rPr>
+                <w:rFonts w:hint="cs"/>
+                <w:i/>
+                <w:rtl/>
+              </w:rPr>
+              <w:t xml:space="preserve"> </w:t>
+            </w:r>
+            <w:r>
+              <w:rPr>
+                <w:i/>
+              </w:rPr>
+              <w:t>miss</w:t>
+            </w:r>
+            <w:r>
+              <w:rPr>
+                <w:i/>
+                <w:rtl/>
+              </w:rPr>
+              <w:br/>
+            </w:r>
+            <w:r>
+              <w:rPr>
+                <w:rFonts w:hint="cs"/>
+                <w:i/>
+                <w:rtl/>
+              </w:rPr>
+              <w:t xml:space="preserve">סך </w:t>
+            </w:r>
+            <w:proofErr w:type="spellStart"/>
+            <w:r>
+              <w:rPr>
+                <w:rFonts w:hint="cs"/>
+                <w:i/>
+                <w:rtl/>
+              </w:rPr>
+              <w:t>הכל</w:t>
+            </w:r>
+            <w:proofErr w:type="spellEnd"/>
+            <w:r>
+              <w:rPr>
+                <w:rFonts w:hint="cs"/>
+                <w:i/>
+                <w:rtl/>
+              </w:rPr>
+              <w:t xml:space="preserve"> </w:t>
+            </w:r>
+            <w:r>
+              <w:rPr>
+                <w:i/>
+                <w:rtl/>
+              </w:rPr>
+              <w:t>–</w:t>
+            </w:r>
+            <w:r>
+              <w:rPr>
+                <w:rFonts w:hint="cs"/>
+                <w:i/>
+                <w:rtl/>
+              </w:rPr>
+              <w:t xml:space="preserve"> </w:t>
+            </w:r>
+            <w:r>
+              <w:rPr>
+                <w:i/>
+              </w:rPr>
+              <w:t>miss rate = 1</w:t>
+            </w:r>
+            <w:r>
+              <w:rPr>
+                <w:rFonts w:hint="cs"/>
+                <w:i/>
+                <w:rtl/>
+              </w:rPr>
+              <w:t xml:space="preserve"> שוב</w:t>
+            </w:r>
+          </w:p>
+        </w:tc>
+        <w:tc>
+          <w:tcPr>
+            <w:tcW w:w="709" w:type="dxa"/>
+          </w:tcPr>
+          <w:p>
+            <w:pPr>
+              <w:pStyle w:val="a9"/>
+              <w:ind w:left="0"/>
+              <w:jc w:val="center"/>
+              <w:rPr>
+                <w:rFonts w:hint="cs"/>
+                <w:i/>
+                <w:rtl/>
+              </w:rPr>
+            </w:pPr>
+            <w:r>
+              <w:rPr>
+                <w:rFonts w:hint="cs"/>
+                <w:i/>
+                <w:rtl/>
+              </w:rPr>
+              <w:t>1</w:t>
+            </w:r>
+          </w:p>
+        </w:tc>
+        <w:tc>
+          <w:tcPr>
+            <w:tcW w:w="708" w:type="dxa"/>
+          </w:tcPr>
+          <w:p>
+            <w:pPr>
+              <w:pStyle w:val="a9"/>
+              <w:ind w:left="0"/>
+              <w:jc w:val="center"/>
+              <w:rPr>
+                <w:rFonts w:hint="cs"/>
+                <w:i/>
+                <w:rtl/>
+              </w:rPr>
+            </w:pPr>
+            <w:r>
+              <w:rPr>
+                <w:rFonts w:hint="cs"/>
+                <w:i/>
+                <w:rtl/>
+              </w:rPr>
+              <w:t>32</w:t>
+            </w:r>
+          </w:p>
+        </w:tc>
+      </w:tr>
+      <w:tr>
+        <w:tc>
+          <w:tcPr>
+            <w:tcW w:w="6804" w:type="dxa"/>
+          </w:tcPr>
+          <w:p>
+            <w:pPr>
+              <w:pStyle w:val="a9"/>
+              <w:ind w:left="0"/>
+              <w:rPr>
+                <w:rFonts w:ascii="Aptos" w:eastAsia="Aptos" w:hAnsi="Aptos" w:cs="Arial" w:hint="cs"/>
+                <w:i/>
+              </w:rPr>
+            </w:pPr>
+            <w:r>
+              <w:rPr>
+                <w:rFonts w:ascii="Aptos" w:eastAsia="Aptos" w:hAnsi="Aptos" w:cs="Arial" w:hint="cs"/>
+                <w:i/>
+                <w:rtl/>
+              </w:rPr>
+              <w:t xml:space="preserve">ניתן בקלות לשים לב שזוהי גם כפולה של 16 ולכן גם היא תסבול מאותן הבעיות של </w:t>
+            </w:r>
+            <w:r>
+              <w:rPr>
+                <w:rFonts w:ascii="Aptos" w:eastAsia="Aptos" w:hAnsi="Aptos" w:cs="Arial"/>
+                <w:i/>
+              </w:rPr>
+              <w:t>x=16</w:t>
+            </w:r>
+            <w:r>
+              <w:rPr>
+                <w:rFonts w:ascii="Aptos" w:eastAsia="Aptos" w:hAnsi="Aptos" w:cs="Arial" w:hint="cs"/>
+                <w:i/>
+                <w:rtl/>
+              </w:rPr>
+              <w:t xml:space="preserve"> ו</w:t>
+            </w:r>
+            <w:r>
+              <w:rPr>
+                <w:rFonts w:ascii="Aptos" w:eastAsia="Aptos" w:hAnsi="Aptos" w:cs="Arial"/>
+                <w:i/>
+              </w:rPr>
+              <w:t>x=32</w:t>
+            </w:r>
+            <w:r>
+              <w:rPr>
+                <w:rFonts w:ascii="Aptos" w:eastAsia="Aptos" w:hAnsi="Aptos" w:cs="Arial" w:hint="cs"/>
+                <w:i/>
+                <w:rtl/>
+              </w:rPr>
+              <w:t>. מכיוון שכל גישה ל</w:t>
+            </w:r>
+            <w:r>
+              <w:rPr>
+                <w:rFonts w:ascii="Aptos" w:eastAsia="Aptos" w:hAnsi="Aptos" w:cs="Arial"/>
+                <w:i/>
+              </w:rPr>
+              <w:t>A</w:t>
+            </w:r>
+            <w:r>
+              <w:rPr>
+                <w:rFonts w:ascii="Aptos" w:eastAsia="Aptos" w:hAnsi="Aptos" w:cs="Arial" w:hint="cs"/>
+                <w:i/>
+                <w:rtl/>
+              </w:rPr>
+              <w:t xml:space="preserve"> או ל</w:t>
+            </w:r>
+            <w:r>
+              <w:rPr>
+                <w:rFonts w:ascii="Aptos" w:eastAsia="Aptos" w:hAnsi="Aptos" w:cs="Arial"/>
+                <w:i/>
+              </w:rPr>
+              <w:t>B</w:t>
+            </w:r>
+            <w:r>
+              <w:rPr>
+                <w:rFonts w:ascii="Aptos" w:eastAsia="Aptos" w:hAnsi="Aptos" w:cs="Arial" w:hint="cs"/>
+                <w:i/>
+                <w:rtl/>
+              </w:rPr>
+              <w:t xml:space="preserve"> היא בהכרח לבלוק חדש שלא </w:t>
+            </w:r>
+            <w:proofErr w:type="spellStart"/>
+            <w:r>
+              <w:rPr>
+                <w:rFonts w:ascii="Aptos" w:eastAsia="Aptos" w:hAnsi="Aptos" w:cs="Arial" w:hint="cs"/>
+                <w:i/>
+                <w:rtl/>
+              </w:rPr>
+              <w:t>שומש</w:t>
+            </w:r>
+            <w:proofErr w:type="spellEnd"/>
+            <w:r>
+              <w:rPr>
+                <w:rFonts w:ascii="Aptos" w:eastAsia="Aptos" w:hAnsi="Aptos" w:cs="Arial" w:hint="cs"/>
+                <w:i/>
+                <w:rtl/>
+              </w:rPr>
+              <w:t xml:space="preserve"> קודם כל גישה כזאת </w:t>
+            </w:r>
+            <w:proofErr w:type="spellStart"/>
+            <w:r>
+              <w:rPr>
+                <w:rFonts w:ascii="Aptos" w:eastAsia="Aptos" w:hAnsi="Aptos" w:cs="Arial" w:hint="cs"/>
+                <w:i/>
+                <w:rtl/>
+              </w:rPr>
+              <w:t>תתן</w:t>
+            </w:r>
+            <w:proofErr w:type="spellEnd"/>
+            <w:r>
+              <w:rPr>
+                <w:rFonts w:ascii="Aptos" w:eastAsia="Aptos" w:hAnsi="Aptos" w:cs="Arial" w:hint="cs"/>
+                <w:i/>
+                <w:rtl/>
+              </w:rPr>
+              <w:t xml:space="preserve"> </w:t>
+            </w:r>
+            <w:r>
+              <w:rPr>
+                <w:rFonts w:ascii="Aptos" w:eastAsia="Aptos" w:hAnsi="Aptos" w:cs="Arial"/>
+                <w:i/>
+              </w:rPr>
+              <w:t>miss</w:t>
+            </w:r>
+            <w:r>
+              <w:rPr>
+                <w:rFonts w:ascii="Aptos" w:eastAsia="Aptos" w:hAnsi="Aptos" w:cs="Arial"/>
+                <w:i/>
+              </w:rPr>
+              <w:br/>
+              <w:t>miss rate = 1</w:t>
+            </w:r>
+          </w:p>
+        </w:tc>
+        <w:tc>
+          <w:tcPr>
+            <w:tcW w:w="709" w:type="dxa"/>
+          </w:tcPr>
+          <w:p>
+            <w:pPr>
+              <w:pStyle w:val="a9"/>
+              <w:ind w:left="0"/>
+              <w:jc w:val="center"/>
+              <w:rPr>
+                <w:rFonts w:ascii="Aptos" w:eastAsia="Aptos" w:hAnsi="Aptos" w:cs="Arial"/>
+                <w:i/>
+              </w:rPr>
+            </w:pPr>
+            <w:r>
+              <w:rPr>
+                <w:rFonts w:ascii="Aptos" w:eastAsia="Aptos" w:hAnsi="Aptos" w:cs="Arial" w:hint="cs"/>
+                <w:i/>
+                <w:rtl/>
+              </w:rPr>
+              <w:t>1</w:t>
+            </w:r>
+          </w:p>
+        </w:tc>
+        <w:tc>
+          <w:tcPr>
+            <w:tcW w:w="708" w:type="dxa"/>
+          </w:tcPr>
+          <w:p>
+            <w:pPr>
+              <w:pStyle w:val="a9"/>
+              <w:ind w:left="0"/>
+              <w:jc w:val="center"/>
+              <w:rPr>
+                <w:rFonts w:hint="cs"/>
+                <w:i/>
+                <w:rtl/>
+              </w:rPr>
+            </w:pPr>
+            <m:oMathPara>
+              <m:oMath>
+                <m:sSup>
+                  <m:sSupPr>
+                    <m:ctrlPr>
+                      <w:rPr>
+                        <w:rFonts w:ascii="Cambria Math" w:hAnsi="Cambria Math"/>
+                        <w:i/>
+                      </w:rPr>
+                    </m:ctrlPr>
+                  </m:sSupPr>
+                  <m:e>
+                    <m:r>
+                      <w:rPr>
+                        <w:rFonts w:ascii="Cambria Math" w:hAnsi="Cambria Math"/>
+                      </w:rPr>
+                      <m:t>2</m:t>
+                    </m:r>
+                  </m:e>
+                  <m:sup>
+                    <m:r>
+                      <w:rPr>
+                        <w:rFonts w:ascii="Cambria Math" w:hAnsi="Cambria Math"/>
+                      </w:rPr>
+                      <m:t>16</m:t>
+                    </m:r>
+                  </m:sup>
+                </m:sSup>
+              </m:oMath>
+            </m:oMathPara>
+          </w:p>
+        </w:tc>
+      </w:tr>
+    </w:tbl>
+    <w:p>
+      <w:pPr>
+        <w:rPr>
+          <w:rFonts w:asciiTheme="minorBidi" w:hAnsiTheme="minorBidi" w:hint="cs"/>
+          <w:i/>
+          <w:rtl/>
+        </w:rPr>
+      </w:pPr>
+    </w:p>
+    <w:p>
+      <w:pPr>
+        <w:rPr>
+          <w:i/>
+          <w:rtl/>
+        </w:rPr>
+      </w:pPr>
+    </w:p>
+    <w:p>
+      <w:pPr>
+        <w:pStyle w:val="a9"/>
+        <w:numPr>
+          <w:ilvl w:val="0"/>
+          <w:numId w:val="3"/>
+        </w:numPr>
+        <w:rPr>
+          <w:i/>
+        </w:rPr>
+      </w:pPr>
+    </w:p>
+    <w:tbl>
+      <w:tblPr>
+        <w:tblStyle w:val="af0"/>
+        <w:bidiVisual/>
+        <w:tblW w:w="0" w:type="auto"/>
+        <w:tblInd w:w="2099" w:type="dxa"/>
+        <w:tblLook w:val="04A0" w:firstRow="1" w:lastRow="0" w:firstColumn="1" w:lastColumn="0" w:noHBand="0" w:noVBand="1"/>
+      </w:tblPr>
+      <w:tblGrid>
+        <w:gridCol w:w="1376"/>
+        <w:gridCol w:w="1359"/>
+      </w:tblGrid>
+      <w:tr>
+        <w:trPr>
+          <w:trHeight w:val="353"/>
+        </w:trPr>
+        <w:tc>
+          <w:tcPr>
+            <w:tcW w:w="1376" w:type="dxa"/>
+          </w:tcPr>
+          <w:p>
+            <w:pPr>
+              <w:pStyle w:val="a9"/>
+              <w:ind w:left="0"/>
+              <w:jc w:val="center"/>
+              <w:rPr>
+                <w:b/>
+                <w:bCs/>
+              </w:rPr>
+            </w:pPr>
+            <w:r>
+              <w:rPr>
+                <w:b/>
+                <w:bCs/>
+              </w:rPr>
+              <w:t>Offset</w:t>
+            </w:r>
+          </w:p>
+        </w:tc>
+        <w:tc>
+          <w:tcPr>
+            <w:tcW w:w="1359" w:type="dxa"/>
+          </w:tcPr>
+          <w:p>
+            <w:pPr>
+              <w:pStyle w:val="a9"/>
+              <w:ind w:left="0"/>
+              <w:jc w:val="center"/>
+              <w:rPr>
+                <w:rFonts w:hint="cs"/>
+                <w:b/>
+                <w:bCs/>
+                <w:rtl/>
+              </w:rPr>
+            </w:pPr>
+            <w:r>
+              <w:rPr>
+                <w:b/>
+                <w:bCs/>
+              </w:rPr>
+              <w:t>Tag</w:t>
+            </w:r>
+          </w:p>
+        </w:tc>
+      </w:tr>
+      <w:tr>
+        <w:trPr>
+          <w:trHeight w:val="343"/>
+        </w:trPr>
+        <w:tc>
+          <w:tcPr>
+            <w:tcW w:w="1376" w:type="dxa"/>
+          </w:tcPr>
+          <w:p>
+            <w:pPr>
+              <w:pStyle w:val="a9"/>
+              <w:ind w:left="0"/>
+              <w:jc w:val="center"/>
+              <w:rPr>
+                <w:rFonts w:hint="cs"/>
+                <w:rtl/>
+              </w:rPr>
+            </w:pPr>
+            <w:r>
+              <w:rPr>
+                <w:rFonts w:hint="cs"/>
+                <w:rtl/>
+              </w:rPr>
+              <w:t>0-</w:t>
+            </w:r>
+            <w:r>
+              <w:rPr>
+                <w:rFonts w:hint="cs"/>
+                <w:rtl/>
+              </w:rPr>
+              <w:t>5</w:t>
+            </w:r>
+          </w:p>
+        </w:tc>
+        <w:tc>
+          <w:tcPr>
+            <w:tcW w:w="1359" w:type="dxa"/>
+          </w:tcPr>
+          <w:p>
+            <w:pPr>
+              <w:pStyle w:val="a9"/>
+              <w:ind w:left="0"/>
+              <w:jc w:val="center"/>
+              <w:rPr>
+                <w:rFonts w:hint="cs"/>
+                <w:rtl/>
+              </w:rPr>
+            </w:pPr>
+            <w:r>
+              <w:rPr>
+                <w:rFonts w:hint="cs"/>
+                <w:rtl/>
+              </w:rPr>
+              <w:t>6-63</w:t>
+            </w:r>
+          </w:p>
+        </w:tc>
+      </w:tr>
+    </w:tbl>
+    <w:p>
+      <w:pPr>
+        <w:pStyle w:val="a9"/>
+        <w:rPr>
+          <w:i/>
+          <w:rtl/>
+        </w:rPr>
+      </w:pPr>
+      <w:r>
+        <w:rPr>
+          <w:i/>
+          <w:rtl/>
+        </w:rPr>
+        <w:br/>
+      </w:r>
+      <w:r>
+        <w:rPr>
+          <w:rFonts w:cs="Arial"/>
+          <w:i/>
+          <w:rtl/>
+        </w:rPr>
+        <w:t>ב־</w:t>
+      </w:r>
+      <w:r>
+        <w:rPr>
+          <w:i/>
+        </w:rPr>
+        <w:t>fully associative</w:t>
+      </w:r>
+      <w:r>
+        <w:rPr>
+          <w:rFonts w:cs="Arial"/>
+          <w:i/>
+          <w:rtl/>
+        </w:rPr>
+        <w:t xml:space="preserve"> אין שדה </w:t>
+      </w:r>
+      <w:r>
+        <w:rPr>
+          <w:i/>
+        </w:rPr>
+        <w:t>Set</w:t>
+      </w:r>
+      <w:r>
+        <w:rPr>
+          <w:rFonts w:cs="Arial"/>
+          <w:i/>
+          <w:rtl/>
+        </w:rPr>
+        <w:t>, כי כל בלוק יכול להיכנס לכל שורה במטמון.</w:t>
+      </w:r>
+      <w:r>
+        <w:rPr>
+          <w:i/>
+          <w:rtl/>
+        </w:rPr>
+        <w:br/>
+      </w:r>
+      <w:r>
+        <w:rPr>
+          <w:rFonts w:hint="cs"/>
+          <w:i/>
+          <w:rtl/>
+        </w:rPr>
+        <w:t xml:space="preserve">גודל כתובת הוא 64 ביטים עדיין ולכן עדיין צריך 6 ביטים של </w:t>
+      </w:r>
+      <w:r>
+        <w:rPr>
+          <w:i/>
+        </w:rPr>
+        <w:t>offset</w:t>
+      </w:r>
+      <w:r>
+        <w:rPr>
+          <w:rFonts w:hint="cs"/>
+          <w:i/>
+          <w:rtl/>
+        </w:rPr>
+        <w:t>.</w:t>
+      </w:r>
+      <w:r>
+        <w:rPr>
+          <w:i/>
+          <w:rtl/>
+        </w:rPr>
+        <w:br/>
+      </w:r>
+      <w:r>
+        <w:rPr>
+          <w:rFonts w:hint="cs"/>
+          <w:i/>
+          <w:rtl/>
+        </w:rPr>
+        <w:t xml:space="preserve">וכל שאר הביטים יהיו </w:t>
+      </w:r>
+      <w:r>
+        <w:rPr>
+          <w:i/>
+        </w:rPr>
+        <w:t>tag</w:t>
+      </w:r>
+      <w:r>
+        <w:rPr>
+          <w:rFonts w:hint="cs"/>
+          <w:i/>
+          <w:rtl/>
+        </w:rPr>
+        <w:t>.</w:t>
+      </w:r>
+    </w:p>
+    <w:p>
+      <w:pPr>
+        <w:pStyle w:val="a9"/>
+        <w:rPr>
+          <w:rFonts w:hint="cs"/>
+          <w:i/>
+          <w:rtl/>
+        </w:rPr>
+      </w:pPr>
+    </w:p>
+    <w:p>
+      <w:pPr>
+        <w:pStyle w:val="a9"/>
+        <w:rPr>
+          <w:i/>
+          <w:rtl/>
+        </w:rPr>
+      </w:pPr>
+      <w:r>
+        <w:rPr>
+          <w:rFonts w:cs="Arial" w:hint="cs"/>
+          <w:i/>
+          <w:rtl/>
+        </w:rPr>
+        <w:t>ביצועי התוכנית הנתונה עם השינוי במטמון לאו דווקא ישתפרו ברוב המקרים.</w:t>
+      </w:r>
+    </w:p>
+    <w:p>
+      <w:pPr>
+        <w:pStyle w:val="a9"/>
+        <w:rPr>
+          <w:rFonts w:hint="cs"/>
+          <w:i/>
+          <w:rtl/>
+        </w:rPr>
+      </w:pPr>
+      <w:r>
+        <w:rPr>
+          <w:rFonts w:cs="Arial" w:hint="cs"/>
+          <w:i/>
+          <w:rtl/>
+        </w:rPr>
+        <w:t>אם</w:t>
+      </w:r>
+      <w:r>
+        <w:rPr>
+          <w:rFonts w:cs="Arial"/>
+          <w:i/>
+          <w:rtl/>
+        </w:rPr>
+        <w:t xml:space="preserve"> </w:t>
+      </w:r>
+      <w:r>
+        <w:rPr>
+          <w:rFonts w:cs="Arial" w:hint="cs"/>
+          <w:i/>
+          <w:rtl/>
+        </w:rPr>
+        <w:t>ה־</w:t>
+      </w:r>
+      <w:r>
+        <w:rPr>
+          <w:i/>
+        </w:rPr>
+        <w:t>misses</w:t>
+      </w:r>
+      <w:r>
+        <w:rPr>
+          <w:rFonts w:cs="Arial"/>
+          <w:i/>
+          <w:rtl/>
+        </w:rPr>
+        <w:t xml:space="preserve"> </w:t>
+      </w:r>
+      <w:r>
+        <w:rPr>
+          <w:rFonts w:cs="Arial" w:hint="cs"/>
+          <w:i/>
+          <w:rtl/>
+        </w:rPr>
+        <w:t>בתוכנית</w:t>
+      </w:r>
+      <w:r>
+        <w:rPr>
+          <w:rFonts w:cs="Arial"/>
+          <w:i/>
+          <w:rtl/>
+        </w:rPr>
+        <w:t xml:space="preserve"> </w:t>
+      </w:r>
+      <w:r>
+        <w:rPr>
+          <w:rFonts w:cs="Arial" w:hint="cs"/>
+          <w:i/>
+          <w:rtl/>
+        </w:rPr>
+        <w:t>נובעים</w:t>
+      </w:r>
+      <w:r>
+        <w:rPr>
+          <w:rFonts w:cs="Arial"/>
+          <w:i/>
+          <w:rtl/>
+        </w:rPr>
+        <w:t xml:space="preserve"> </w:t>
+      </w:r>
+      <w:r>
+        <w:rPr>
+          <w:rFonts w:cs="Arial" w:hint="cs"/>
+          <w:i/>
+          <w:rtl/>
+        </w:rPr>
+        <w:t>בעיקר</w:t>
+      </w:r>
+      <w:r>
+        <w:rPr>
+          <w:rFonts w:cs="Arial"/>
+          <w:i/>
+          <w:rtl/>
+        </w:rPr>
+        <w:t xml:space="preserve"> </w:t>
+      </w:r>
+      <w:r>
+        <w:rPr>
+          <w:rFonts w:cs="Arial" w:hint="cs"/>
+          <w:i/>
+          <w:rtl/>
+        </w:rPr>
+        <w:t>מ־</w:t>
+      </w:r>
+      <w:r>
+        <w:rPr>
+          <w:i/>
+        </w:rPr>
+        <w:t>compulsory misses</w:t>
+      </w:r>
+      <w:r>
+        <w:rPr>
+          <w:rFonts w:cs="Arial"/>
+          <w:i/>
+          <w:rtl/>
+        </w:rPr>
+        <w:t xml:space="preserve"> / </w:t>
+      </w:r>
+      <w:r>
+        <w:rPr>
+          <w:rFonts w:cs="Arial" w:hint="cs"/>
+          <w:i/>
+          <w:rtl/>
+        </w:rPr>
+        <w:t>חוסר</w:t>
+      </w:r>
+      <w:r>
+        <w:rPr>
+          <w:rFonts w:cs="Arial" w:hint="cs"/>
+          <w:i/>
+          <w:rtl/>
+        </w:rPr>
+        <w:t xml:space="preserve"> </w:t>
+      </w:r>
+      <w:r>
+        <w:rPr>
+          <w:rFonts w:hint="cs"/>
+          <w:i/>
+          <w:rtl/>
+        </w:rPr>
+        <w:t>לוקאליות במרחב</w:t>
+      </w:r>
+      <w:r>
+        <w:rPr>
+          <w:rFonts w:cs="Arial"/>
+          <w:i/>
+          <w:rtl/>
+        </w:rPr>
+        <w:t xml:space="preserve"> </w:t>
+      </w:r>
+      <w:r>
+        <w:rPr>
+          <w:rFonts w:cs="Arial" w:hint="cs"/>
+          <w:i/>
+          <w:rtl/>
+        </w:rPr>
+        <w:t>בגלל</w:t>
+      </w:r>
+      <w:r>
+        <w:rPr>
+          <w:rFonts w:cs="Arial"/>
+          <w:i/>
+          <w:rtl/>
+        </w:rPr>
+        <w:t xml:space="preserve"> </w:t>
+      </w:r>
+      <w:r>
+        <w:rPr>
+          <w:rFonts w:cs="Arial" w:hint="cs"/>
+          <w:i/>
+          <w:rtl/>
+        </w:rPr>
+        <w:t>קפיצות</w:t>
+      </w:r>
+      <w:r>
+        <w:rPr>
+          <w:rFonts w:cs="Arial"/>
+          <w:i/>
+          <w:rtl/>
+        </w:rPr>
+        <w:t xml:space="preserve"> </w:t>
+      </w:r>
+      <w:r>
+        <w:rPr>
+          <w:rFonts w:cs="Arial" w:hint="cs"/>
+          <w:i/>
+          <w:rtl/>
+        </w:rPr>
+        <w:t>גדולות</w:t>
+      </w:r>
+      <w:r>
+        <w:rPr>
+          <w:rFonts w:cs="Arial"/>
+          <w:i/>
+          <w:rtl/>
+        </w:rPr>
+        <w:t xml:space="preserve"> </w:t>
+      </w:r>
+      <w:r>
+        <w:rPr>
+          <w:rFonts w:cs="Arial" w:hint="cs"/>
+          <w:i/>
+          <w:rtl/>
+        </w:rPr>
+        <w:t>ב־</w:t>
+      </w:r>
+      <w:r>
+        <w:rPr>
+          <w:i/>
+        </w:rPr>
+        <w:t>x</w:t>
+      </w:r>
+      <w:r>
+        <w:rPr>
+          <w:rFonts w:cs="Arial"/>
+          <w:i/>
+          <w:rtl/>
+        </w:rPr>
+        <w:t xml:space="preserve">, </w:t>
+      </w:r>
+      <w:r>
+        <w:rPr>
+          <w:rFonts w:cs="Arial" w:hint="cs"/>
+          <w:i/>
+          <w:rtl/>
+        </w:rPr>
+        <w:t>אז</w:t>
+      </w:r>
+      <w:r>
+        <w:rPr>
+          <w:rFonts w:cs="Arial"/>
+          <w:i/>
+          <w:rtl/>
+        </w:rPr>
+        <w:t xml:space="preserve"> </w:t>
+      </w:r>
+      <w:r>
+        <w:rPr>
+          <w:i/>
+        </w:rPr>
+        <w:t>fully associative</w:t>
+      </w:r>
+      <w:r>
+        <w:rPr>
+          <w:rFonts w:cs="Arial"/>
+          <w:i/>
+          <w:rtl/>
+        </w:rPr>
+        <w:t xml:space="preserve"> </w:t>
+      </w:r>
+      <w:r>
+        <w:rPr>
+          <w:rFonts w:cs="Arial" w:hint="cs"/>
+          <w:i/>
+          <w:rtl/>
+        </w:rPr>
+        <w:t>לא</w:t>
+      </w:r>
+      <w:r>
+        <w:rPr>
+          <w:rFonts w:cs="Arial"/>
+          <w:i/>
+          <w:rtl/>
+        </w:rPr>
+        <w:t xml:space="preserve"> </w:t>
+      </w:r>
+      <w:r>
+        <w:rPr>
+          <w:rFonts w:cs="Arial" w:hint="cs"/>
+          <w:i/>
+          <w:rtl/>
+        </w:rPr>
+        <w:t>יעזור</w:t>
+      </w:r>
+      <w:r>
+        <w:rPr>
+          <w:rFonts w:cs="Arial"/>
+          <w:i/>
+          <w:rtl/>
+        </w:rPr>
+        <w:t xml:space="preserve">. </w:t>
+      </w:r>
+      <w:r>
+        <w:rPr>
+          <w:rFonts w:cs="Arial" w:hint="cs"/>
+          <w:i/>
+          <w:rtl/>
+        </w:rPr>
+        <w:t>הוא</w:t>
+      </w:r>
+      <w:r>
+        <w:rPr>
+          <w:rFonts w:cs="Arial"/>
+          <w:i/>
+          <w:rtl/>
+        </w:rPr>
+        <w:t xml:space="preserve"> </w:t>
+      </w:r>
+      <w:r>
+        <w:rPr>
+          <w:rFonts w:cs="Arial" w:hint="cs"/>
+          <w:i/>
+          <w:rtl/>
+        </w:rPr>
+        <w:t>עוזר</w:t>
+      </w:r>
+      <w:r>
+        <w:rPr>
+          <w:rFonts w:cs="Arial"/>
+          <w:i/>
+          <w:rtl/>
+        </w:rPr>
+        <w:t xml:space="preserve"> </w:t>
+      </w:r>
+      <w:r>
+        <w:rPr>
+          <w:rFonts w:cs="Arial" w:hint="cs"/>
+          <w:i/>
+          <w:rtl/>
+        </w:rPr>
+        <w:t>בעיקר</w:t>
+      </w:r>
+      <w:r>
+        <w:rPr>
+          <w:rFonts w:cs="Arial"/>
+          <w:i/>
+          <w:rtl/>
+        </w:rPr>
+        <w:t xml:space="preserve"> </w:t>
+      </w:r>
+      <w:r>
+        <w:rPr>
+          <w:rFonts w:cs="Arial" w:hint="cs"/>
+          <w:i/>
+          <w:rtl/>
+        </w:rPr>
+        <w:t>להפחית</w:t>
+      </w:r>
+      <w:r>
+        <w:rPr>
+          <w:rFonts w:cs="Arial"/>
+          <w:i/>
+          <w:rtl/>
+        </w:rPr>
+        <w:t xml:space="preserve"> </w:t>
+      </w:r>
+      <w:r>
+        <w:rPr>
+          <w:i/>
+        </w:rPr>
+        <w:t>conflict misses</w:t>
+      </w:r>
+      <w:r>
+        <w:rPr>
+          <w:rFonts w:cs="Arial"/>
+          <w:i/>
+          <w:rtl/>
+        </w:rPr>
+        <w:t>.</w:t>
       </w:r>
     </w:p>
     <w:sectPr>
@@ -2578,6 +6802,184 @@
 <file path=word/numbering.xml><?xml version="1.0" encoding="utf-8"?>
 <w:numbering xmlns:wpc="http://schemas.microsoft.com/office/word/2010/wordprocessingCanvas" xmlns:cx="http://schemas.microsoft.com/office/drawing/2014/chartex" xmlns:cx1="http://schemas.microsoft.com/office/drawing/2015/9/8/chartex" xmlns:cx2="http://schemas.microsoft.com/office/drawing/2015/10/21/chartex" xmlns:cx3="http://schemas.microsoft.com/office/drawing/2016/5/9/chartex" xmlns:cx4="http://schemas.microsoft.com/office/drawing/2016/5/10/chartex" xmlns:cx5="http://schemas.microsoft.com/office/drawing/2016/5/11/chartex" xmlns:cx6="http://schemas.microsoft.com/office/drawing/2016/5/12/chartex" xmlns:cx7="http://schemas.microsoft.com/office/drawing/2016/5/13/chartex" xmlns:cx8="http://schemas.microsoft.com/office/drawing/2016/5/14/chartex" xmlns:mc="http://schemas.openxmlformats.org/markup-compatibility/2006" xmlns:aink="http://schemas.microsoft.com/office/drawing/2016/ink" xmlns:am3d="http://schemas.microsoft.com/office/drawing/2017/model3d" xmlns:o="urn:schemas-microsoft-com:office:office" xmlns:oel="http://schemas.microsoft.com/office/2019/extlst" xmlns:r="http://schemas.openxmlformats.org/officeDocument/2006/relationships" xmlns:m="http://schemas.openxmlformats.org/officeDocument/2006/math" xmlns:v="urn:schemas-microsoft-com:vml" xmlns:wp14="http://schemas.microsoft.com/office/word/2010/wordprocessingDrawing" xmlns:wp="http://schemas.openxmlformats.org/drawingml/2006/wordprocessingDrawing" xmlns:w10="urn:schemas-microsoft-com:office:word" xmlns:w="http://schemas.openxmlformats.org/wordprocessingml/2006/main" xmlns:w14="http://schemas.microsoft.com/office/word/2010/wordml" xmlns:w15="http://schemas.microsoft.com/office/word/2012/wordml" xmlns:w16cex="http://schemas.microsoft.com/office/word/2018/wordml/cex" xmlns:w16cid="http://schemas.microsoft.com/office/word/2016/wordml/cid" xmlns:w16="http://schemas.microsoft.com/office/word/2018/wordml" xmlns:w16du="http://schemas.microsoft.com/office/word/2023/wordml/word16du" xmlns:w16sdtdh="http://schemas.microsoft.com/office/word/2020/wordml/sdtdatahash" xmlns:w16sdtfl="http://schemas.microsoft.com/office/word/2024/wordml/sdtformatlock" xmlns:w16se="http://schemas.microsoft.com/office/word/2015/wordml/symex" xmlns:wpg="http://schemas.microsoft.com/office/word/2010/wordprocessingGroup" xmlns:wpi="http://schemas.microsoft.com/office/word/2010/wordprocessingInk" xmlns:wne="http://schemas.microsoft.com/office/word/2006/wordml" xmlns:wps="http://schemas.microsoft.com/office/word/2010/wordprocessingShape" mc:Ignorable="w14 w15 w16se w16cid w16 w16cex w16sdtdh w16sdtfl w16du wp14">
   <w:abstractNum w:abstractNumId="0" w15:restartNumberingAfterBreak="0">
+    <w:nsid w:val="0E946E27"/>
+    <w:multiLevelType w:val="hybridMultilevel"/>
+    <w:tmpl w:val="5B647F8E"/>
+    <w:lvl w:ilvl="0" w:tplc="FFFFFFFF">
+      <w:start w:val="1"/>
+      <w:numFmt w:val="hebrew1"/>
+      <w:lvlText w:val="%1."/>
+      <w:lvlJc w:val="left"/>
+      <w:pPr>
+        <w:ind w:left="720" w:hanging="360"/>
+      </w:pPr>
+      <w:rPr>
+        <w:rFonts w:hint="default"/>
+      </w:rPr>
+    </w:lvl>
+    <w:lvl w:ilvl="1" w:tplc="FFFFFFFF" w:tentative="1">
+      <w:start w:val="1"/>
+      <w:numFmt w:val="lowerLetter"/>
+      <w:lvlText w:val="%2."/>
+      <w:lvlJc w:val="left"/>
+      <w:pPr>
+        <w:ind w:left="1440" w:hanging="360"/>
+      </w:pPr>
+    </w:lvl>
+    <w:lvl w:ilvl="2" w:tplc="FFFFFFFF" w:tentative="1">
+      <w:start w:val="1"/>
+      <w:numFmt w:val="lowerRoman"/>
+      <w:lvlText w:val="%3."/>
+      <w:lvlJc w:val="right"/>
+      <w:pPr>
+        <w:ind w:left="2160" w:hanging="180"/>
+      </w:pPr>
+    </w:lvl>
+    <w:lvl w:ilvl="3" w:tplc="FFFFFFFF" w:tentative="1">
+      <w:start w:val="1"/>
+      <w:numFmt w:val="decimal"/>
+      <w:lvlText w:val="%4."/>
+      <w:lvlJc w:val="left"/>
+      <w:pPr>
+        <w:ind w:left="2880" w:hanging="360"/>
+      </w:pPr>
+    </w:lvl>
+    <w:lvl w:ilvl="4" w:tplc="FFFFFFFF" w:tentative="1">
+      <w:start w:val="1"/>
+      <w:numFmt w:val="lowerLetter"/>
+      <w:lvlText w:val="%5."/>
+      <w:lvlJc w:val="left"/>
+      <w:pPr>
+        <w:ind w:left="3600" w:hanging="360"/>
+      </w:pPr>
+    </w:lvl>
+    <w:lvl w:ilvl="5" w:tplc="FFFFFFFF" w:tentative="1">
+      <w:start w:val="1"/>
+      <w:numFmt w:val="lowerRoman"/>
+      <w:lvlText w:val="%6."/>
+      <w:lvlJc w:val="right"/>
+      <w:pPr>
+        <w:ind w:left="4320" w:hanging="180"/>
+      </w:pPr>
+    </w:lvl>
+    <w:lvl w:ilvl="6" w:tplc="FFFFFFFF" w:tentative="1">
+      <w:start w:val="1"/>
+      <w:numFmt w:val="decimal"/>
+      <w:lvlText w:val="%7."/>
+      <w:lvlJc w:val="left"/>
+      <w:pPr>
+        <w:ind w:left="5040" w:hanging="360"/>
+      </w:pPr>
+    </w:lvl>
+    <w:lvl w:ilvl="7" w:tplc="FFFFFFFF" w:tentative="1">
+      <w:start w:val="1"/>
+      <w:numFmt w:val="lowerLetter"/>
+      <w:lvlText w:val="%8."/>
+      <w:lvlJc w:val="left"/>
+      <w:pPr>
+        <w:ind w:left="5760" w:hanging="360"/>
+      </w:pPr>
+    </w:lvl>
+    <w:lvl w:ilvl="8" w:tplc="FFFFFFFF" w:tentative="1">
+      <w:start w:val="1"/>
+      <w:numFmt w:val="lowerRoman"/>
+      <w:lvlText w:val="%9."/>
+      <w:lvlJc w:val="right"/>
+      <w:pPr>
+        <w:ind w:left="6480" w:hanging="180"/>
+      </w:pPr>
+    </w:lvl>
+  </w:abstractNum>
+  <w:abstractNum w:abstractNumId="1" w15:restartNumberingAfterBreak="0">
+    <w:nsid w:val="688C1438"/>
+    <w:multiLevelType w:val="hybridMultilevel"/>
+    <w:tmpl w:val="5B647F8E"/>
+    <w:lvl w:ilvl="0" w:tplc="3F9482FC">
+      <w:start w:val="1"/>
+      <w:numFmt w:val="hebrew1"/>
+      <w:lvlText w:val="%1."/>
+      <w:lvlJc w:val="left"/>
+      <w:pPr>
+        <w:ind w:left="720" w:hanging="360"/>
+      </w:pPr>
+      <w:rPr>
+        <w:rFonts w:hint="default"/>
+      </w:rPr>
+    </w:lvl>
+    <w:lvl w:ilvl="1" w:tplc="04090019" w:tentative="1">
+      <w:start w:val="1"/>
+      <w:numFmt w:val="lowerLetter"/>
+      <w:lvlText w:val="%2."/>
+      <w:lvlJc w:val="left"/>
+      <w:pPr>
+        <w:ind w:left="1440" w:hanging="360"/>
+      </w:pPr>
+    </w:lvl>
+    <w:lvl w:ilvl="2" w:tplc="0409001B" w:tentative="1">
+      <w:start w:val="1"/>
+      <w:numFmt w:val="lowerRoman"/>
+      <w:lvlText w:val="%3."/>
+      <w:lvlJc w:val="right"/>
+      <w:pPr>
+        <w:ind w:left="2160" w:hanging="180"/>
+      </w:pPr>
+    </w:lvl>
+    <w:lvl w:ilvl="3" w:tplc="0409000F" w:tentative="1">
+      <w:start w:val="1"/>
+      <w:numFmt w:val="decimal"/>
+      <w:lvlText w:val="%4."/>
+      <w:lvlJc w:val="left"/>
+      <w:pPr>
+        <w:ind w:left="2880" w:hanging="360"/>
+      </w:pPr>
+    </w:lvl>
+    <w:lvl w:ilvl="4" w:tplc="04090019" w:tentative="1">
+      <w:start w:val="1"/>
+      <w:numFmt w:val="lowerLetter"/>
+      <w:lvlText w:val="%5."/>
+      <w:lvlJc w:val="left"/>
+      <w:pPr>
+        <w:ind w:left="3600" w:hanging="360"/>
+      </w:pPr>
+    </w:lvl>
+    <w:lvl w:ilvl="5" w:tplc="0409001B" w:tentative="1">
+      <w:start w:val="1"/>
+      <w:numFmt w:val="lowerRoman"/>
+      <w:lvlText w:val="%6."/>
+      <w:lvlJc w:val="right"/>
+      <w:pPr>
+        <w:ind w:left="4320" w:hanging="180"/>
+      </w:pPr>
+    </w:lvl>
+    <w:lvl w:ilvl="6" w:tplc="0409000F" w:tentative="1">
+      <w:start w:val="1"/>
+      <w:numFmt w:val="decimal"/>
+      <w:lvlText w:val="%7."/>
+      <w:lvlJc w:val="left"/>
+      <w:pPr>
+        <w:ind w:left="5040" w:hanging="360"/>
+      </w:pPr>
+    </w:lvl>
+    <w:lvl w:ilvl="7" w:tplc="04090019" w:tentative="1">
+      <w:start w:val="1"/>
+      <w:numFmt w:val="lowerLetter"/>
+      <w:lvlText w:val="%8."/>
+      <w:lvlJc w:val="left"/>
+      <w:pPr>
+        <w:ind w:left="5760" w:hanging="360"/>
+      </w:pPr>
+    </w:lvl>
+    <w:lvl w:ilvl="8" w:tplc="0409001B" w:tentative="1">
+      <w:start w:val="1"/>
+      <w:numFmt w:val="lowerRoman"/>
+      <w:lvlText w:val="%9."/>
+      <w:lvlJc w:val="right"/>
+      <w:pPr>
+        <w:ind w:left="6480" w:hanging="180"/>
+      </w:pPr>
+    </w:lvl>
+  </w:abstractNum>
+  <w:abstractNum w:abstractNumId="2" w15:restartNumberingAfterBreak="0">
     <w:nsid w:val="6A3828A6"/>
     <w:multiLevelType w:val="hybridMultilevel"/>
     <w:tmpl w:val="CB7A8020"/>
@@ -2666,7 +7068,7 @@
       </w:pPr>
     </w:lvl>
   </w:abstractNum>
-  <w:abstractNum w:abstractNumId="1" w15:restartNumberingAfterBreak="0">
+  <w:abstractNum w:abstractNumId="3" w15:restartNumberingAfterBreak="0">
     <w:nsid w:val="759369B3"/>
     <w:multiLevelType w:val="hybridMultilevel"/>
     <w:tmpl w:val="D75EE37A"/>
@@ -2756,9 +7158,15 @@
     </w:lvl>
   </w:abstractNum>
   <w:num w:numId="1" w16cid:durableId="1536842196">
+    <w:abstractNumId w:val="3"/>
+  </w:num>
+  <w:num w:numId="2" w16cid:durableId="1390153671">
+    <w:abstractNumId w:val="2"/>
+  </w:num>
+  <w:num w:numId="3" w16cid:durableId="244193181">
     <w:abstractNumId w:val="1"/>
   </w:num>
-  <w:num w:numId="2" w16cid:durableId="1390153671">
+  <w:num w:numId="4" w16cid:durableId="785660775">
     <w:abstractNumId w:val="0"/>
   </w:num>
 </w:numbering>
@@ -3716,6 +8124,25 @@
       <w:shd w:val="clear" w:color="auto" w:fill="E1DFDD"/>
     </w:rPr>
   </w:style>
+  <w:style w:type="table" w:styleId="af0">
+    <w:name w:val="Table Grid"/>
+    <w:basedOn w:val="a1"/>
+    <w:uiPriority w:val="39"/>
+    <w:rsid w:val="00F62D3B"/>
+    <w:pPr>
+      <w:spacing w:after="0" w:line="240" w:lineRule="auto"/>
+    </w:pPr>
+    <w:tblPr>
+      <w:tblBorders>
+        <w:top w:val="single" w:sz="4" w:space="0" w:color="auto"/>
+        <w:left w:val="single" w:sz="4" w:space="0" w:color="auto"/>
+        <w:bottom w:val="single" w:sz="4" w:space="0" w:color="auto"/>
+        <w:right w:val="single" w:sz="4" w:space="0" w:color="auto"/>
+        <w:insideH w:val="single" w:sz="4" w:space="0" w:color="auto"/>
+        <w:insideV w:val="single" w:sz="4" w:space="0" w:color="auto"/>
+      </w:tblBorders>
+    </w:tblPr>
+  </w:style>
 </w:styles>
 </file>
 

--- a/hw1.docx
+++ b/hw1.docx
@@ -158,17 +158,8 @@
           <w:rFonts w:hint="cs"/>
           <w:rtl/>
         </w:rPr>
-        <w:t xml:space="preserve">אילן </w:t>
-      </w:r>
-      <w:proofErr w:type="spellStart"/>
-      <w:r>
-        <w:rPr>
-          <w:rFonts w:hint="cs"/>
-          <w:rtl/>
-        </w:rPr>
-        <w:t>בלווקה</w:t>
-      </w:r>
-      <w:proofErr w:type="spellEnd"/>
+        <w:t>אילן בלווקה</w:t>
+      </w:r>
     </w:p>
     <w:p>
       <w:pPr>
@@ -616,7 +607,6 @@
         </w:rPr>
         <w:t xml:space="preserve"> </w:t>
       </w:r>
-      <w:proofErr w:type="spellStart"/>
       <w:r>
         <w:rPr>
           <w:rFonts w:hint="cs"/>
@@ -624,17 +614,7 @@
           <w:bCs/>
           <w:rtl/>
         </w:rPr>
-        <w:t>ישאר</w:t>
-      </w:r>
-      <w:proofErr w:type="spellEnd"/>
-      <w:r>
-        <w:rPr>
-          <w:rFonts w:hint="cs"/>
-          <w:b/>
-          <w:bCs/>
-          <w:rtl/>
-        </w:rPr>
-        <w:t xml:space="preserve"> זהה</w:t>
+        <w:t>ישאר זהה</w:t>
       </w:r>
       <w:r>
         <w:rPr>
@@ -1111,6 +1091,176 @@
               <m:sty m:val="p"/>
             </m:rPr>
             <w:rPr>
+              <w:rFonts w:ascii="Cambria Math"/>
+              <w:rtl/>
+            </w:rPr>
+            <w:br/>
+          </m:r>
+        </m:oMath>
+        <m:oMath>
+          <m:r>
+            <w:rPr>
+              <w:rFonts w:ascii="Cambria Math"/>
+            </w:rPr>
+            <m:t>CP</m:t>
+          </m:r>
+          <m:sSub>
+            <m:sSubPr>
+              <m:ctrlPr>
+                <w:rPr>
+                  <w:rFonts w:ascii="Cambria Math"/>
+                  <w:i/>
+                </w:rPr>
+              </m:ctrlPr>
+            </m:sSubPr>
+            <m:e>
+              <m:r>
+                <w:rPr>
+                  <w:rFonts w:ascii="Cambria Math"/>
+                </w:rPr>
+                <m:t>U</m:t>
+              </m:r>
+            </m:e>
+            <m:sub>
+              <m:r>
+                <w:rPr>
+                  <w:rFonts w:ascii="Cambria Math"/>
+                </w:rPr>
+                <m:t>old</m:t>
+              </m:r>
+            </m:sub>
+          </m:sSub>
+          <m:r>
+            <w:rPr>
+              <w:rFonts w:ascii="Cambria Math"/>
+            </w:rPr>
+            <m:t>=2.35</m:t>
+          </m:r>
+          <m:r>
+            <w:rPr>
+              <w:rFonts w:ascii="Cambria Math"/>
+            </w:rPr>
+            <m:t>*</m:t>
+          </m:r>
+          <m:r>
+            <w:rPr>
+              <w:rFonts w:ascii="Cambria Math"/>
+            </w:rPr>
+            <m:t>IC</m:t>
+          </m:r>
+          <m:r>
+            <w:rPr>
+              <w:rFonts w:ascii="Cambria Math"/>
+            </w:rPr>
+            <w:br/>
+          </m:r>
+        </m:oMath>
+        <m:oMath>
+          <m:r>
+            <w:rPr>
+              <w:rFonts w:ascii="Cambria Math"/>
+            </w:rPr>
+            <m:t>CP</m:t>
+          </m:r>
+          <m:sSub>
+            <m:sSubPr>
+              <m:ctrlPr>
+                <w:rPr>
+                  <w:rFonts w:ascii="Cambria Math"/>
+                  <w:i/>
+                </w:rPr>
+              </m:ctrlPr>
+            </m:sSubPr>
+            <m:e>
+              <m:r>
+                <w:rPr>
+                  <w:rFonts w:ascii="Cambria Math"/>
+                </w:rPr>
+                <m:t>U</m:t>
+              </m:r>
+            </m:e>
+            <m:sub>
+              <m:r>
+                <w:rPr>
+                  <w:rFonts w:ascii="Cambria Math"/>
+                </w:rPr>
+                <m:t>new</m:t>
+              </m:r>
+            </m:sub>
+          </m:sSub>
+          <m:r>
+            <w:rPr>
+              <w:rFonts w:ascii="Cambria Math"/>
+            </w:rPr>
+            <m:t>=</m:t>
+          </m:r>
+          <m:f>
+            <m:fPr>
+              <m:ctrlPr>
+                <w:rPr>
+                  <w:rFonts w:ascii="Cambria Math"/>
+                  <w:i/>
+                </w:rPr>
+              </m:ctrlPr>
+            </m:fPr>
+            <m:num>
+              <m:r>
+                <w:rPr>
+                  <w:rFonts w:ascii="Cambria Math"/>
+                </w:rPr>
+                <m:t>1.691</m:t>
+              </m:r>
+            </m:num>
+            <m:den>
+              <m:r>
+                <w:rPr>
+                  <w:rFonts w:ascii="Cambria Math"/>
+                </w:rPr>
+                <m:t>2</m:t>
+              </m:r>
+            </m:den>
+          </m:f>
+          <m:r>
+            <w:rPr>
+              <w:rFonts w:ascii="Cambria Math"/>
+            </w:rPr>
+            <m:t>*</m:t>
+          </m:r>
+          <m:r>
+            <w:rPr>
+              <w:rFonts w:ascii="Cambria Math"/>
+            </w:rPr>
+            <m:t>IC=0.846</m:t>
+          </m:r>
+          <m:r>
+            <w:rPr>
+              <w:rFonts w:ascii="Cambria Math"/>
+            </w:rPr>
+            <m:t>*</m:t>
+          </m:r>
+          <m:r>
+            <w:rPr>
+              <w:rFonts w:ascii="Cambria Math"/>
+            </w:rPr>
+            <m:t>IC</m:t>
+          </m:r>
+          <m:r>
+            <m:rPr>
+              <m:sty m:val="p"/>
+            </m:rPr>
+            <w:rPr>
+              <w:rFonts w:ascii="Cambria Math"/>
+              <w:rtl/>
+            </w:rPr>
+            <w:br/>
+          </m:r>
+        </m:oMath>
+        <m:oMath>
+          <m:r>
+            <m:rPr>
+              <m:sty m:val="p"/>
+            </m:rPr>
+            <w:rPr>
               <w:rtl/>
             </w:rPr>
             <w:br/>
@@ -1231,13 +1381,19 @@
               </w:rPr>
               <m:t>2.35</m:t>
             </m:r>
+            <m:r>
+              <w:rPr>
+                <w:rFonts w:ascii="Cambria Math" w:hAnsi="Cambria Math"/>
+              </w:rPr>
+              <m:t>*IC</m:t>
+            </m:r>
           </m:num>
           <m:den>
             <m:r>
               <w:rPr>
                 <w:rFonts w:ascii="Cambria Math" w:hAnsi="Cambria Math"/>
               </w:rPr>
-              <m:t>1.691</m:t>
+              <m:t>0.846*IC</m:t>
             </m:r>
           </m:den>
         </m:f>
@@ -1245,7 +1401,13 @@
           <w:rPr>
             <w:rFonts w:ascii="Cambria Math" w:hAnsi="Cambria Math"/>
           </w:rPr>
-          <m:t>=~1.39</m:t>
+          <m:t>=~</m:t>
+        </m:r>
+        <m:r>
+          <w:rPr>
+            <w:rFonts w:ascii="Cambria Math" w:hAnsi="Cambria Math"/>
+          </w:rPr>
+          <m:t>2.78</m:t>
         </m:r>
       </m:oMath>
       <w:r>
@@ -1311,6 +1473,7 @@
               <w:sz w:val="20"/>
               <w:szCs w:val="20"/>
             </w:rPr>
+            <w:lastRenderedPageBreak/>
             <m:t>CPI=</m:t>
           </m:r>
           <m:nary>
@@ -1728,7 +1891,6 @@
             <w:rPr>
               <w:rFonts w:ascii="Cambria Math" w:hAnsi="Cambria Math"/>
             </w:rPr>
-            <w:lastRenderedPageBreak/>
             <m:t>CPU</m:t>
           </m:r>
           <m:r>
@@ -1984,21 +2146,142 @@
           <w:rFonts w:hint="cs"/>
           <w:rtl/>
         </w:rPr>
-        <w:t xml:space="preserve">הבעיה תקרה כאשר נרצה להריץ </w:t>
-      </w:r>
-      <w:r>
-        <w:rPr>
-          <w:rFonts w:hint="cs"/>
-          <w:rtl/>
-        </w:rPr>
-        <w:t xml:space="preserve">איזושהי </w:t>
-      </w:r>
-      <w:r>
-        <w:rPr>
-          <w:rFonts w:hint="cs"/>
-          <w:rtl/>
-        </w:rPr>
-        <w:t>פקוד</w:t>
+        <w:t>הבעיה תקרה</w:t>
+      </w:r>
+      <w:r>
+        <w:rPr>
+          <w:rFonts w:hint="cs"/>
+          <w:rtl/>
+        </w:rPr>
+        <w:t xml:space="preserve"> כאשר </w:t>
+      </w:r>
+      <w:r>
+        <w:rPr>
+          <w:rtl/>
+        </w:rPr>
+        <w:t>במחזור שעון מסוים פקודה אחת נמצאת בשלב</w:t>
+      </w:r>
+      <w:r>
+        <w:t xml:space="preserve"> WB </w:t>
+      </w:r>
+      <w:r>
+        <w:rPr>
+          <w:rtl/>
+        </w:rPr>
+        <w:t>ומנסה לכתוב לקובץ הרגיסטרים</w:t>
+      </w:r>
+      <w:r>
+        <w:rPr>
+          <w:rFonts w:hint="cs"/>
+          <w:rtl/>
+        </w:rPr>
+        <w:t xml:space="preserve"> </w:t>
+      </w:r>
+      <w:r>
+        <w:rPr>
+          <w:rFonts w:hint="cs"/>
+          <w:rtl/>
+        </w:rPr>
+        <w:t>(נסמן כ"פקודה 1")</w:t>
+      </w:r>
+      <w:r>
+        <w:rPr>
+          <w:rtl/>
+        </w:rPr>
+        <w:t>, ובאותו מחזור פקודה אחרת נמצאת בשלב</w:t>
+      </w:r>
+      <w:r>
+        <w:t xml:space="preserve"> ID </w:t>
+      </w:r>
+      <w:r>
+        <w:rPr>
+          <w:rtl/>
+        </w:rPr>
+        <w:t>ומנסה לקרוא ממנו</w:t>
+      </w:r>
+      <w:r>
+        <w:rPr>
+          <w:rFonts w:hint="cs"/>
+          <w:rtl/>
+        </w:rPr>
+        <w:t xml:space="preserve"> </w:t>
+      </w:r>
+      <w:r>
+        <w:rPr>
+          <w:rFonts w:hint="cs"/>
+          <w:rtl/>
+        </w:rPr>
+        <w:t>(נסמן כ"פקודה 2"</w:t>
+      </w:r>
+      <w:r>
+        <w:rPr>
+          <w:rFonts w:hint="cs"/>
+          <w:rtl/>
+        </w:rPr>
+        <w:t>). כלומר,</w:t>
+      </w:r>
+      <w:r>
+        <w:rPr>
+          <w:rFonts w:hint="cs"/>
+          <w:rtl/>
+        </w:rPr>
+        <w:t xml:space="preserve"> </w:t>
+      </w:r>
+      <w:r>
+        <w:rPr>
+          <w:rFonts w:hint="cs"/>
+          <w:rtl/>
+        </w:rPr>
+        <w:t>ש</w:t>
+      </w:r>
+      <w:r>
+        <w:rPr>
+          <w:rFonts w:hint="cs"/>
+          <w:rtl/>
+        </w:rPr>
+        <w:t>באותו מחזור השעון המעבד יצטרך לכתוב בחזרה את הערך שחושב בפקודה (1) ל</w:t>
+      </w:r>
+      <w:r>
+        <w:rPr>
+          <w:rFonts w:hint="cs"/>
+          <w:rtl/>
+        </w:rPr>
+        <w:t>קובץ הרגיסטרים</w:t>
+      </w:r>
+      <w:r>
+        <w:rPr>
+          <w:rFonts w:hint="cs"/>
+          <w:rtl/>
+        </w:rPr>
+        <w:t xml:space="preserve"> וגם לקרוא מ</w:t>
+      </w:r>
+      <w:r>
+        <w:rPr>
+          <w:rFonts w:hint="cs"/>
+          <w:rtl/>
+        </w:rPr>
+        <w:t>קובץ הרגיסטרים</w:t>
+      </w:r>
+      <w:r>
+        <w:rPr>
+          <w:rFonts w:hint="cs"/>
+          <w:rtl/>
+        </w:rPr>
+        <w:t xml:space="preserve"> בשב</w:t>
+      </w:r>
+      <w:r>
+        <w:rPr>
+          <w:rFonts w:hint="cs"/>
+          <w:rtl/>
+        </w:rPr>
+        <w:t>י</w:t>
+      </w:r>
+      <w:r>
+        <w:rPr>
+          <w:rFonts w:hint="cs"/>
+          <w:rtl/>
+        </w:rPr>
+        <w:t xml:space="preserve">ל פקודה (2), מה שלפי נתוני </w:t>
       </w:r>
       <w:r>
         <w:rPr>
@@ -2012,98 +2295,34 @@
           <w:rFonts w:hint="cs"/>
           <w:rtl/>
         </w:rPr>
-        <w:t xml:space="preserve"> </w:t>
-      </w:r>
-      <w:r>
-        <w:rPr>
-          <w:rFonts w:hint="cs"/>
-          <w:b/>
-          <w:bCs/>
-          <w:rtl/>
-        </w:rPr>
-        <w:t>שכותבת את התוצאה שלה לתוך אוגר</w:t>
-      </w:r>
-      <w:r>
-        <w:rPr>
-          <w:rFonts w:hint="cs"/>
-          <w:rtl/>
-        </w:rPr>
-        <w:t xml:space="preserve"> (</w:t>
-      </w:r>
-      <w:r>
-        <w:rPr>
-          <w:rFonts w:hint="cs"/>
-          <w:rtl/>
-        </w:rPr>
-        <w:t xml:space="preserve">תנאי הכרחי, אבל לא כל פקודה של </w:t>
-      </w:r>
-      <w:r>
-        <w:t>I/R-type</w:t>
-      </w:r>
-      <w:r>
-        <w:rPr>
-          <w:rFonts w:hint="cs"/>
-          <w:rtl/>
-        </w:rPr>
-        <w:t xml:space="preserve"> </w:t>
-      </w:r>
-      <w:r>
-        <w:rPr>
-          <w:rFonts w:hint="cs"/>
-          <w:rtl/>
-        </w:rPr>
-        <w:t>מקיימת אותו) (</w:t>
-      </w:r>
-      <w:r>
-        <w:rPr>
-          <w:rFonts w:hint="cs"/>
-          <w:rtl/>
-        </w:rPr>
-        <w:t xml:space="preserve">נסמן כ"פקודה 1"), ו3 </w:t>
-      </w:r>
-      <w:r>
-        <w:rPr>
-          <w:rFonts w:hint="cs"/>
-          <w:rtl/>
-        </w:rPr>
-        <w:t>פקודות</w:t>
-      </w:r>
-      <w:r>
-        <w:rPr>
-          <w:rFonts w:hint="cs"/>
-          <w:rtl/>
-        </w:rPr>
-        <w:t xml:space="preserve"> אחריה נכתוב פקודת </w:t>
-      </w:r>
-      <w:r>
-        <w:t>R</w:t>
-      </w:r>
-      <w:r>
-        <w:t>/I</w:t>
-      </w:r>
-      <w:r>
-        <w:t>-type</w:t>
-      </w:r>
-      <w:r>
-        <w:rPr>
-          <w:rFonts w:hint="cs"/>
-          <w:rtl/>
-        </w:rPr>
-        <w:t xml:space="preserve"> נוספת </w:t>
-      </w:r>
-      <w:r>
-        <w:rPr>
-          <w:rFonts w:hint="cs"/>
-          <w:rtl/>
-        </w:rPr>
-        <w:t>שמבצעת קריאה מאוגר ומשתמשת בערכו בחישוב שלה</w:t>
-      </w:r>
-      <w:r>
-        <w:rPr>
-          <w:rFonts w:hint="cs"/>
-          <w:rtl/>
-        </w:rPr>
-        <w:t xml:space="preserve">, למשל חיבור, כפל, וכו' (נסמן כ"פקודה 2"). </w:t>
+        <w:t xml:space="preserve">שאלה </w:t>
+      </w:r>
+      <w:r>
+        <w:rPr>
+          <w:rFonts w:hint="cs"/>
+          <w:rtl/>
+        </w:rPr>
+        <w:t>לא אפשרי ולכן לא נוכל לבצע את הפקודות במקביל</w:t>
+      </w:r>
+      <w:r>
+        <w:rPr>
+          <w:rFonts w:hint="cs"/>
+          <w:rtl/>
+        </w:rPr>
+        <w:t xml:space="preserve"> ונקבל </w:t>
+      </w:r>
+      <w:r>
+        <w:t xml:space="preserve">structural </w:t>
+      </w:r>
+      <w:r>
+        <w:t>hazard</w:t>
+      </w:r>
+      <w:r>
+        <w:rPr>
+          <w:rFonts w:hint="cs"/>
+          <w:rtl/>
+        </w:rPr>
+        <w:t>.</w:t>
       </w:r>
       <w:r>
         <w:rPr>
@@ -2116,7 +2335,47 @@
           <w:rFonts w:hint="cs"/>
           <w:rtl/>
         </w:rPr>
-        <w:t>זאת מכיוון שבמחזור השעון שבו הפקודה (1) תהיה בשלב ה</w:t>
+        <w:t xml:space="preserve">פקודה 1 יכולה להיות </w:t>
+      </w:r>
+      <w:r>
+        <w:t>R/I-type</w:t>
+      </w:r>
+      <w:r>
+        <w:rPr>
+          <w:rFonts w:hint="cs"/>
+          <w:rtl/>
+        </w:rPr>
+        <w:t xml:space="preserve"> כמו </w:t>
+      </w:r>
+      <w:r>
+        <w:t>xor</w:t>
+      </w:r>
+      <w:r>
+        <w:rPr>
+          <w:rFonts w:hint="cs"/>
+          <w:rtl/>
+        </w:rPr>
+        <w:t xml:space="preserve"> או </w:t>
+      </w:r>
+      <w:r>
+        <w:t>addi</w:t>
+      </w:r>
+      <w:r>
+        <w:rPr>
+          <w:rFonts w:hint="cs"/>
+          <w:rtl/>
+        </w:rPr>
+        <w:t xml:space="preserve">, אבל לא פקודת </w:t>
+      </w:r>
+      <w:r>
+        <w:t>J-type</w:t>
+      </w:r>
+      <w:r>
+        <w:rPr>
+          <w:rFonts w:hint="cs"/>
+          <w:rtl/>
+        </w:rPr>
+        <w:t xml:space="preserve"> משום שפקודות אלו אינן כותבות לרגיסטרים במהלך שלב ה</w:t>
       </w:r>
       <w:r>
         <w:t>WB</w:t>
@@ -2126,100 +2385,50 @@
           <w:rFonts w:hint="cs"/>
           <w:rtl/>
         </w:rPr>
-        <w:t xml:space="preserve">, הפקודה (2) תהיה בשלב </w:t>
-      </w:r>
-      <w:r>
-        <w:t>ID</w:t>
-      </w:r>
-      <w:r>
-        <w:rPr>
-          <w:rFonts w:hint="cs"/>
-          <w:rtl/>
-        </w:rPr>
-        <w:t xml:space="preserve"> ולכן באותו מחזור השעון המעבד יצטרך לכתוב בחזרה את הערך שחושב בפקודה (1) ל</w:t>
-      </w:r>
-      <w:r>
-        <w:rPr>
-          <w:rFonts w:hint="cs"/>
-          <w:rtl/>
-        </w:rPr>
-        <w:t>קובץ הרגיסטרים</w:t>
-      </w:r>
-      <w:r>
-        <w:rPr>
-          <w:rFonts w:hint="cs"/>
-          <w:rtl/>
-        </w:rPr>
-        <w:t xml:space="preserve"> וגם לקרוא מ</w:t>
-      </w:r>
-      <w:r>
-        <w:rPr>
-          <w:rFonts w:hint="cs"/>
-          <w:rtl/>
-        </w:rPr>
-        <w:t>קובץ הרגיסטרים</w:t>
-      </w:r>
-      <w:r>
-        <w:rPr>
-          <w:rFonts w:hint="cs"/>
-          <w:rtl/>
-        </w:rPr>
-        <w:t xml:space="preserve"> בשב</w:t>
-      </w:r>
-      <w:r>
-        <w:rPr>
-          <w:rFonts w:hint="cs"/>
-          <w:rtl/>
-        </w:rPr>
-        <w:t>י</w:t>
-      </w:r>
-      <w:r>
-        <w:rPr>
-          <w:rFonts w:hint="cs"/>
-          <w:rtl/>
-        </w:rPr>
-        <w:t xml:space="preserve">ל פקודה (2), מה שלפי נתוני </w:t>
-      </w:r>
-      <w:r>
-        <w:rPr>
-          <w:rFonts w:hint="cs"/>
-          <w:rtl/>
-        </w:rPr>
-        <w:t>ה</w:t>
-      </w:r>
-      <w:r>
-        <w:rPr>
-          <w:rFonts w:hint="cs"/>
-          <w:rtl/>
-        </w:rPr>
-        <w:t xml:space="preserve">שאלה </w:t>
-      </w:r>
-      <w:r>
-        <w:rPr>
-          <w:rFonts w:hint="cs"/>
-          <w:rtl/>
-        </w:rPr>
-        <w:t>לא אפשרי ולכן לא נוכל לבצע את הפקודות במקביל</w:t>
-      </w:r>
-      <w:r>
-        <w:rPr>
-          <w:rFonts w:hint="cs"/>
-          <w:rtl/>
-        </w:rPr>
-        <w:t xml:space="preserve"> ונקבל </w:t>
-      </w:r>
-      <w:r>
-        <w:t xml:space="preserve">structural </w:t>
-      </w:r>
-      <w:r>
-        <w:t>hazard</w:t>
-      </w:r>
-      <w:r>
-        <w:rPr>
-          <w:rFonts w:hint="cs"/>
-          <w:rtl/>
-        </w:rPr>
         <w:t>.</w:t>
+      </w:r>
+      <w:r>
+        <w:rPr>
+          <w:rtl/>
+        </w:rPr>
+        <w:br/>
+      </w:r>
+      <w:r>
+        <w:rPr>
+          <w:rFonts w:hint="cs"/>
+          <w:rtl/>
+        </w:rPr>
+        <w:t xml:space="preserve">הפקודה 2 שקוראת את הרגיסטרים יכולה גם להיות פקודת </w:t>
+      </w:r>
+      <w:r>
+        <w:t>R/I-type</w:t>
+      </w:r>
+      <w:r>
+        <w:rPr>
+          <w:rFonts w:hint="cs"/>
+          <w:rtl/>
+        </w:rPr>
+        <w:t xml:space="preserve"> כמו </w:t>
+      </w:r>
+      <w:r>
+        <w:t>add,subi</w:t>
+      </w:r>
+      <w:r>
+        <w:rPr>
+          <w:rFonts w:hint="cs"/>
+          <w:rtl/>
+        </w:rPr>
+        <w:t xml:space="preserve">, וכו' אבל לא </w:t>
+      </w:r>
+      <w:r>
+        <w:t>J-type</w:t>
+      </w:r>
+      <w:r>
+        <w:rPr>
+          <w:rFonts w:hint="cs"/>
+          <w:rtl/>
+        </w:rPr>
+        <w:t xml:space="preserve"> משום שפקודות אלו לא קוראות מרגיסטרים.</w:t>
       </w:r>
       <w:r>
         <w:rPr>
@@ -2678,6 +2887,7 @@
         <w:t xml:space="preserve"> בלתי תלויות (כדי למנוע </w:t>
       </w:r>
       <w:r>
+        <w:lastRenderedPageBreak/>
         <w:t>data hazard</w:t>
       </w:r>
       <w:r>
@@ -2734,7 +2944,6 @@
         <w:bidi w:val="0"/>
       </w:pPr>
       <w:r>
-        <w:lastRenderedPageBreak/>
         <w:t>add $t3, $s6, $s7</w:t>
       </w:r>
     </w:p>
@@ -2808,17 +3017,8 @@
           <w:rFonts w:hint="cs"/>
           <w:rtl/>
         </w:rPr>
-        <w:t xml:space="preserve"> </w:t>
-      </w:r>
-      <w:proofErr w:type="spellStart"/>
-      <w:r>
-        <w:rPr>
-          <w:rFonts w:hint="cs"/>
-          <w:rtl/>
-        </w:rPr>
-        <w:t>וב</w:t>
-      </w:r>
-      <w:proofErr w:type="spellEnd"/>
+        <w:t xml:space="preserve"> וב</w:t>
+      </w:r>
       <w:r>
         <w:t>ID</w:t>
       </w:r>
@@ -3096,23 +3296,7 @@
           <w:rFonts w:hint="cs"/>
           <w:rtl/>
         </w:rPr>
-        <w:t xml:space="preserve"> כלומר בסך </w:t>
-      </w:r>
-      <w:proofErr w:type="spellStart"/>
-      <w:r>
-        <w:rPr>
-          <w:rFonts w:hint="cs"/>
-          <w:rtl/>
-        </w:rPr>
-        <w:t>הכל</w:t>
-      </w:r>
-      <w:proofErr w:type="spellEnd"/>
-      <w:r>
-        <w:rPr>
-          <w:rFonts w:hint="cs"/>
-          <w:rtl/>
-        </w:rPr>
-        <w:t xml:space="preserve"> נקבל:</w:t>
+        <w:t xml:space="preserve"> כלומר בסך הכל נקבל:</w:t>
       </w:r>
       <w:r>
         <w:rPr>
@@ -3126,19 +3310,7 @@
             <w:rPr>
               <w:rFonts w:ascii="Cambria Math" w:hAnsi="Cambria Math"/>
             </w:rPr>
-            <m:t>Total Cycles=4</m:t>
-          </m:r>
-          <m:r>
-            <w:rPr>
-              <w:rFonts w:ascii="Cambria Math" w:hAnsi="Cambria Math"/>
-            </w:rPr>
-            <m:t>+3</m:t>
-          </m:r>
-          <m:r>
-            <w:rPr>
-              <w:rFonts w:ascii="Cambria Math" w:hAnsi="Cambria Math"/>
-            </w:rPr>
-            <m:t>+</m:t>
+            <m:t>Total Cycles=4+3+</m:t>
           </m:r>
           <m:d>
             <m:dPr>
@@ -3201,6 +3373,12 @@
             <m:t>=1+6i</m:t>
           </m:r>
           <m:r>
+            <m:rPr>
+              <m:sty m:val="p"/>
+            </m:rPr>
+            <w:rPr>
+              <w:rFonts w:ascii="Cambria Math" w:hAnsi="Cambria Math"/>
+            </w:rPr>
             <w:br/>
           </m:r>
         </m:oMath>
@@ -3219,11 +3397,9 @@
         </w:rPr>
         <w:t xml:space="preserve"> </w:t>
       </w:r>
-      <w:proofErr w:type="spellStart"/>
       <w:r>
         <w:t>i</w:t>
       </w:r>
-      <w:proofErr w:type="spellEnd"/>
       <w:r>
         <w:rPr>
           <w:rFonts w:hint="cs"/>
@@ -3297,23 +3473,7 @@
           <w:rFonts w:hint="cs"/>
           <w:rtl/>
         </w:rPr>
-        <w:t xml:space="preserve">בסך </w:t>
-      </w:r>
-      <w:proofErr w:type="spellStart"/>
-      <w:r>
-        <w:rPr>
-          <w:rFonts w:hint="cs"/>
-          <w:rtl/>
-        </w:rPr>
-        <w:t>הכל</w:t>
-      </w:r>
-      <w:proofErr w:type="spellEnd"/>
-      <w:r>
-        <w:rPr>
-          <w:rFonts w:hint="cs"/>
-          <w:rtl/>
-        </w:rPr>
-        <w:t xml:space="preserve"> נקבל</w:t>
+        <w:t>בסך הכל נקבל</w:t>
       </w:r>
       <w:r>
         <w:rPr>
@@ -3479,7 +3639,11 @@
             <m:t>2</m:t>
           </m:r>
           <m:r>
+            <m:rPr>
+              <m:sty m:val="p"/>
+            </m:rPr>
             <w:rPr>
+              <w:rFonts w:ascii="Cambria Math" w:hAnsi="Cambria Math"/>
               <w:rtl/>
             </w:rPr>
             <w:br/>
@@ -3503,13 +3667,6 @@
         </w:rPr>
         <w:t xml:space="preserve"> המקסימלי הוא 2.</w:t>
       </w:r>
-    </w:p>
-    <w:p>
-      <w:pPr>
-        <w:rPr>
-          <w:rtl/>
-        </w:rPr>
-      </w:pPr>
     </w:p>
     <w:p>
       <w:pPr>
@@ -3616,7 +3773,6 @@
               <w:ind w:left="0"/>
               <w:jc w:val="center"/>
               <w:rPr>
-                <w:rFonts w:hint="cs"/>
                 <w:b/>
                 <w:bCs/>
                 <w:rtl/>
@@ -3641,7 +3797,6 @@
               <w:ind w:left="0"/>
               <w:jc w:val="center"/>
               <w:rPr>
-                <w:rFonts w:hint="cs"/>
                 <w:b/>
                 <w:bCs/>
                 <w:rtl/>
@@ -3671,7 +3826,6 @@
               <w:ind w:left="0"/>
               <w:jc w:val="center"/>
               <w:rPr>
-                <w:rFonts w:hint="cs"/>
                 <w:rtl/>
               </w:rPr>
             </w:pPr>
@@ -3694,7 +3848,6 @@
               <w:ind w:left="0"/>
               <w:jc w:val="center"/>
               <w:rPr>
-                <w:rFonts w:hint="cs"/>
                 <w:rtl/>
               </w:rPr>
             </w:pPr>
@@ -3724,7 +3877,6 @@
               <w:ind w:left="0"/>
               <w:jc w:val="center"/>
               <w:rPr>
-                <w:rFonts w:hint="cs"/>
                 <w:rtl/>
               </w:rPr>
             </w:pPr>
@@ -4200,7 +4352,6 @@
               <w:ind w:left="0"/>
               <w:jc w:val="center"/>
               <w:rPr>
-                <w:rFonts w:hint="cs"/>
                 <w:b/>
                 <w:bCs/>
                 <w:i/>
@@ -4253,7 +4404,6 @@
               <w:ind w:left="0"/>
               <w:jc w:val="center"/>
               <w:rPr>
-                <w:rFonts w:hint="cs"/>
                 <w:b/>
                 <w:bCs/>
                 <w:iCs/>
@@ -4279,7 +4429,7 @@
           <w:p>
             <w:pPr>
               <w:rPr>
-                <w:rFonts w:asciiTheme="minorBidi" w:hAnsiTheme="minorBidi" w:hint="cs"/>
+                <w:rFonts w:asciiTheme="minorBidi" w:hAnsiTheme="minorBidi"/>
                 <w:i/>
                 <w:rtl/>
               </w:rPr>
@@ -4305,9 +4455,16 @@
                 <w:rFonts w:asciiTheme="minorBidi" w:hAnsiTheme="minorBidi"/>
                 <w:i/>
               </w:rPr>
-              <w:t>A[</w:t>
-            </w:r>
-            <w:proofErr w:type="spellStart"/>
+              <w:t>A[i]</w:t>
+            </w:r>
+            <w:r>
+              <w:rPr>
+                <w:rFonts w:asciiTheme="minorBidi" w:hAnsiTheme="minorBidi" w:cs="Arial"/>
+                <w:i/>
+                <w:rtl/>
+              </w:rPr>
+              <w:t xml:space="preserve">, ורק אם </w:t>
+            </w:r>
             <w:r>
               <w:rPr>
                 <w:rFonts w:asciiTheme="minorBidi" w:hAnsiTheme="minorBidi"/>
@@ -4315,61 +4472,20 @@
               </w:rPr>
               <w:t>i</w:t>
             </w:r>
-            <w:proofErr w:type="spellEnd"/>
+            <w:r>
+              <w:rPr>
+                <w:rFonts w:asciiTheme="minorBidi" w:hAnsiTheme="minorBidi" w:cs="Arial"/>
+                <w:i/>
+                <w:rtl/>
+              </w:rPr>
+              <w:t xml:space="preserve"> זוגי היא ניגשת גם ל־</w:t>
+            </w:r>
             <w:r>
               <w:rPr>
                 <w:rFonts w:asciiTheme="minorBidi" w:hAnsiTheme="minorBidi"/>
                 <w:i/>
               </w:rPr>
-              <w:t>]</w:t>
-            </w:r>
-            <w:r>
-              <w:rPr>
-                <w:rFonts w:asciiTheme="minorBidi" w:hAnsiTheme="minorBidi" w:cs="Arial"/>
-                <w:i/>
-                <w:rtl/>
-              </w:rPr>
-              <w:t xml:space="preserve">, ורק אם </w:t>
-            </w:r>
-            <w:proofErr w:type="spellStart"/>
-            <w:r>
-              <w:rPr>
-                <w:rFonts w:asciiTheme="minorBidi" w:hAnsiTheme="minorBidi"/>
-                <w:i/>
-              </w:rPr>
-              <w:t>i</w:t>
-            </w:r>
-            <w:proofErr w:type="spellEnd"/>
-            <w:r>
-              <w:rPr>
-                <w:rFonts w:asciiTheme="minorBidi" w:hAnsiTheme="minorBidi" w:cs="Arial"/>
-                <w:i/>
-                <w:rtl/>
-              </w:rPr>
-              <w:t xml:space="preserve"> זוגי היא ניגשת גם ל־</w:t>
-            </w:r>
-            <w:r>
-              <w:rPr>
-                <w:rFonts w:asciiTheme="minorBidi" w:hAnsiTheme="minorBidi"/>
-                <w:i/>
-              </w:rPr>
-              <w:t>B[</w:t>
-            </w:r>
-            <w:proofErr w:type="spellStart"/>
-            <w:r>
-              <w:rPr>
-                <w:rFonts w:asciiTheme="minorBidi" w:hAnsiTheme="minorBidi"/>
-                <w:i/>
-              </w:rPr>
-              <w:t>i</w:t>
-            </w:r>
-            <w:proofErr w:type="spellEnd"/>
-            <w:r>
-              <w:rPr>
-                <w:rFonts w:asciiTheme="minorBidi" w:hAnsiTheme="minorBidi"/>
-                <w:i/>
-              </w:rPr>
-              <w:t>]</w:t>
+              <w:t>B[i]</w:t>
             </w:r>
             <w:r>
               <w:rPr>
@@ -4383,202 +4499,518 @@
           <w:p>
             <w:pPr>
               <w:rPr>
+                <w:i/>
+                <w:rtl/>
+              </w:rPr>
+            </w:pPr>
+            <w:r>
+              <w:rPr>
+                <w:rFonts w:cs="Arial" w:hint="cs"/>
+                <w:i/>
+                <w:rtl/>
+              </w:rPr>
+              <w:t>יש גישה ל-</w:t>
+            </w:r>
+            <w:r>
+              <w:rPr>
+                <w:rFonts w:cs="Arial"/>
+                <w:i/>
+              </w:rPr>
+              <w:t>A</w:t>
+            </w:r>
+            <w:r>
+              <w:rPr>
+                <w:rFonts w:cs="Arial"/>
+                <w:i/>
+                <w:rtl/>
+              </w:rPr>
+              <w:t xml:space="preserve"> </w:t>
+            </w:r>
+            <w:r>
+              <w:rPr>
+                <w:rFonts w:cs="Arial" w:hint="cs"/>
+                <w:i/>
+                <w:rtl/>
+              </w:rPr>
+              <w:t>בכל</w:t>
+            </w:r>
+            <w:r>
+              <w:rPr>
+                <w:rFonts w:cs="Arial"/>
+                <w:i/>
+                <w:rtl/>
+              </w:rPr>
+              <w:t xml:space="preserve"> </w:t>
+            </w:r>
+            <w:r>
+              <w:rPr>
+                <w:rFonts w:cs="Arial" w:hint="cs"/>
+                <w:i/>
+                <w:rtl/>
+              </w:rPr>
+              <w:t>איטרציה</w:t>
+            </w:r>
+            <w:r>
+              <w:rPr>
+                <w:rFonts w:cs="Arial" w:hint="cs"/>
+                <w:i/>
+                <w:rtl/>
+              </w:rPr>
+              <w:t>,</w:t>
+            </w:r>
+            <w:r>
+              <w:rPr>
+                <w:rFonts w:cs="Arial" w:hint="cs"/>
+                <w:i/>
+                <w:rtl/>
+              </w:rPr>
+              <w:t xml:space="preserve"> כל</w:t>
+            </w:r>
+            <w:r>
+              <w:rPr>
+                <w:rFonts w:cs="Arial"/>
+                <w:i/>
+                <w:rtl/>
+              </w:rPr>
+              <w:t xml:space="preserve"> </w:t>
+            </w:r>
+            <w:r>
+              <w:rPr>
+                <w:rFonts w:cs="Arial" w:hint="cs"/>
+                <w:i/>
+                <w:rtl/>
+              </w:rPr>
+              <w:t>בלוק</w:t>
+            </w:r>
+            <w:r>
+              <w:rPr>
+                <w:rFonts w:cs="Arial"/>
+                <w:i/>
+                <w:rtl/>
+              </w:rPr>
+              <w:t xml:space="preserve"> </w:t>
+            </w:r>
+            <w:r>
+              <w:rPr>
+                <w:rFonts w:cs="Arial" w:hint="cs"/>
+                <w:i/>
+                <w:rtl/>
+              </w:rPr>
+              <w:t>של</w:t>
+            </w:r>
+            <w:r>
+              <w:rPr>
+                <w:rFonts w:cs="Arial"/>
+                <w:i/>
+                <w:rtl/>
+              </w:rPr>
+              <w:t xml:space="preserve"> </w:t>
+            </w:r>
+            <w:r>
+              <w:rPr>
+                <w:i/>
+              </w:rPr>
+              <w:t>A</w:t>
+            </w:r>
+            <w:r>
+              <w:rPr>
+                <w:rFonts w:cs="Arial"/>
+                <w:i/>
+                <w:rtl/>
+              </w:rPr>
+              <w:t xml:space="preserve"> </w:t>
+            </w:r>
+            <w:r>
+              <w:rPr>
+                <w:rFonts w:cs="Arial" w:hint="cs"/>
+                <w:i/>
+                <w:rtl/>
+              </w:rPr>
+              <w:t>מכיל</w:t>
+            </w:r>
+            <w:r>
+              <w:rPr>
+                <w:rFonts w:cs="Arial"/>
+                <w:i/>
+                <w:rtl/>
+              </w:rPr>
+              <w:t xml:space="preserve"> 16 </w:t>
+            </w:r>
+            <w:r>
+              <w:rPr>
+                <w:rFonts w:cs="Arial" w:hint="cs"/>
+                <w:i/>
+                <w:rtl/>
+              </w:rPr>
+              <w:t>איברים</w:t>
+            </w:r>
+            <w:r>
+              <w:rPr>
+                <w:rFonts w:cs="Arial"/>
+                <w:i/>
+                <w:rtl/>
+              </w:rPr>
+              <w:t xml:space="preserve">, </w:t>
+            </w:r>
+            <w:r>
+              <w:rPr>
+                <w:rFonts w:cs="Arial" w:hint="cs"/>
+                <w:i/>
+                <w:rtl/>
+              </w:rPr>
+              <w:t>ולכן</w:t>
+            </w:r>
+            <w:r>
+              <w:rPr>
+                <w:rFonts w:cs="Arial"/>
+                <w:i/>
+                <w:rtl/>
+              </w:rPr>
+              <w:t xml:space="preserve"> </w:t>
+            </w:r>
+            <w:r>
+              <w:rPr>
+                <w:rFonts w:cs="Arial" w:hint="cs"/>
+                <w:i/>
+                <w:rtl/>
+              </w:rPr>
+              <w:t>יש</w:t>
+            </w:r>
+            <w:r>
+              <w:rPr>
+                <w:rFonts w:cs="Arial"/>
+                <w:i/>
+                <w:rtl/>
+              </w:rPr>
+              <w:t xml:space="preserve"> </w:t>
+            </w:r>
+            <w:r>
+              <w:rPr>
+                <w:i/>
+              </w:rPr>
+              <w:t>miss</w:t>
+            </w:r>
+            <w:r>
+              <w:rPr>
+                <w:rFonts w:cs="Arial"/>
+                <w:i/>
+                <w:rtl/>
+              </w:rPr>
+              <w:t xml:space="preserve"> </w:t>
+            </w:r>
+            <w:r>
+              <w:rPr>
+                <w:rFonts w:cs="Arial" w:hint="cs"/>
+                <w:i/>
+                <w:rtl/>
+              </w:rPr>
+              <w:t>אחד</w:t>
+            </w:r>
+            <w:r>
+              <w:rPr>
+                <w:rFonts w:cs="Arial"/>
+                <w:i/>
+                <w:rtl/>
+              </w:rPr>
+              <w:t xml:space="preserve"> </w:t>
+            </w:r>
+            <w:r>
+              <w:rPr>
+                <w:rFonts w:cs="Arial" w:hint="cs"/>
+                <w:i/>
+                <w:rtl/>
+              </w:rPr>
+              <w:t>על</w:t>
+            </w:r>
+            <w:r>
+              <w:rPr>
+                <w:rFonts w:cs="Arial"/>
+                <w:i/>
+                <w:rtl/>
+              </w:rPr>
+              <w:t xml:space="preserve"> </w:t>
+            </w:r>
+            <w:r>
+              <w:rPr>
+                <w:rFonts w:cs="Arial" w:hint="cs"/>
+                <w:i/>
+                <w:rtl/>
+              </w:rPr>
+              <w:t>כל</w:t>
+            </w:r>
+            <w:r>
+              <w:rPr>
+                <w:rFonts w:cs="Arial"/>
+                <w:i/>
+                <w:rtl/>
+              </w:rPr>
+              <w:t xml:space="preserve"> 16 </w:t>
+            </w:r>
+            <w:r>
+              <w:rPr>
+                <w:rFonts w:cs="Arial" w:hint="cs"/>
+                <w:i/>
+                <w:rtl/>
+              </w:rPr>
+              <w:t>גישות</w:t>
+            </w:r>
+            <w:r>
+              <w:rPr>
+                <w:rFonts w:cs="Arial" w:hint="cs"/>
+                <w:i/>
+                <w:rtl/>
+              </w:rPr>
+              <w:t>.</w:t>
+            </w:r>
+            <w:r>
+              <w:rPr>
+                <w:rFonts w:cs="Arial"/>
+                <w:i/>
+                <w:rtl/>
+              </w:rPr>
+              <w:br/>
+            </w:r>
+            <w:r>
+              <w:rPr>
+                <w:rFonts w:cs="Arial"/>
+                <w:i/>
+                <w:rtl/>
+              </w:rPr>
+              <w:t>ל־</w:t>
+            </w:r>
+            <w:r>
+              <w:rPr>
+                <w:i/>
+              </w:rPr>
+              <w:t>B</w:t>
+            </w:r>
+            <w:r>
+              <w:rPr>
+                <w:rFonts w:cs="Arial"/>
+                <w:i/>
+                <w:rtl/>
+              </w:rPr>
+              <w:t xml:space="preserve"> ניגשים רק עבור אינדקסים זוגיים</w:t>
+            </w:r>
+            <w:r>
+              <w:rPr>
+                <w:rFonts w:cs="Arial" w:hint="cs"/>
+                <w:i/>
+                <w:rtl/>
+              </w:rPr>
+              <w:t xml:space="preserve">, </w:t>
+            </w:r>
+            <w:r>
+              <w:rPr>
+                <w:rFonts w:cs="Arial"/>
+                <w:i/>
+                <w:rtl/>
+              </w:rPr>
+              <w:t xml:space="preserve">גם כאן כל הגישות האלה נמצאות באותו בלוק של </w:t>
+            </w:r>
+            <w:r>
+              <w:rPr>
+                <w:i/>
+              </w:rPr>
+              <w:t>B</w:t>
+            </w:r>
+            <w:r>
+              <w:rPr>
+                <w:rFonts w:cs="Arial"/>
+                <w:i/>
+                <w:rtl/>
+              </w:rPr>
+              <w:t xml:space="preserve">, לכן יש </w:t>
+            </w:r>
+            <w:r>
+              <w:rPr>
+                <w:i/>
+              </w:rPr>
+              <w:t>miss</w:t>
+            </w:r>
+            <w:r>
+              <w:rPr>
+                <w:rFonts w:cs="Arial"/>
+                <w:i/>
+                <w:rtl/>
+              </w:rPr>
+              <w:t xml:space="preserve"> אחד </w:t>
+            </w:r>
+            <w:r>
+              <w:rPr>
+                <w:rFonts w:cs="Arial" w:hint="cs"/>
+                <w:i/>
+                <w:rtl/>
+              </w:rPr>
+              <w:t>לכל</w:t>
+            </w:r>
+            <w:r>
+              <w:rPr>
+                <w:rFonts w:cs="Arial"/>
+                <w:i/>
+                <w:rtl/>
+              </w:rPr>
+              <w:t xml:space="preserve"> 8 גישות ל־</w:t>
+            </w:r>
+            <w:r>
+              <w:rPr>
+                <w:i/>
+              </w:rPr>
+              <w:t>B</w:t>
+            </w:r>
+            <w:r>
+              <w:rPr>
+                <w:rFonts w:cs="Arial"/>
+                <w:i/>
+                <w:rtl/>
+              </w:rPr>
+              <w:t>.</w:t>
+            </w:r>
+            <w:r>
+              <w:rPr>
+                <w:rFonts w:cs="Arial" w:hint="cs"/>
+                <w:i/>
+                <w:rtl/>
+              </w:rPr>
+              <w:t xml:space="preserve"> </w:t>
+            </w:r>
+            <w:r>
+              <w:rPr>
+                <w:rFonts w:cs="Arial"/>
+                <w:i/>
+                <w:rtl/>
+              </w:rPr>
+              <w:br/>
+            </w:r>
+            <w:r>
+              <w:rPr>
+                <w:rFonts w:cs="Arial" w:hint="cs"/>
+                <w:i/>
+                <w:rtl/>
+              </w:rPr>
+              <w:t xml:space="preserve">בכל 16 איטרציות </w:t>
+            </w:r>
+            <w:r>
+              <w:rPr>
+                <w:rFonts w:cs="Arial" w:hint="cs"/>
+                <w:i/>
+                <w:rtl/>
+              </w:rPr>
+              <w:t xml:space="preserve">של הלולאה, </w:t>
+            </w:r>
+            <w:r>
+              <w:rPr>
+                <w:rFonts w:cs="Arial" w:hint="cs"/>
+                <w:i/>
+                <w:rtl/>
+              </w:rPr>
+              <w:t>יש 16 גישות ל</w:t>
+            </w:r>
+            <w:r>
+              <w:rPr>
+                <w:rFonts w:cs="Arial"/>
+                <w:i/>
+              </w:rPr>
+              <w:t>A</w:t>
+            </w:r>
+            <w:r>
+              <w:rPr>
+                <w:rFonts w:cs="Arial" w:hint="cs"/>
+                <w:i/>
+                <w:rtl/>
+              </w:rPr>
+              <w:t xml:space="preserve"> ו8 גישות ל</w:t>
+            </w:r>
+            <w:r>
+              <w:rPr>
+                <w:rFonts w:cs="Arial"/>
+                <w:i/>
+              </w:rPr>
+              <w:t>B</w:t>
+            </w:r>
+            <w:r>
+              <w:rPr>
+                <w:rFonts w:cs="Arial" w:hint="cs"/>
+                <w:i/>
+                <w:rtl/>
+              </w:rPr>
+              <w:t xml:space="preserve"> (24 גישות בסך הכל) ולכן בכל 16 איטרציות יש </w:t>
+            </w:r>
+            <w:r>
+              <w:rPr>
+                <w:rFonts w:cs="Arial"/>
+                <w:i/>
+              </w:rPr>
+              <w:t>miss</w:t>
+            </w:r>
+            <w:r>
+              <w:rPr>
+                <w:rFonts w:cs="Arial" w:hint="cs"/>
+                <w:i/>
+                <w:rtl/>
+              </w:rPr>
+              <w:t xml:space="preserve"> אחד מ</w:t>
+            </w:r>
+            <w:r>
+              <w:rPr>
+                <w:rFonts w:cs="Arial"/>
+                <w:i/>
+              </w:rPr>
+              <w:t>A</w:t>
+            </w:r>
+            <w:r>
+              <w:rPr>
+                <w:rFonts w:cs="Arial" w:hint="cs"/>
+                <w:i/>
+                <w:rtl/>
+              </w:rPr>
+              <w:t xml:space="preserve"> ו</w:t>
+            </w:r>
+            <w:r>
+              <w:rPr>
+                <w:rFonts w:cs="Arial"/>
+                <w:i/>
+              </w:rPr>
+              <w:t>miss</w:t>
+            </w:r>
+            <w:r>
+              <w:rPr>
+                <w:rFonts w:cs="Arial" w:hint="cs"/>
+                <w:i/>
+                <w:rtl/>
+              </w:rPr>
+              <w:t xml:space="preserve"> אחד מ</w:t>
+            </w:r>
+            <w:r>
+              <w:rPr>
+                <w:rFonts w:cs="Arial"/>
+                <w:i/>
+              </w:rPr>
+              <w:t>B</w:t>
+            </w:r>
+            <w:r>
+              <w:rPr>
+                <w:rFonts w:cs="Arial" w:hint="cs"/>
+                <w:i/>
+                <w:rtl/>
+              </w:rPr>
+              <w:t>.</w:t>
+            </w:r>
+            <w:r>
+              <w:rPr>
+                <w:rFonts w:cs="Arial"/>
+                <w:i/>
+                <w:rtl/>
+              </w:rPr>
+              <w:br/>
+            </w:r>
+            <w:r>
+              <w:rPr>
                 <w:rFonts w:hint="cs"/>
                 <w:i/>
                 <w:rtl/>
               </w:rPr>
-            </w:pPr>
-            <w:r>
-              <w:rPr>
-                <w:rFonts w:cs="Arial" w:hint="cs"/>
-                <w:i/>
-                <w:rtl/>
-              </w:rPr>
-              <w:lastRenderedPageBreak/>
-              <w:t>יש גישה ל-</w:t>
-            </w:r>
-            <w:r>
-              <w:rPr>
-                <w:rFonts w:cs="Arial"/>
-                <w:i/>
-              </w:rPr>
-              <w:t>A</w:t>
-            </w:r>
-            <w:r>
-              <w:rPr>
-                <w:rFonts w:cs="Arial"/>
-                <w:i/>
-                <w:rtl/>
-              </w:rPr>
-              <w:t xml:space="preserve"> </w:t>
-            </w:r>
-            <w:r>
-              <w:rPr>
-                <w:rFonts w:cs="Arial" w:hint="cs"/>
-                <w:i/>
-                <w:rtl/>
-              </w:rPr>
-              <w:t>בכל</w:t>
-            </w:r>
-            <w:r>
-              <w:rPr>
-                <w:rFonts w:cs="Arial"/>
-                <w:i/>
-                <w:rtl/>
-              </w:rPr>
-              <w:t xml:space="preserve"> </w:t>
-            </w:r>
-            <w:proofErr w:type="spellStart"/>
-            <w:r>
-              <w:rPr>
-                <w:rFonts w:cs="Arial" w:hint="cs"/>
-                <w:i/>
-                <w:rtl/>
-              </w:rPr>
-              <w:t>איטרציה</w:t>
-            </w:r>
-            <w:proofErr w:type="spellEnd"/>
-            <w:r>
-              <w:rPr>
-                <w:rFonts w:cs="Arial" w:hint="cs"/>
-                <w:i/>
-                <w:rtl/>
-              </w:rPr>
-              <w:t>,</w:t>
-            </w:r>
-            <w:r>
-              <w:rPr>
-                <w:rFonts w:cs="Arial" w:hint="cs"/>
-                <w:i/>
-                <w:rtl/>
-              </w:rPr>
-              <w:t xml:space="preserve"> </w:t>
-            </w:r>
-            <w:r>
-              <w:rPr>
-                <w:rFonts w:cs="Arial" w:hint="cs"/>
-                <w:i/>
-                <w:rtl/>
-              </w:rPr>
-              <w:t>כל</w:t>
-            </w:r>
-            <w:r>
-              <w:rPr>
-                <w:rFonts w:cs="Arial"/>
-                <w:i/>
-                <w:rtl/>
-              </w:rPr>
-              <w:t xml:space="preserve"> </w:t>
-            </w:r>
-            <w:r>
-              <w:rPr>
-                <w:rFonts w:cs="Arial" w:hint="cs"/>
-                <w:i/>
-                <w:rtl/>
-              </w:rPr>
-              <w:t>בלוק</w:t>
-            </w:r>
-            <w:r>
-              <w:rPr>
-                <w:rFonts w:cs="Arial"/>
-                <w:i/>
-                <w:rtl/>
-              </w:rPr>
-              <w:t xml:space="preserve"> </w:t>
-            </w:r>
-            <w:r>
-              <w:rPr>
-                <w:rFonts w:cs="Arial" w:hint="cs"/>
-                <w:i/>
-                <w:rtl/>
-              </w:rPr>
-              <w:t>של</w:t>
-            </w:r>
-            <w:r>
-              <w:rPr>
-                <w:rFonts w:cs="Arial"/>
-                <w:i/>
-                <w:rtl/>
-              </w:rPr>
-              <w:t xml:space="preserve"> </w:t>
-            </w:r>
-            <w:r>
-              <w:rPr>
-                <w:i/>
-              </w:rPr>
-              <w:t>A</w:t>
-            </w:r>
-            <w:r>
-              <w:rPr>
-                <w:rFonts w:cs="Arial"/>
-                <w:i/>
-                <w:rtl/>
-              </w:rPr>
-              <w:t xml:space="preserve"> </w:t>
-            </w:r>
-            <w:r>
-              <w:rPr>
-                <w:rFonts w:cs="Arial" w:hint="cs"/>
-                <w:i/>
-                <w:rtl/>
-              </w:rPr>
-              <w:t>מכיל</w:t>
-            </w:r>
-            <w:r>
-              <w:rPr>
-                <w:rFonts w:cs="Arial"/>
-                <w:i/>
-                <w:rtl/>
-              </w:rPr>
-              <w:t xml:space="preserve"> 16 </w:t>
-            </w:r>
-            <w:r>
-              <w:rPr>
-                <w:rFonts w:cs="Arial" w:hint="cs"/>
-                <w:i/>
-                <w:rtl/>
-              </w:rPr>
-              <w:t>איברים</w:t>
-            </w:r>
-            <w:r>
-              <w:rPr>
-                <w:rFonts w:cs="Arial"/>
-                <w:i/>
-                <w:rtl/>
-              </w:rPr>
-              <w:t xml:space="preserve">, </w:t>
-            </w:r>
-            <w:r>
-              <w:rPr>
-                <w:rFonts w:cs="Arial" w:hint="cs"/>
-                <w:i/>
-                <w:rtl/>
-              </w:rPr>
-              <w:t>ולכן</w:t>
-            </w:r>
-            <w:r>
-              <w:rPr>
-                <w:rFonts w:cs="Arial"/>
-                <w:i/>
-                <w:rtl/>
-              </w:rPr>
-              <w:t xml:space="preserve"> </w:t>
-            </w:r>
-            <w:r>
-              <w:rPr>
-                <w:rFonts w:cs="Arial" w:hint="cs"/>
-                <w:i/>
-                <w:rtl/>
-              </w:rPr>
-              <w:t>יש</w:t>
-            </w:r>
-            <w:r>
-              <w:rPr>
-                <w:rFonts w:cs="Arial"/>
-                <w:i/>
-                <w:rtl/>
-              </w:rPr>
-              <w:t xml:space="preserve"> </w:t>
+              <w:t xml:space="preserve">סך הכל: 2 </w:t>
             </w:r>
             <w:r>
               <w:rPr>
@@ -4588,429 +5020,11 @@
             </w:r>
             <w:r>
               <w:rPr>
-                <w:rFonts w:cs="Arial"/>
-                <w:i/>
-                <w:rtl/>
-              </w:rPr>
-              <w:t xml:space="preserve"> </w:t>
-            </w:r>
-            <w:r>
-              <w:rPr>
-                <w:rFonts w:cs="Arial" w:hint="cs"/>
-                <w:i/>
-                <w:rtl/>
-              </w:rPr>
-              <w:t>אחד</w:t>
-            </w:r>
-            <w:r>
-              <w:rPr>
-                <w:rFonts w:cs="Arial"/>
-                <w:i/>
-                <w:rtl/>
-              </w:rPr>
-              <w:t xml:space="preserve"> </w:t>
-            </w:r>
-            <w:r>
-              <w:rPr>
-                <w:rFonts w:cs="Arial" w:hint="cs"/>
-                <w:i/>
-                <w:rtl/>
-              </w:rPr>
-              <w:t>על</w:t>
-            </w:r>
-            <w:r>
-              <w:rPr>
-                <w:rFonts w:cs="Arial"/>
-                <w:i/>
-                <w:rtl/>
-              </w:rPr>
-              <w:t xml:space="preserve"> </w:t>
-            </w:r>
-            <w:r>
-              <w:rPr>
-                <w:rFonts w:cs="Arial" w:hint="cs"/>
-                <w:i/>
-                <w:rtl/>
-              </w:rPr>
-              <w:t>כל</w:t>
-            </w:r>
-            <w:r>
-              <w:rPr>
-                <w:rFonts w:cs="Arial"/>
-                <w:i/>
-                <w:rtl/>
-              </w:rPr>
-              <w:t xml:space="preserve"> 16 </w:t>
-            </w:r>
-            <w:r>
-              <w:rPr>
-                <w:rFonts w:cs="Arial" w:hint="cs"/>
-                <w:i/>
-                <w:rtl/>
-              </w:rPr>
-              <w:t>גישות</w:t>
-            </w:r>
-            <w:r>
-              <w:rPr>
-                <w:rFonts w:cs="Arial" w:hint="cs"/>
-                <w:i/>
-                <w:rtl/>
-              </w:rPr>
-              <w:t>.</w:t>
-            </w:r>
-            <w:r>
-              <w:rPr>
-                <w:rFonts w:cs="Arial"/>
-                <w:i/>
-                <w:rtl/>
-              </w:rPr>
-              <w:br/>
-            </w:r>
-            <w:r>
-              <w:rPr>
-                <w:rFonts w:cs="Arial"/>
-                <w:i/>
-                <w:rtl/>
-              </w:rPr>
-              <w:t>ל־</w:t>
-            </w:r>
-            <w:r>
-              <w:rPr>
-                <w:i/>
-              </w:rPr>
-              <w:t>B</w:t>
-            </w:r>
-            <w:r>
-              <w:rPr>
-                <w:rFonts w:cs="Arial"/>
-                <w:i/>
-                <w:rtl/>
-              </w:rPr>
-              <w:t xml:space="preserve"> ניגשים רק עבור אינדקסים זוגיים</w:t>
-            </w:r>
-            <w:r>
-              <w:rPr>
-                <w:rFonts w:cs="Arial" w:hint="cs"/>
-                <w:i/>
-                <w:rtl/>
-              </w:rPr>
-              <w:t xml:space="preserve">, </w:t>
-            </w:r>
-            <w:r>
-              <w:rPr>
-                <w:rFonts w:cs="Arial"/>
-                <w:i/>
-                <w:rtl/>
-              </w:rPr>
-              <w:t xml:space="preserve">גם כאן כל הגישות האלה נמצאות באותו בלוק של </w:t>
-            </w:r>
-            <w:r>
-              <w:rPr>
-                <w:i/>
-              </w:rPr>
-              <w:t>B</w:t>
-            </w:r>
-            <w:r>
-              <w:rPr>
-                <w:rFonts w:cs="Arial"/>
-                <w:i/>
-                <w:rtl/>
-              </w:rPr>
-              <w:t xml:space="preserve">, לכן יש </w:t>
-            </w:r>
-            <w:r>
-              <w:rPr>
-                <w:i/>
-              </w:rPr>
-              <w:t>miss</w:t>
-            </w:r>
-            <w:r>
-              <w:rPr>
-                <w:rFonts w:cs="Arial"/>
-                <w:i/>
-                <w:rtl/>
-              </w:rPr>
-              <w:t xml:space="preserve"> אחד </w:t>
-            </w:r>
-            <w:r>
-              <w:rPr>
-                <w:rFonts w:cs="Arial" w:hint="cs"/>
-                <w:i/>
-                <w:rtl/>
-              </w:rPr>
-              <w:t>לכל</w:t>
-            </w:r>
-            <w:r>
-              <w:rPr>
-                <w:rFonts w:cs="Arial"/>
-                <w:i/>
-                <w:rtl/>
-              </w:rPr>
-              <w:t xml:space="preserve"> 8 גישות ל־</w:t>
-            </w:r>
-            <w:r>
-              <w:rPr>
-                <w:i/>
-              </w:rPr>
-              <w:t>B</w:t>
-            </w:r>
-            <w:r>
-              <w:rPr>
-                <w:rFonts w:cs="Arial"/>
-                <w:i/>
-                <w:rtl/>
-              </w:rPr>
-              <w:t>.</w:t>
-            </w:r>
-            <w:r>
-              <w:rPr>
-                <w:rFonts w:cs="Arial" w:hint="cs"/>
-                <w:i/>
-                <w:rtl/>
-              </w:rPr>
-              <w:t xml:space="preserve"> </w:t>
-            </w:r>
-            <w:r>
-              <w:rPr>
-                <w:rFonts w:cs="Arial"/>
-                <w:i/>
-                <w:rtl/>
-              </w:rPr>
-              <w:br/>
-            </w:r>
-            <w:r>
-              <w:rPr>
-                <w:rFonts w:cs="Arial" w:hint="cs"/>
-                <w:i/>
-                <w:rtl/>
-              </w:rPr>
-              <w:t xml:space="preserve">בכל 16 </w:t>
-            </w:r>
-            <w:proofErr w:type="spellStart"/>
-            <w:r>
-              <w:rPr>
-                <w:rFonts w:cs="Arial" w:hint="cs"/>
-                <w:i/>
-                <w:rtl/>
-              </w:rPr>
-              <w:t>איטרציות</w:t>
-            </w:r>
-            <w:proofErr w:type="spellEnd"/>
-            <w:r>
-              <w:rPr>
-                <w:rFonts w:cs="Arial" w:hint="cs"/>
-                <w:i/>
-                <w:rtl/>
-              </w:rPr>
-              <w:t xml:space="preserve"> </w:t>
-            </w:r>
-            <w:r>
-              <w:rPr>
-                <w:rFonts w:cs="Arial" w:hint="cs"/>
-                <w:i/>
-                <w:rtl/>
-              </w:rPr>
-              <w:t xml:space="preserve">של הלולאה, </w:t>
-            </w:r>
-            <w:r>
-              <w:rPr>
-                <w:rFonts w:cs="Arial" w:hint="cs"/>
-                <w:i/>
-                <w:rtl/>
-              </w:rPr>
-              <w:t>יש 16 גישות ל</w:t>
-            </w:r>
-            <w:r>
-              <w:rPr>
-                <w:rFonts w:cs="Arial"/>
-                <w:i/>
-              </w:rPr>
-              <w:t>A</w:t>
-            </w:r>
-            <w:r>
-              <w:rPr>
-                <w:rFonts w:cs="Arial" w:hint="cs"/>
-                <w:i/>
-                <w:rtl/>
-              </w:rPr>
-              <w:t xml:space="preserve"> ו8 גישות ל</w:t>
-            </w:r>
-            <w:r>
-              <w:rPr>
-                <w:rFonts w:cs="Arial"/>
-                <w:i/>
-              </w:rPr>
-              <w:t>B</w:t>
-            </w:r>
-            <w:r>
-              <w:rPr>
-                <w:rFonts w:cs="Arial" w:hint="cs"/>
-                <w:i/>
-                <w:rtl/>
-              </w:rPr>
-              <w:t xml:space="preserve"> (24 גישות בסך </w:t>
-            </w:r>
-            <w:proofErr w:type="spellStart"/>
-            <w:r>
-              <w:rPr>
-                <w:rFonts w:cs="Arial" w:hint="cs"/>
-                <w:i/>
-                <w:rtl/>
-              </w:rPr>
-              <w:t>הכל</w:t>
-            </w:r>
-            <w:proofErr w:type="spellEnd"/>
-            <w:r>
-              <w:rPr>
-                <w:rFonts w:cs="Arial" w:hint="cs"/>
-                <w:i/>
-                <w:rtl/>
-              </w:rPr>
-              <w:t xml:space="preserve">) ולכן בכל 16 </w:t>
-            </w:r>
-            <w:proofErr w:type="spellStart"/>
-            <w:r>
-              <w:rPr>
-                <w:rFonts w:cs="Arial" w:hint="cs"/>
-                <w:i/>
-                <w:rtl/>
-              </w:rPr>
-              <w:t>איטרציות</w:t>
-            </w:r>
-            <w:proofErr w:type="spellEnd"/>
-            <w:r>
-              <w:rPr>
-                <w:rFonts w:cs="Arial" w:hint="cs"/>
-                <w:i/>
-                <w:rtl/>
-              </w:rPr>
-              <w:t xml:space="preserve"> יש </w:t>
-            </w:r>
-            <w:r>
-              <w:rPr>
-                <w:rFonts w:cs="Arial"/>
-                <w:i/>
-              </w:rPr>
-              <w:t>miss</w:t>
-            </w:r>
-            <w:r>
-              <w:rPr>
-                <w:rFonts w:cs="Arial" w:hint="cs"/>
-                <w:i/>
-                <w:rtl/>
-              </w:rPr>
-              <w:t xml:space="preserve"> אחד מ</w:t>
-            </w:r>
-            <w:r>
-              <w:rPr>
-                <w:rFonts w:cs="Arial"/>
-                <w:i/>
-              </w:rPr>
-              <w:t>A</w:t>
-            </w:r>
-            <w:r>
-              <w:rPr>
-                <w:rFonts w:cs="Arial" w:hint="cs"/>
-                <w:i/>
-                <w:rtl/>
-              </w:rPr>
-              <w:t xml:space="preserve"> ו</w:t>
-            </w:r>
-            <w:r>
-              <w:rPr>
-                <w:rFonts w:cs="Arial"/>
-                <w:i/>
-              </w:rPr>
-              <w:t>miss</w:t>
-            </w:r>
-            <w:r>
-              <w:rPr>
-                <w:rFonts w:cs="Arial" w:hint="cs"/>
-                <w:i/>
-                <w:rtl/>
-              </w:rPr>
-              <w:t xml:space="preserve"> אחד מ</w:t>
-            </w:r>
-            <w:r>
-              <w:rPr>
-                <w:rFonts w:cs="Arial"/>
-                <w:i/>
-              </w:rPr>
-              <w:t>B</w:t>
-            </w:r>
-            <w:r>
-              <w:rPr>
-                <w:rFonts w:cs="Arial" w:hint="cs"/>
-                <w:i/>
-                <w:rtl/>
-              </w:rPr>
-              <w:t>.</w:t>
-            </w:r>
-            <w:r>
-              <w:rPr>
-                <w:rFonts w:cs="Arial"/>
-                <w:i/>
-                <w:rtl/>
-              </w:rPr>
-              <w:br/>
-            </w:r>
-            <w:r>
-              <w:rPr>
                 <w:rFonts w:hint="cs"/>
                 <w:i/>
                 <w:rtl/>
               </w:rPr>
-              <w:t xml:space="preserve">סך </w:t>
-            </w:r>
-            <w:proofErr w:type="spellStart"/>
-            <w:r>
-              <w:rPr>
-                <w:rFonts w:hint="cs"/>
-                <w:i/>
-                <w:rtl/>
-              </w:rPr>
-              <w:t>הכל</w:t>
-            </w:r>
-            <w:proofErr w:type="spellEnd"/>
-            <w:r>
-              <w:rPr>
-                <w:rFonts w:hint="cs"/>
-                <w:i/>
-                <w:rtl/>
-              </w:rPr>
-              <w:t xml:space="preserve">: 2 </w:t>
-            </w:r>
-            <w:r>
-              <w:rPr>
-                <w:i/>
-              </w:rPr>
-              <w:t>miss</w:t>
-            </w:r>
-            <w:r>
-              <w:rPr>
-                <w:rFonts w:hint="cs"/>
-                <w:i/>
-                <w:rtl/>
-              </w:rPr>
-              <w:t xml:space="preserve"> על </w:t>
-            </w:r>
-            <w:proofErr w:type="spellStart"/>
-            <w:r>
-              <w:rPr>
-                <w:rFonts w:hint="cs"/>
-                <w:i/>
-                <w:rtl/>
-              </w:rPr>
-              <w:t>על</w:t>
-            </w:r>
-            <w:proofErr w:type="spellEnd"/>
-            <w:r>
-              <w:rPr>
-                <w:rFonts w:hint="cs"/>
-                <w:i/>
-                <w:rtl/>
-              </w:rPr>
-              <w:t xml:space="preserve"> 24 גישות נותן לנו </w:t>
+              <w:t xml:space="preserve"> על על 24 גישות נותן לנו </w:t>
             </w:r>
             <w:r>
               <w:rPr>
@@ -5082,7 +5096,6 @@
               <w:ind w:left="0"/>
               <w:jc w:val="center"/>
               <w:rPr>
-                <w:rFonts w:hint="cs"/>
                 <w:i/>
                 <w:rtl/>
               </w:rPr>
@@ -5234,15 +5247,7 @@
                 <w:i/>
                 <w:rtl/>
               </w:rPr>
-              <w:t xml:space="preserve"> </w:t>
-            </w:r>
-            <w:r>
-              <w:rPr>
-                <w:rFonts w:cs="Arial" w:hint="cs"/>
-                <w:i/>
-                <w:rtl/>
-              </w:rPr>
-              <w:t>מכיוון</w:t>
+              <w:t xml:space="preserve"> מכיוון</w:t>
             </w:r>
             <w:r>
               <w:rPr>
@@ -5562,7 +5567,6 @@
               <w:ind w:left="0"/>
               <w:jc w:val="center"/>
               <w:rPr>
-                <w:rFonts w:hint="cs"/>
                 <w:i/>
                 <w:rtl/>
               </w:rPr>
@@ -5587,7 +5591,6 @@
               <w:ind w:left="0"/>
               <w:jc w:val="center"/>
               <w:rPr>
-                <w:rFonts w:hint="cs"/>
                 <w:i/>
                 <w:rtl/>
               </w:rPr>
@@ -5613,24 +5616,37 @@
               <w:pStyle w:val="a9"/>
               <w:ind w:left="0"/>
               <w:rPr>
+                <w:i/>
+                <w:rtl/>
+              </w:rPr>
+            </w:pPr>
+            <w:r>
+              <w:rPr>
                 <w:rFonts w:hint="cs"/>
                 <w:i/>
                 <w:rtl/>
               </w:rPr>
-            </w:pPr>
+              <w:t xml:space="preserve">עבור </w:t>
+            </w:r>
+            <w:r>
+              <w:rPr>
+                <w:i/>
+              </w:rPr>
+              <w:t>x=32</w:t>
+            </w:r>
             <w:r>
               <w:rPr>
                 <w:rFonts w:hint="cs"/>
                 <w:i/>
                 <w:rtl/>
               </w:rPr>
-              <w:t xml:space="preserve">עבור </w:t>
-            </w:r>
-            <w:r>
-              <w:rPr>
-                <w:i/>
-              </w:rPr>
-              <w:t>x=32</w:t>
+              <w:t xml:space="preserve"> המצב כמעט זהה ל</w:t>
+            </w:r>
+            <w:r>
+              <w:rPr>
+                <w:i/>
+              </w:rPr>
+              <w:t>x=16</w:t>
             </w:r>
             <w:r>
               <w:rPr>
@@ -5638,13 +5654,14 @@
                 <w:i/>
                 <w:rtl/>
               </w:rPr>
-              <w:t xml:space="preserve"> המצב כמעט זהה ל</w:t>
-            </w:r>
-            <w:r>
-              <w:rPr>
-                <w:i/>
-              </w:rPr>
-              <w:t>x=16</w:t>
+              <w:t xml:space="preserve"> אך עם ניצול אפילו יותר גרוע של המטמון.</w:t>
+            </w:r>
+            <w:r>
+              <w:rPr>
+                <w:i/>
+                <w:rtl/>
+              </w:rPr>
+              <w:br/>
             </w:r>
             <w:r>
               <w:rPr>
@@ -5652,7 +5669,51 @@
                 <w:i/>
                 <w:rtl/>
               </w:rPr>
-              <w:t xml:space="preserve"> אך עם ניצול אפילו יותר גרוע של המטמון.</w:t>
+              <w:t xml:space="preserve">גם פה </w:t>
+            </w:r>
+            <w:r>
+              <w:rPr>
+                <w:rFonts w:cs="Arial"/>
+                <w:i/>
+                <w:rtl/>
+              </w:rPr>
+              <w:t>כל גישה ל־</w:t>
+            </w:r>
+            <w:r>
+              <w:rPr>
+                <w:i/>
+              </w:rPr>
+              <w:t>A</w:t>
+            </w:r>
+            <w:r>
+              <w:rPr>
+                <w:rFonts w:cs="Arial"/>
+                <w:i/>
+                <w:rtl/>
+              </w:rPr>
+              <w:t xml:space="preserve"> היא לבלוק חדש שמעולם לא השתמשנו בו קודם</w:t>
+            </w:r>
+            <w:r>
+              <w:rPr>
+                <w:rFonts w:hint="cs"/>
+                <w:i/>
+                <w:rtl/>
+              </w:rPr>
+              <w:t xml:space="preserve"> ולכן תתן </w:t>
+            </w:r>
+            <w:r>
+              <w:rPr>
+                <w:i/>
+              </w:rPr>
+              <w:t>miss</w:t>
+            </w:r>
+            <w:r>
+              <w:rPr>
+                <w:rFonts w:hint="cs"/>
+                <w:i/>
+                <w:rtl/>
+              </w:rPr>
+              <w:t>.</w:t>
             </w:r>
             <w:r>
               <w:rPr>
@@ -5663,11 +5724,39 @@
             </w:r>
             <w:r>
               <w:rPr>
+                <w:rFonts w:cs="Arial"/>
+                <w:i/>
+                <w:rtl/>
+              </w:rPr>
+              <w:t>בנוסף, כל האינדקסים הם זוגיים, ולכן תמיד ניכנס ל־</w:t>
+            </w:r>
+            <w:r>
+              <w:rPr>
+                <w:i/>
+              </w:rPr>
+              <w:t>if</w:t>
+            </w:r>
+            <w:r>
+              <w:rPr>
+                <w:rFonts w:cs="Arial"/>
+                <w:i/>
+                <w:rtl/>
+              </w:rPr>
+              <w:t xml:space="preserve"> וניגש גם ל־</w:t>
+            </w:r>
+            <w:r>
+              <w:rPr>
+                <w:i/>
+              </w:rPr>
+              <w:t>B</w:t>
+            </w:r>
+            <w:r>
+              <w:rPr>
                 <w:rFonts w:hint="cs"/>
                 <w:i/>
                 <w:rtl/>
               </w:rPr>
-              <w:t xml:space="preserve">גם פה </w:t>
+              <w:t xml:space="preserve">, ששם גם כן </w:t>
             </w:r>
             <w:r>
               <w:rPr>
@@ -5675,21 +5764,7 @@
                 <w:i/>
                 <w:rtl/>
               </w:rPr>
-              <w:t>כל גישה ל־</w:t>
-            </w:r>
-            <w:r>
-              <w:rPr>
-                <w:i/>
-              </w:rPr>
-              <w:t>A</w:t>
-            </w:r>
-            <w:r>
-              <w:rPr>
-                <w:rFonts w:cs="Arial"/>
-                <w:i/>
-                <w:rtl/>
-              </w:rPr>
-              <w:t xml:space="preserve"> היא לבלוק חדש שמעולם לא השתמשנו בו קודם</w:t>
+              <w:t>כל גישה היא לבלוק חדש</w:t>
             </w:r>
             <w:r>
               <w:rPr>
@@ -5697,155 +5772,28 @@
                 <w:i/>
                 <w:rtl/>
               </w:rPr>
-              <w:t xml:space="preserve"> ולכן </w:t>
-            </w:r>
-            <w:proofErr w:type="spellStart"/>
+              <w:t xml:space="preserve"> שיתן </w:t>
+            </w:r>
+            <w:r>
+              <w:rPr>
+                <w:i/>
+              </w:rPr>
+              <w:t>miss</w:t>
+            </w:r>
+            <w:r>
+              <w:rPr>
+                <w:i/>
+                <w:rtl/>
+              </w:rPr>
+              <w:br/>
+            </w:r>
             <w:r>
               <w:rPr>
                 <w:rFonts w:hint="cs"/>
                 <w:i/>
                 <w:rtl/>
               </w:rPr>
-              <w:t>תתן</w:t>
-            </w:r>
-            <w:proofErr w:type="spellEnd"/>
-            <w:r>
-              <w:rPr>
-                <w:rFonts w:hint="cs"/>
-                <w:i/>
-                <w:rtl/>
-              </w:rPr>
-              <w:t xml:space="preserve"> </w:t>
-            </w:r>
-            <w:r>
-              <w:rPr>
-                <w:i/>
-              </w:rPr>
-              <w:t>miss</w:t>
-            </w:r>
-            <w:r>
-              <w:rPr>
-                <w:rFonts w:hint="cs"/>
-                <w:i/>
-                <w:rtl/>
-              </w:rPr>
-              <w:t>.</w:t>
-            </w:r>
-            <w:r>
-              <w:rPr>
-                <w:i/>
-                <w:rtl/>
-              </w:rPr>
-              <w:br/>
-            </w:r>
-            <w:r>
-              <w:rPr>
-                <w:rFonts w:cs="Arial"/>
-                <w:i/>
-                <w:rtl/>
-              </w:rPr>
-              <w:t>בנוסף, כל האינדקסים הם זוגיים, ולכן תמיד ניכנס ל־</w:t>
-            </w:r>
-            <w:r>
-              <w:rPr>
-                <w:i/>
-              </w:rPr>
-              <w:t>if</w:t>
-            </w:r>
-            <w:r>
-              <w:rPr>
-                <w:rFonts w:cs="Arial"/>
-                <w:i/>
-                <w:rtl/>
-              </w:rPr>
-              <w:t xml:space="preserve"> וניגש גם ל־</w:t>
-            </w:r>
-            <w:r>
-              <w:rPr>
-                <w:i/>
-              </w:rPr>
-              <w:t>B</w:t>
-            </w:r>
-            <w:r>
-              <w:rPr>
-                <w:rFonts w:hint="cs"/>
-                <w:i/>
-                <w:rtl/>
-              </w:rPr>
-              <w:t xml:space="preserve">, ששם גם כן </w:t>
-            </w:r>
-            <w:r>
-              <w:rPr>
-                <w:rFonts w:cs="Arial"/>
-                <w:i/>
-                <w:rtl/>
-              </w:rPr>
-              <w:t>כל גישה היא לבלוק חדש</w:t>
-            </w:r>
-            <w:r>
-              <w:rPr>
-                <w:rFonts w:hint="cs"/>
-                <w:i/>
-                <w:rtl/>
-              </w:rPr>
-              <w:t xml:space="preserve"> </w:t>
-            </w:r>
-            <w:proofErr w:type="spellStart"/>
-            <w:r>
-              <w:rPr>
-                <w:rFonts w:hint="cs"/>
-                <w:i/>
-                <w:rtl/>
-              </w:rPr>
-              <w:t>שיתן</w:t>
-            </w:r>
-            <w:proofErr w:type="spellEnd"/>
-            <w:r>
-              <w:rPr>
-                <w:rFonts w:hint="cs"/>
-                <w:i/>
-                <w:rtl/>
-              </w:rPr>
-              <w:t xml:space="preserve"> </w:t>
-            </w:r>
-            <w:r>
-              <w:rPr>
-                <w:i/>
-              </w:rPr>
-              <w:t>miss</w:t>
-            </w:r>
-            <w:r>
-              <w:rPr>
-                <w:i/>
-                <w:rtl/>
-              </w:rPr>
-              <w:br/>
-            </w:r>
-            <w:r>
-              <w:rPr>
-                <w:rFonts w:hint="cs"/>
-                <w:i/>
-                <w:rtl/>
-              </w:rPr>
-              <w:t xml:space="preserve">סך </w:t>
-            </w:r>
-            <w:proofErr w:type="spellStart"/>
-            <w:r>
-              <w:rPr>
-                <w:rFonts w:hint="cs"/>
-                <w:i/>
-                <w:rtl/>
-              </w:rPr>
-              <w:t>הכל</w:t>
-            </w:r>
-            <w:proofErr w:type="spellEnd"/>
-            <w:r>
-              <w:rPr>
-                <w:rFonts w:hint="cs"/>
-                <w:i/>
-                <w:rtl/>
-              </w:rPr>
-              <w:t xml:space="preserve"> </w:t>
+              <w:t xml:space="preserve">סך הכל </w:t>
             </w:r>
             <w:r>
               <w:rPr>
@@ -5888,7 +5836,6 @@
               <w:ind w:left="0"/>
               <w:jc w:val="center"/>
               <w:rPr>
-                <w:rFonts w:hint="cs"/>
                 <w:i/>
                 <w:rtl/>
               </w:rPr>
@@ -5913,7 +5860,6 @@
               <w:ind w:left="0"/>
               <w:jc w:val="center"/>
               <w:rPr>
-                <w:rFonts w:hint="cs"/>
                 <w:i/>
                 <w:rtl/>
               </w:rPr>
@@ -5939,24 +5885,39 @@
               <w:pStyle w:val="a9"/>
               <w:ind w:left="0"/>
               <w:rPr>
+                <w:rFonts w:ascii="Aptos" w:eastAsia="Aptos" w:hAnsi="Aptos" w:cs="Arial"/>
+                <w:i/>
+              </w:rPr>
+            </w:pPr>
+            <w:r>
+              <w:rPr>
                 <w:rFonts w:ascii="Aptos" w:eastAsia="Aptos" w:hAnsi="Aptos" w:cs="Arial" w:hint="cs"/>
                 <w:i/>
-              </w:rPr>
-            </w:pPr>
+                <w:rtl/>
+              </w:rPr>
+              <w:t xml:space="preserve">ניתן בקלות לשים לב שזוהי גם כפולה של 16 ולכן גם היא תסבול מאותן הבעיות של </w:t>
+            </w:r>
+            <w:r>
+              <w:rPr>
+                <w:rFonts w:ascii="Aptos" w:eastAsia="Aptos" w:hAnsi="Aptos" w:cs="Arial"/>
+                <w:i/>
+              </w:rPr>
+              <w:t>x=16</w:t>
+            </w:r>
             <w:r>
               <w:rPr>
                 <w:rFonts w:ascii="Aptos" w:eastAsia="Aptos" w:hAnsi="Aptos" w:cs="Arial" w:hint="cs"/>
                 <w:i/>
                 <w:rtl/>
               </w:rPr>
-              <w:t xml:space="preserve">ניתן בקלות לשים לב שזוהי גם כפולה של 16 ולכן גם היא תסבול מאותן הבעיות של </w:t>
+              <w:t xml:space="preserve"> ו</w:t>
             </w:r>
             <w:r>
               <w:rPr>
                 <w:rFonts w:ascii="Aptos" w:eastAsia="Aptos" w:hAnsi="Aptos" w:cs="Arial"/>
                 <w:i/>
               </w:rPr>
-              <w:t>x=16</w:t>
+              <w:t>x=32</w:t>
             </w:r>
             <w:r>
               <w:rPr>
@@ -5964,14 +5925,14 @@
                 <w:i/>
                 <w:rtl/>
               </w:rPr>
-              <w:t xml:space="preserve"> ו</w:t>
+              <w:t>. מכיוון שכל גישה ל</w:t>
             </w:r>
             <w:r>
               <w:rPr>
                 <w:rFonts w:ascii="Aptos" w:eastAsia="Aptos" w:hAnsi="Aptos" w:cs="Arial"/>
                 <w:i/>
               </w:rPr>
-              <w:t>x=32</w:t>
+              <w:t>A</w:t>
             </w:r>
             <w:r>
               <w:rPr>
@@ -5979,14 +5940,14 @@
                 <w:i/>
                 <w:rtl/>
               </w:rPr>
-              <w:t>. מכיוון שכל גישה ל</w:t>
+              <w:t xml:space="preserve"> או ל</w:t>
             </w:r>
             <w:r>
               <w:rPr>
                 <w:rFonts w:ascii="Aptos" w:eastAsia="Aptos" w:hAnsi="Aptos" w:cs="Arial"/>
                 <w:i/>
               </w:rPr>
-              <w:t>A</w:t>
+              <w:t>B</w:t>
             </w:r>
             <w:r>
               <w:rPr>
@@ -5994,58 +5955,7 @@
                 <w:i/>
                 <w:rtl/>
               </w:rPr>
-              <w:t xml:space="preserve"> או ל</w:t>
-            </w:r>
-            <w:r>
-              <w:rPr>
-                <w:rFonts w:ascii="Aptos" w:eastAsia="Aptos" w:hAnsi="Aptos" w:cs="Arial"/>
-                <w:i/>
-              </w:rPr>
-              <w:t>B</w:t>
-            </w:r>
-            <w:r>
-              <w:rPr>
-                <w:rFonts w:ascii="Aptos" w:eastAsia="Aptos" w:hAnsi="Aptos" w:cs="Arial" w:hint="cs"/>
-                <w:i/>
-                <w:rtl/>
-              </w:rPr>
-              <w:t xml:space="preserve"> היא בהכרח לבלוק חדש שלא </w:t>
-            </w:r>
-            <w:proofErr w:type="spellStart"/>
-            <w:r>
-              <w:rPr>
-                <w:rFonts w:ascii="Aptos" w:eastAsia="Aptos" w:hAnsi="Aptos" w:cs="Arial" w:hint="cs"/>
-                <w:i/>
-                <w:rtl/>
-              </w:rPr>
-              <w:t>שומש</w:t>
-            </w:r>
-            <w:proofErr w:type="spellEnd"/>
-            <w:r>
-              <w:rPr>
-                <w:rFonts w:ascii="Aptos" w:eastAsia="Aptos" w:hAnsi="Aptos" w:cs="Arial" w:hint="cs"/>
-                <w:i/>
-                <w:rtl/>
-              </w:rPr>
-              <w:t xml:space="preserve"> קודם כל גישה כזאת </w:t>
-            </w:r>
-            <w:proofErr w:type="spellStart"/>
-            <w:r>
-              <w:rPr>
-                <w:rFonts w:ascii="Aptos" w:eastAsia="Aptos" w:hAnsi="Aptos" w:cs="Arial" w:hint="cs"/>
-                <w:i/>
-                <w:rtl/>
-              </w:rPr>
-              <w:t>תתן</w:t>
-            </w:r>
-            <w:proofErr w:type="spellEnd"/>
-            <w:r>
-              <w:rPr>
-                <w:rFonts w:ascii="Aptos" w:eastAsia="Aptos" w:hAnsi="Aptos" w:cs="Arial" w:hint="cs"/>
-                <w:i/>
-                <w:rtl/>
-              </w:rPr>
-              <w:t xml:space="preserve"> </w:t>
+              <w:t xml:space="preserve"> היא בהכרח לבלוק חדש שלא שומש קודם כל גישה כזאת תתן </w:t>
             </w:r>
             <w:r>
               <w:rPr>
@@ -6098,7 +6008,6 @@
               <w:ind w:left="0"/>
               <w:jc w:val="center"/>
               <w:rPr>
-                <w:rFonts w:hint="cs"/>
                 <w:i/>
                 <w:rtl/>
               </w:rPr>
@@ -6140,15 +6049,6 @@
     <w:p>
       <w:pPr>
         <w:rPr>
-          <w:rFonts w:asciiTheme="minorBidi" w:hAnsiTheme="minorBidi" w:hint="cs"/>
-          <w:i/>
-          <w:rtl/>
-        </w:rPr>
-      </w:pPr>
-    </w:p>
-    <w:p>
-      <w:pPr>
-        <w:rPr>
           <w:i/>
           <w:rtl/>
         </w:rPr>
@@ -6215,7 +6115,6 @@
               <w:ind w:left="0"/>
               <w:jc w:val="center"/>
               <w:rPr>
-                <w:rFonts w:hint="cs"/>
                 <w:b/>
                 <w:bCs/>
                 <w:rtl/>
@@ -6245,7 +6144,6 @@
               <w:ind w:left="0"/>
               <w:jc w:val="center"/>
               <w:rPr>
-                <w:rFonts w:hint="cs"/>
                 <w:rtl/>
               </w:rPr>
             </w:pPr>
@@ -6275,7 +6173,6 @@
               <w:ind w:left="0"/>
               <w:jc w:val="center"/>
               <w:rPr>
-                <w:rFonts w:hint="cs"/>
                 <w:rtl/>
               </w:rPr>
             </w:pPr>
@@ -6404,7 +6301,6 @@
       <w:pPr>
         <w:pStyle w:val="a9"/>
         <w:rPr>
-          <w:rFonts w:hint="cs"/>
           <w:i/>
           <w:rtl/>
         </w:rPr>
@@ -6431,7 +6327,6 @@
       <w:pPr>
         <w:pStyle w:val="a9"/>
         <w:rPr>
-          <w:rFonts w:hint="cs"/>
           <w:i/>
           <w:rtl/>
         </w:rPr>
